--- a/docs/operations/go-live-and-hypercare-plan.docx
+++ b/docs/operations/go-live-and-hypercare-plan.docx
@@ -68,6 +68,212 @@
         <w:jc w:val="start"/>
       </w:tblPr>
       <w:tblGrid>
+        <w:gridCol w:w="1584"/>
+        <w:gridCol w:w="1584"/>
+        <w:gridCol w:w="1584"/>
+        <w:gridCol w:w="1584"/>
+        <w:gridCol w:w="1584"/>
+      </w:tblGrid>
+      <w:tr>
+        <w:trPr>
+          <w:tblHeader w:val="true"/>
+          <w:tblHeader w:val="true"/>
+        </w:trPr>
+        <w:tc>
+          <w:tcPr>
+            <w:shd w:val="clear" w:color="auto" w:fill="213368"/>
+          </w:tcPr>
+          <w:p>
+            <w:pPr>
+              <w:pStyle w:val="Compact"/>
+              <w:spacing w:before="20" w:after="20"/>
+              <w:jc w:val="left"/>
+            </w:pPr>
+            <w:r>
+              <w:rPr>
+                <w:b/>
+                <w:color w:val="FFFFFF"/>
+                <w:sz w:val="17"/>
+              </w:rPr>
+              <w:t xml:space="preserve">Document</w:t>
+            </w:r>
+          </w:p>
+        </w:tc>
+        <w:tc>
+          <w:tcPr>
+            <w:shd w:val="clear" w:color="auto" w:fill="213368"/>
+          </w:tcPr>
+          <w:p>
+            <w:pPr>
+              <w:pStyle w:val="Compact"/>
+              <w:spacing w:before="20" w:after="20"/>
+              <w:jc w:val="left"/>
+            </w:pPr>
+            <w:r>
+              <w:rPr>
+                <w:b/>
+                <w:color w:val="FFFFFF"/>
+                <w:sz w:val="17"/>
+              </w:rPr>
+              <w:t xml:space="preserve">Version</w:t>
+            </w:r>
+          </w:p>
+        </w:tc>
+        <w:tc>
+          <w:tcPr>
+            <w:shd w:val="clear" w:color="auto" w:fill="213368"/>
+          </w:tcPr>
+          <w:p>
+            <w:pPr>
+              <w:pStyle w:val="Compact"/>
+              <w:spacing w:before="20" w:after="20"/>
+              <w:jc w:val="left"/>
+            </w:pPr>
+            <w:r>
+              <w:rPr>
+                <w:b/>
+                <w:color w:val="FFFFFF"/>
+                <w:sz w:val="17"/>
+              </w:rPr>
+              <w:t xml:space="preserve">Date</w:t>
+            </w:r>
+          </w:p>
+        </w:tc>
+        <w:tc>
+          <w:tcPr>
+            <w:shd w:val="clear" w:color="auto" w:fill="213368"/>
+          </w:tcPr>
+          <w:p>
+            <w:pPr>
+              <w:pStyle w:val="Compact"/>
+              <w:spacing w:before="20" w:after="20"/>
+              <w:jc w:val="left"/>
+            </w:pPr>
+            <w:r>
+              <w:rPr>
+                <w:b/>
+                <w:color w:val="FFFFFF"/>
+                <w:sz w:val="17"/>
+              </w:rPr>
+              <w:t xml:space="preserve">Owner</w:t>
+            </w:r>
+          </w:p>
+        </w:tc>
+        <w:tc>
+          <w:tcPr>
+            <w:shd w:val="clear" w:color="auto" w:fill="213368"/>
+          </w:tcPr>
+          <w:p>
+            <w:pPr>
+              <w:pStyle w:val="Compact"/>
+              <w:spacing w:before="20" w:after="20"/>
+              <w:jc w:val="left"/>
+            </w:pPr>
+            <w:r>
+              <w:rPr>
+                <w:b/>
+                <w:color w:val="FFFFFF"/>
+                <w:sz w:val="17"/>
+              </w:rPr>
+              <w:t xml:space="preserve">Status</w:t>
+            </w:r>
+          </w:p>
+        </w:tc>
+      </w:tr>
+      <w:tr>
+        <w:tc>
+          <w:tcPr/>
+          <w:p>
+            <w:pPr>
+              <w:pStyle w:val="Compact"/>
+              <w:spacing w:before="20" w:after="20"/>
+              <w:jc w:val="left"/>
+            </w:pPr>
+            <w:r>
+              <w:rPr>
+                <w:sz w:val="17"/>
+              </w:rPr>
+              <w:t xml:space="preserve">Go-Live and Hypercare Plan</w:t>
+            </w:r>
+          </w:p>
+        </w:tc>
+        <w:tc>
+          <w:tcPr>
+            <w:noWrap/>
+          </w:tcPr>
+          <w:p>
+            <w:pPr>
+              <w:pStyle w:val="Compact"/>
+              <w:spacing w:before="20" w:after="20"/>
+              <w:jc w:val="left"/>
+            </w:pPr>
+            <w:r>
+              <w:rPr>
+                <w:sz w:val="17"/>
+              </w:rPr>
+              <w:t xml:space="preserve">1.0</w:t>
+            </w:r>
+          </w:p>
+        </w:tc>
+        <w:tc>
+          <w:tcPr/>
+          <w:p>
+            <w:pPr>
+              <w:pStyle w:val="Compact"/>
+              <w:spacing w:before="20" w:after="20"/>
+              <w:jc w:val="left"/>
+            </w:pPr>
+            <w:r>
+              <w:rPr>
+                <w:sz w:val="17"/>
+              </w:rPr>
+              <w:t xml:space="preserve">07 October 2026</w:t>
+            </w:r>
+          </w:p>
+        </w:tc>
+        <w:tc>
+          <w:tcPr/>
+          <w:p>
+            <w:pPr>
+              <w:pStyle w:val="Compact"/>
+              <w:spacing w:before="20" w:after="20"/>
+              <w:jc w:val="left"/>
+            </w:pPr>
+            <w:r>
+              <w:rPr>
+                <w:sz w:val="17"/>
+              </w:rPr>
+              <w:t xml:space="preserve">iorta TechNXT Delivery Lead (cutover manager); TASCO Product Owner (business go-live owner)</w:t>
+            </w:r>
+          </w:p>
+        </w:tc>
+        <w:tc>
+          <w:tcPr/>
+          <w:p>
+            <w:pPr>
+              <w:pStyle w:val="Compact"/>
+              <w:spacing w:before="20" w:after="20"/>
+              <w:jc w:val="left"/>
+            </w:pPr>
+            <w:r>
+              <w:rPr>
+                <w:sz w:val="17"/>
+              </w:rPr>
+              <w:t xml:space="preserve">Issued for submission</w:t>
+            </w:r>
+          </w:p>
+        </w:tc>
+      </w:tr>
+    </w:tbl>
+    <w:p/>
+    <w:tbl>
+      <w:tblPr>
+        <w:tblStyle w:val="Table"/>
+        <w:tblW w:type="pct" w:w="5000"/>
+        <w:tblLook w:firstRow="1" w:lastRow="0" w:firstColumn="0" w:lastColumn="0" w:noHBand="0" w:noVBand="0" w:val="0020"/>
+        <w:jc w:val="start"/>
+      </w:tblPr>
+      <w:tblGrid>
         <w:gridCol w:w="3960"/>
         <w:gridCol w:w="3960"/>
       </w:tblGrid>
@@ -83,12 +289,14 @@
           <w:p>
             <w:pPr>
               <w:pStyle w:val="Compact"/>
+              <w:spacing w:before="20" w:after="20"/>
               <w:jc w:val="left"/>
             </w:pPr>
             <w:r>
               <w:rPr>
                 <w:b/>
                 <w:color w:val="FFFFFF"/>
+                <w:sz w:val="18"/>
               </w:rPr>
               <w:t xml:space="preserve">Item</w:t>
             </w:r>
@@ -101,12 +309,14 @@
           <w:p>
             <w:pPr>
               <w:pStyle w:val="Compact"/>
+              <w:spacing w:before="20" w:after="20"/>
               <w:jc w:val="left"/>
             </w:pPr>
             <w:r>
               <w:rPr>
                 <w:b/>
                 <w:color w:val="FFFFFF"/>
+                <w:sz w:val="18"/>
               </w:rPr>
               <w:t xml:space="preserve">Value</w:t>
             </w:r>
@@ -119,22 +329,30 @@
           <w:p>
             <w:pPr>
               <w:pStyle w:val="Compact"/>
-              <w:jc w:val="left"/>
-            </w:pPr>
-            <w:r>
-              <w:t xml:space="preserve">Owner</w:t>
-            </w:r>
-          </w:p>
-        </w:tc>
-        <w:tc>
-          <w:tcPr/>
-          <w:p>
-            <w:pPr>
-              <w:pStyle w:val="Compact"/>
-              <w:jc w:val="left"/>
-            </w:pPr>
-            <w:r>
-              <w:t xml:space="preserve">iorta TechNXT Delivery Lead (cutover manager); TASCO Product Owner (business go-live owner)</w:t>
+              <w:spacing w:before="20" w:after="20"/>
+              <w:jc w:val="left"/>
+            </w:pPr>
+            <w:r>
+              <w:rPr>
+                <w:sz w:val="18"/>
+              </w:rPr>
+              <w:t xml:space="preserve">Decision body</w:t>
+            </w:r>
+          </w:p>
+        </w:tc>
+        <w:tc>
+          <w:tcPr/>
+          <w:p>
+            <w:pPr>
+              <w:pStyle w:val="Compact"/>
+              <w:spacing w:before="20" w:after="20"/>
+              <w:jc w:val="left"/>
+            </w:pPr>
+            <w:r>
+              <w:rPr>
+                <w:sz w:val="18"/>
+              </w:rPr>
+              <w:t xml:space="preserve">Steering Committee (go/no-go G3); CAB (production changes)</w:t>
             </w:r>
           </w:p>
         </w:tc>
@@ -145,38 +363,19 @@
           <w:p>
             <w:pPr>
               <w:pStyle w:val="Compact"/>
-              <w:jc w:val="left"/>
-            </w:pPr>
-            <w:r>
-              <w:t xml:space="preserve">Decision body</w:t>
-            </w:r>
-          </w:p>
-        </w:tc>
-        <w:tc>
-          <w:tcPr/>
-          <w:p>
-            <w:pPr>
-              <w:pStyle w:val="Compact"/>
-              <w:jc w:val="left"/>
-            </w:pPr>
-            <w:r>
-              <w:t xml:space="preserve">Steering Committee (go/no-go G3); CAB (production changes)</w:t>
-            </w:r>
-          </w:p>
-        </w:tc>
-      </w:tr>
-      <w:tr>
-        <w:tc>
-          <w:tcPr/>
-          <w:p>
-            <w:pPr>
-              <w:pStyle w:val="Compact"/>
-              <w:jc w:val="left"/>
-            </w:pPr>
-            <w:r>
-              <w:t xml:space="preserve">Dates (indicative, per</w:t>
-            </w:r>
-            <w:r>
+              <w:spacing w:before="20" w:after="20"/>
+              <w:jc w:val="left"/>
+            </w:pPr>
+            <w:r>
+              <w:rPr>
+                <w:sz w:val="18"/>
+              </w:rPr>
+              <w:t xml:space="preserve">Dates (indicative, per the</w:t>
+            </w:r>
+            <w:r>
+              <w:rPr>
+                <w:sz w:val="18"/>
+              </w:rPr>
               <w:t xml:space="preserve"> </w:t>
             </w:r>
             <w:hyperlink r:id="rId20">
@@ -184,10 +383,13 @@
                 <w:rPr>
                   <w:rStyle w:val="Hyperlink"/>
                 </w:rPr>
-                <w:t xml:space="preserve">project plan</w:t>
+                <w:t xml:space="preserve">Project Plan</w:t>
               </w:r>
             </w:hyperlink>
             <w:r>
+              <w:rPr>
+                <w:sz w:val="18"/>
+              </w:rPr>
               <w:t xml:space="preserve">)</w:t>
             </w:r>
           </w:p>
@@ -197,129 +399,203 @@
           <w:p>
             <w:pPr>
               <w:pStyle w:val="Compact"/>
-              <w:jc w:val="left"/>
-            </w:pPr>
-            <w:r>
+              <w:spacing w:before="20" w:after="20"/>
+              <w:jc w:val="left"/>
+            </w:pPr>
+            <w:r>
+              <w:rPr>
+                <w:sz w:val="18"/>
+              </w:rPr>
               <w:t xml:space="preserve">G3 go/no-go</w:t>
             </w:r>
             <w:r>
+              <w:rPr>
+                <w:sz w:val="18"/>
+              </w:rPr>
               <w:t xml:space="preserve"> </w:t>
             </w:r>
             <w:r>
               <w:rPr>
                 <w:bCs/>
                 <w:b/>
-              </w:rPr>
-              <w:t xml:space="preserve">Fri 22 Jan 2027</w:t>
-            </w:r>
-            <w:r>
-              <w:t xml:space="preserve"> </w:t>
-            </w:r>
-            <w:r>
+                <w:sz w:val="18"/>
+              </w:rPr>
+              <w:t xml:space="preserve">Friday 22 January 2027</w:t>
+            </w:r>
+            <w:r>
+              <w:rPr>
+                <w:sz w:val="18"/>
+              </w:rPr>
+              <w:t xml:space="preserve"> </w:t>
+            </w:r>
+            <w:r>
+              <w:rPr>
+                <w:sz w:val="18"/>
+              </w:rPr>
               <w:t xml:space="preserve">· pilot soft launch</w:t>
             </w:r>
             <w:r>
+              <w:rPr>
+                <w:sz w:val="18"/>
+              </w:rPr>
               <w:t xml:space="preserve"> </w:t>
             </w:r>
             <w:r>
               <w:rPr>
                 <w:bCs/>
                 <w:b/>
-              </w:rPr>
-              <w:t xml:space="preserve">Mon 25 Jan 2027</w:t>
-            </w:r>
-            <w:r>
-              <w:t xml:space="preserve"> </w:t>
-            </w:r>
-            <w:r>
+                <w:sz w:val="18"/>
+              </w:rPr>
+              <w:t xml:space="preserve">Monday 25 January 2027</w:t>
+            </w:r>
+            <w:r>
+              <w:rPr>
+                <w:sz w:val="18"/>
+              </w:rPr>
+              <w:t xml:space="preserve"> </w:t>
+            </w:r>
+            <w:r>
+              <w:rPr>
+                <w:sz w:val="18"/>
+              </w:rPr>
               <w:t xml:space="preserve">(low volume, Hà Nội + TP.HCM) ·</w:t>
             </w:r>
             <w:r>
+              <w:rPr>
+                <w:sz w:val="18"/>
+              </w:rPr>
               <w:t xml:space="preserve"> </w:t>
             </w:r>
             <w:r>
               <w:rPr>
                 <w:bCs/>
                 <w:b/>
-              </w:rPr>
-              <w:t xml:space="preserve">Tết change freeze 1–14 Feb 2027</w:t>
-            </w:r>
-            <w:r>
-              <w:t xml:space="preserve"> </w:t>
-            </w:r>
-            <w:r>
+                <w:sz w:val="18"/>
+              </w:rPr>
+              <w:t xml:space="preserve">Tết change freeze 01–14 February 2027</w:t>
+            </w:r>
+            <w:r>
+              <w:rPr>
+                <w:sz w:val="18"/>
+              </w:rPr>
+              <w:t xml:space="preserve"> </w:t>
+            </w:r>
+            <w:r>
+              <w:rPr>
+                <w:sz w:val="18"/>
+              </w:rPr>
               <w:t xml:space="preserve">· pilot full volume</w:t>
             </w:r>
             <w:r>
+              <w:rPr>
+                <w:sz w:val="18"/>
+              </w:rPr>
               <w:t xml:space="preserve"> </w:t>
             </w:r>
             <w:r>
               <w:rPr>
                 <w:bCs/>
                 <w:b/>
-              </w:rPr>
-              <w:t xml:space="preserve">Mon 15 Feb 2027</w:t>
-            </w:r>
-            <w:r>
-              <w:t xml:space="preserve"> </w:t>
-            </w:r>
-            <w:r>
+                <w:sz w:val="18"/>
+              </w:rPr>
+              <w:t xml:space="preserve">Monday 15 February 2027</w:t>
+            </w:r>
+            <w:r>
+              <w:rPr>
+                <w:sz w:val="18"/>
+              </w:rPr>
+              <w:t xml:space="preserve"> </w:t>
+            </w:r>
+            <w:r>
+              <w:rPr>
+                <w:sz w:val="18"/>
+              </w:rPr>
               <w:t xml:space="preserve">· G4 pilot review</w:t>
             </w:r>
             <w:r>
+              <w:rPr>
+                <w:sz w:val="18"/>
+              </w:rPr>
               <w:t xml:space="preserve"> </w:t>
             </w:r>
             <w:r>
               <w:rPr>
                 <w:bCs/>
                 <w:b/>
-              </w:rPr>
-              <w:t xml:space="preserve">12 Mar 2027</w:t>
-            </w:r>
-            <w:r>
-              <w:t xml:space="preserve"> </w:t>
-            </w:r>
-            <w:r>
+                <w:sz w:val="18"/>
+              </w:rPr>
+              <w:t xml:space="preserve">12 March 2027</w:t>
+            </w:r>
+            <w:r>
+              <w:rPr>
+                <w:sz w:val="18"/>
+              </w:rPr>
+              <w:t xml:space="preserve"> </w:t>
+            </w:r>
+            <w:r>
+              <w:rPr>
+                <w:sz w:val="18"/>
+              </w:rPr>
               <w:t xml:space="preserve">· W1 nationwide</w:t>
             </w:r>
             <w:r>
+              <w:rPr>
+                <w:sz w:val="18"/>
+              </w:rPr>
               <w:t xml:space="preserve"> </w:t>
             </w:r>
             <w:r>
               <w:rPr>
                 <w:bCs/>
                 <w:b/>
-              </w:rPr>
-              <w:t xml:space="preserve">29 Mar 2027</w:t>
-            </w:r>
-            <w:r>
-              <w:t xml:space="preserve"> </w:t>
-            </w:r>
-            <w:r>
+                <w:sz w:val="18"/>
+              </w:rPr>
+              <w:t xml:space="preserve">29 March 2027</w:t>
+            </w:r>
+            <w:r>
+              <w:rPr>
+                <w:sz w:val="18"/>
+              </w:rPr>
+              <w:t xml:space="preserve"> </w:t>
+            </w:r>
+            <w:r>
+              <w:rPr>
+                <w:sz w:val="18"/>
+              </w:rPr>
               <w:t xml:space="preserve">· W2 partner API</w:t>
             </w:r>
             <w:r>
+              <w:rPr>
+                <w:sz w:val="18"/>
+              </w:rPr>
               <w:t xml:space="preserve"> </w:t>
             </w:r>
             <w:r>
               <w:rPr>
                 <w:bCs/>
                 <w:b/>
-              </w:rPr>
-              <w:t xml:space="preserve">26 Apr 2027</w:t>
+                <w:sz w:val="18"/>
+              </w:rPr>
+              <w:t xml:space="preserve">26 April 2027</w:t>
             </w:r>
           </w:p>
         </w:tc>
       </w:tr>
       <w:tr>
         <w:tc>
-          <w:tcPr/>
-          <w:p>
-            <w:pPr>
-              <w:pStyle w:val="Compact"/>
-              <w:jc w:val="left"/>
-            </w:pPr>
-            <w:r>
+          <w:tcPr>
+            <w:noWrap/>
+          </w:tcPr>
+          <w:p>
+            <w:pPr>
+              <w:pStyle w:val="Compact"/>
+              <w:spacing w:before="20" w:after="20"/>
+              <w:jc w:val="left"/>
+            </w:pPr>
+            <w:r>
+              <w:rPr>
+                <w:sz w:val="18"/>
+              </w:rPr>
               <w:t xml:space="preserve">Related</w:t>
             </w:r>
           </w:p>
@@ -329,6 +605,7 @@
           <w:p>
             <w:pPr>
               <w:pStyle w:val="Compact"/>
+              <w:spacing w:before="20" w:after="20"/>
               <w:jc w:val="left"/>
             </w:pPr>
             <w:hyperlink r:id="rId21">
@@ -336,16 +613,25 @@
                 <w:rPr>
                   <w:rStyle w:val="Hyperlink"/>
                 </w:rPr>
-                <w:t xml:space="preserve">Readiness checklist</w:t>
+                <w:t xml:space="preserve">Production Readiness Checklist</w:t>
               </w:r>
             </w:hyperlink>
             <w:r>
-              <w:t xml:space="preserve"> </w:t>
-            </w:r>
-            <w:r>
+              <w:rPr>
+                <w:sz w:val="18"/>
+              </w:rPr>
+              <w:t xml:space="preserve"> </w:t>
+            </w:r>
+            <w:r>
+              <w:rPr>
+                <w:sz w:val="18"/>
+              </w:rPr>
               <w:t xml:space="preserve">·</w:t>
             </w:r>
             <w:r>
+              <w:rPr>
+                <w:sz w:val="18"/>
+              </w:rPr>
               <w:t xml:space="preserve"> </w:t>
             </w:r>
             <w:hyperlink r:id="rId22">
@@ -353,16 +639,25 @@
                 <w:rPr>
                   <w:rStyle w:val="Hyperlink"/>
                 </w:rPr>
-                <w:t xml:space="preserve">Runbook</w:t>
+                <w:t xml:space="preserve">Runbook and Support Guide</w:t>
               </w:r>
             </w:hyperlink>
             <w:r>
-              <w:t xml:space="preserve"> </w:t>
-            </w:r>
-            <w:r>
+              <w:rPr>
+                <w:sz w:val="18"/>
+              </w:rPr>
+              <w:t xml:space="preserve"> </w:t>
+            </w:r>
+            <w:r>
+              <w:rPr>
+                <w:sz w:val="18"/>
+              </w:rPr>
               <w:t xml:space="preserve">·</w:t>
             </w:r>
             <w:r>
+              <w:rPr>
+                <w:sz w:val="18"/>
+              </w:rPr>
               <w:t xml:space="preserve"> </w:t>
             </w:r>
             <w:hyperlink r:id="rId23">
@@ -370,16 +665,25 @@
                 <w:rPr>
                   <w:rStyle w:val="Hyperlink"/>
                 </w:rPr>
-                <w:t xml:space="preserve">Release and change management</w:t>
+                <w:t xml:space="preserve">Release and Change Management</w:t>
               </w:r>
             </w:hyperlink>
             <w:r>
-              <w:t xml:space="preserve"> </w:t>
-            </w:r>
-            <w:r>
+              <w:rPr>
+                <w:sz w:val="18"/>
+              </w:rPr>
+              <w:t xml:space="preserve"> </w:t>
+            </w:r>
+            <w:r>
+              <w:rPr>
+                <w:sz w:val="18"/>
+              </w:rPr>
               <w:t xml:space="preserve">·</w:t>
             </w:r>
             <w:r>
+              <w:rPr>
+                <w:sz w:val="18"/>
+              </w:rPr>
               <w:t xml:space="preserve"> </w:t>
             </w:r>
             <w:hyperlink r:id="rId24">
@@ -455,12 +759,14 @@
           <w:p>
             <w:pPr>
               <w:pStyle w:val="Compact"/>
+              <w:spacing w:before="20" w:after="20"/>
               <w:jc w:val="left"/>
             </w:pPr>
             <w:r>
               <w:rPr>
                 <w:b/>
                 <w:color w:val="FFFFFF"/>
+                <w:sz w:val="18"/>
               </w:rPr>
               <w:t xml:space="preserve">Lever</w:t>
             </w:r>
@@ -473,12 +779,14 @@
           <w:p>
             <w:pPr>
               <w:pStyle w:val="Compact"/>
+              <w:spacing w:before="20" w:after="20"/>
               <w:jc w:val="left"/>
             </w:pPr>
             <w:r>
               <w:rPr>
                 <w:b/>
                 <w:color w:val="FFFFFF"/>
+                <w:sz w:val="18"/>
               </w:rPr>
               <w:t xml:space="preserve">How</w:t>
             </w:r>
@@ -491,12 +799,14 @@
           <w:p>
             <w:pPr>
               <w:pStyle w:val="Compact"/>
+              <w:spacing w:before="20" w:after="20"/>
               <w:jc w:val="left"/>
             </w:pPr>
             <w:r>
               <w:rPr>
                 <w:b/>
                 <w:color w:val="FFFFFF"/>
+                <w:sz w:val="18"/>
               </w:rPr>
               <w:t xml:space="preserve">Granularity</w:t>
             </w:r>
@@ -509,12 +819,14 @@
           <w:p>
             <w:pPr>
               <w:pStyle w:val="Compact"/>
+              <w:spacing w:before="20" w:after="20"/>
               <w:jc w:val="left"/>
             </w:pPr>
             <w:r>
               <w:rPr>
                 <w:bCs/>
                 <w:b/>
+                <w:sz w:val="18"/>
               </w:rPr>
               <w:t xml:space="preserve">Which vehicles exist in the platform</w:t>
             </w:r>
@@ -525,21 +837,32 @@
           <w:p>
             <w:pPr>
               <w:pStyle w:val="Compact"/>
-              <w:jc w:val="left"/>
-            </w:pPr>
-            <w:r>
+              <w:spacing w:before="20" w:after="20"/>
+              <w:jc w:val="left"/>
+            </w:pPr>
+            <w:r>
+              <w:rPr>
+                <w:sz w:val="18"/>
+              </w:rPr>
               <w:t xml:space="preserve">Only the pilot cohort is ingested (</w:t>
             </w:r>
             <w:r>
               <w:rPr>
                 <w:rStyle w:val="VerbatimChar"/>
+                <w:sz w:val="18"/>
               </w:rPr>
               <w:t xml:space="preserve">POST /api/data/ingest</w:t>
             </w:r>
             <w:r>
-              <w:t xml:space="preserve"> </w:t>
-            </w:r>
-            <w:r>
+              <w:rPr>
+                <w:sz w:val="18"/>
+              </w:rPr>
+              <w:t xml:space="preserve"> </w:t>
+            </w:r>
+            <w:r>
+              <w:rPr>
+                <w:sz w:val="18"/>
+              </w:rPr>
               <w:t xml:space="preserve">/ batch load)</w:t>
             </w:r>
           </w:p>
@@ -549,9 +872,13 @@
           <w:p>
             <w:pPr>
               <w:pStyle w:val="Compact"/>
-              <w:jc w:val="left"/>
-            </w:pPr>
-            <w:r>
+              <w:spacing w:before="20" w:after="20"/>
+              <w:jc w:val="left"/>
+            </w:pPr>
+            <w:r>
+              <w:rPr>
+                <w:sz w:val="18"/>
+              </w:rPr>
               <w:t xml:space="preserve">Cohort-level</w:t>
             </w:r>
           </w:p>
@@ -563,12 +890,14 @@
           <w:p>
             <w:pPr>
               <w:pStyle w:val="Compact"/>
+              <w:spacing w:before="20" w:after="20"/>
               <w:jc w:val="left"/>
             </w:pPr>
             <w:r>
               <w:rPr>
                 <w:bCs/>
                 <w:b/>
+                <w:sz w:val="18"/>
               </w:rPr>
               <w:t xml:space="preserve">Who is targeted by journeys</w:t>
             </w:r>
@@ -579,54 +908,88 @@
           <w:p>
             <w:pPr>
               <w:pStyle w:val="Compact"/>
-              <w:jc w:val="left"/>
-            </w:pPr>
-            <w:r>
+              <w:spacing w:before="20" w:after="20"/>
+              <w:jc w:val="left"/>
+            </w:pPr>
+            <w:r>
+              <w:rPr>
+                <w:sz w:val="18"/>
+              </w:rPr>
               <w:t xml:space="preserve">Journey</w:t>
             </w:r>
             <w:r>
+              <w:rPr>
+                <w:sz w:val="18"/>
+              </w:rPr>
               <w:t xml:space="preserve"> </w:t>
             </w:r>
             <w:r>
               <w:rPr>
                 <w:rStyle w:val="VerbatimChar"/>
+                <w:sz w:val="18"/>
               </w:rPr>
               <w:t xml:space="preserve">audience</w:t>
             </w:r>
             <w:r>
-              <w:t xml:space="preserve"> </w:t>
-            </w:r>
-            <w:r>
+              <w:rPr>
+                <w:sz w:val="18"/>
+              </w:rPr>
+              <w:t xml:space="preserve"> </w:t>
+            </w:r>
+            <w:r>
+              <w:rPr>
+                <w:sz w:val="18"/>
+              </w:rPr>
               <w:t xml:space="preserve">(JSON Logic) in the</w:t>
             </w:r>
             <w:r>
+              <w:rPr>
+                <w:sz w:val="18"/>
+              </w:rPr>
               <w:t xml:space="preserve"> </w:t>
             </w:r>
             <w:r>
               <w:rPr>
                 <w:rStyle w:val="VerbatimChar"/>
+                <w:sz w:val="18"/>
               </w:rPr>
               <w:t xml:space="preserve">journeys</w:t>
             </w:r>
             <w:r>
-              <w:t xml:space="preserve"> </w:t>
-            </w:r>
-            <w:r>
+              <w:rPr>
+                <w:sz w:val="18"/>
+              </w:rPr>
+              <w:t xml:space="preserve"> </w:t>
+            </w:r>
+            <w:r>
+              <w:rPr>
+                <w:sz w:val="18"/>
+              </w:rPr>
               <w:t xml:space="preserve">rule set: add</w:t>
             </w:r>
             <w:r>
+              <w:rPr>
+                <w:sz w:val="18"/>
+              </w:rPr>
               <w:t xml:space="preserve"> </w:t>
             </w:r>
             <w:r>
               <w:rPr>
                 <w:rStyle w:val="VerbatimChar"/>
+                <w:sz w:val="18"/>
               </w:rPr>
               <w:t xml:space="preserve">{"in":[{"var":"region"},["Hà Nội","TP. Hồ Chí Minh"]]}</w:t>
             </w:r>
             <w:r>
-              <w:t xml:space="preserve"> </w:t>
-            </w:r>
-            <w:r>
+              <w:rPr>
+                <w:sz w:val="18"/>
+              </w:rPr>
+              <w:t xml:space="preserve"> </w:t>
+            </w:r>
+            <w:r>
+              <w:rPr>
+                <w:sz w:val="18"/>
+              </w:rPr>
               <w:t xml:space="preserve">and expiry and category filters. Changes go through maker-checker</w:t>
             </w:r>
           </w:p>
@@ -636,9 +999,13 @@
           <w:p>
             <w:pPr>
               <w:pStyle w:val="Compact"/>
-              <w:jc w:val="left"/>
-            </w:pPr>
-            <w:r>
+              <w:spacing w:before="20" w:after="20"/>
+              <w:jc w:val="left"/>
+            </w:pPr>
+            <w:r>
+              <w:rPr>
+                <w:sz w:val="18"/>
+              </w:rPr>
               <w:t xml:space="preserve">Region, category, days to expiry, confidence, tier</w:t>
             </w:r>
           </w:p>
@@ -650,12 +1017,14 @@
           <w:p>
             <w:pPr>
               <w:pStyle w:val="Compact"/>
+              <w:spacing w:before="20" w:after="20"/>
               <w:jc w:val="left"/>
             </w:pPr>
             <w:r>
               <w:rPr>
                 <w:bCs/>
                 <w:b/>
+                <w:sz w:val="18"/>
               </w:rPr>
               <w:t xml:space="preserve">Which products and channels are on sale</w:t>
             </w:r>
@@ -666,56 +1035,88 @@
           <w:p>
             <w:pPr>
               <w:pStyle w:val="Compact"/>
+              <w:spacing w:before="20" w:after="20"/>
               <w:jc w:val="left"/>
             </w:pPr>
             <w:r>
               <w:rPr>
                 <w:rStyle w:val="VerbatimChar"/>
+                <w:sz w:val="18"/>
               </w:rPr>
               <w:t xml:space="preserve">products</w:t>
             </w:r>
             <w:r>
-              <w:t xml:space="preserve"> </w:t>
-            </w:r>
-            <w:r>
+              <w:rPr>
+                <w:sz w:val="18"/>
+              </w:rPr>
+              <w:t xml:space="preserve"> </w:t>
+            </w:r>
+            <w:r>
+              <w:rPr>
+                <w:sz w:val="18"/>
+              </w:rPr>
               <w:t xml:space="preserve">rule set:</w:t>
             </w:r>
             <w:r>
+              <w:rPr>
+                <w:sz w:val="18"/>
+              </w:rPr>
               <w:t xml:space="preserve"> </w:t>
             </w:r>
             <w:r>
               <w:rPr>
                 <w:rStyle w:val="VerbatimChar"/>
+                <w:sz w:val="18"/>
               </w:rPr>
               <w:t xml:space="preserve">status</w:t>
             </w:r>
             <w:r>
-              <w:t xml:space="preserve"> </w:t>
-            </w:r>
-            <w:r>
+              <w:rPr>
+                <w:sz w:val="18"/>
+              </w:rPr>
+              <w:t xml:space="preserve"> </w:t>
+            </w:r>
+            <w:r>
+              <w:rPr>
+                <w:sz w:val="18"/>
+              </w:rPr>
               <w:t xml:space="preserve">and</w:t>
             </w:r>
             <w:r>
+              <w:rPr>
+                <w:sz w:val="18"/>
+              </w:rPr>
               <w:t xml:space="preserve"> </w:t>
             </w:r>
             <w:r>
               <w:rPr>
                 <w:rStyle w:val="VerbatimChar"/>
+                <w:sz w:val="18"/>
               </w:rPr>
               <w:t xml:space="preserve">channels[]</w:t>
             </w:r>
             <w:r>
-              <w:t xml:space="preserve"> </w:t>
-            </w:r>
-            <w:r>
+              <w:rPr>
+                <w:sz w:val="18"/>
+              </w:rPr>
+              <w:t xml:space="preserve"> </w:t>
+            </w:r>
+            <w:r>
+              <w:rPr>
+                <w:sz w:val="18"/>
+              </w:rPr>
               <w:t xml:space="preserve">per product;</w:t>
             </w:r>
             <w:r>
+              <w:rPr>
+                <w:sz w:val="18"/>
+              </w:rPr>
               <w:t xml:space="preserve"> </w:t>
             </w:r>
             <w:r>
               <w:rPr>
                 <w:rStyle w:val="VerbatimChar"/>
+                <w:sz w:val="18"/>
               </w:rPr>
               <w:t xml:space="preserve">bundles[].status</w:t>
             </w:r>
@@ -726,9 +1127,13 @@
           <w:p>
             <w:pPr>
               <w:pStyle w:val="Compact"/>
-              <w:jc w:val="left"/>
-            </w:pPr>
-            <w:r>
+              <w:spacing w:before="20" w:after="20"/>
+              <w:jc w:val="left"/>
+            </w:pPr>
+            <w:r>
+              <w:rPr>
+                <w:sz w:val="18"/>
+              </w:rPr>
               <w:t xml:space="preserve">Product × channel</w:t>
             </w:r>
           </w:p>
@@ -740,12 +1145,14 @@
           <w:p>
             <w:pPr>
               <w:pStyle w:val="Compact"/>
+              <w:spacing w:before="20" w:after="20"/>
               <w:jc w:val="left"/>
             </w:pPr>
             <w:r>
               <w:rPr>
                 <w:bCs/>
                 <w:b/>
+                <w:sz w:val="18"/>
               </w:rPr>
               <w:t xml:space="preserve">Which benefits are shown</w:t>
             </w:r>
@@ -756,69 +1163,205 @@
           <w:p>
             <w:pPr>
               <w:pStyle w:val="Compact"/>
+              <w:spacing w:before="20" w:after="20"/>
               <w:jc w:val="left"/>
             </w:pPr>
             <w:r>
               <w:rPr>
                 <w:rStyle w:val="VerbatimChar"/>
+                <w:sz w:val="18"/>
               </w:rPr>
               <w:t xml:space="preserve">benefits</w:t>
             </w:r>
             <w:r>
-              <w:t xml:space="preserve"> </w:t>
-            </w:r>
-            <w:r>
+              <w:rPr>
+                <w:sz w:val="18"/>
+              </w:rPr>
+              <w:t xml:space="preserve"> </w:t>
+            </w:r>
+            <w:r>
+              <w:rPr>
+                <w:sz w:val="18"/>
+              </w:rPr>
               <w:t xml:space="preserve">rule set</w:t>
             </w:r>
             <w:r>
+              <w:rPr>
+                <w:sz w:val="18"/>
+              </w:rPr>
               <w:t xml:space="preserve"> </w:t>
             </w:r>
             <w:r>
               <w:rPr>
                 <w:rStyle w:val="VerbatimChar"/>
+                <w:sz w:val="18"/>
               </w:rPr>
               <w:t xml:space="preserve">legalStatus</w:t>
             </w:r>
             <w:r>
-              <w:t xml:space="preserve"> </w:t>
-            </w:r>
-            <w:r>
+              <w:rPr>
+                <w:sz w:val="18"/>
+              </w:rPr>
+              <w:t xml:space="preserve"> </w:t>
+            </w:r>
+            <w:r>
+              <w:rPr>
+                <w:sz w:val="18"/>
+              </w:rPr>
               <w:t xml:space="preserve">(only</w:t>
             </w:r>
             <w:r>
+              <w:rPr>
+                <w:sz w:val="18"/>
+              </w:rPr>
               <w:t xml:space="preserve"> </w:t>
             </w:r>
             <w:r>
               <w:rPr>
                 <w:rStyle w:val="VerbatimChar"/>
+                <w:sz w:val="18"/>
               </w:rPr>
               <w:t xml:space="preserve">approved</w:t>
             </w:r>
             <w:r>
-              <w:t xml:space="preserve"> </w:t>
-            </w:r>
-            <w:r>
-              <w:t xml:space="preserve">reach customers);</w:t>
-            </w:r>
-            <w:r>
+              <w:rPr>
+                <w:sz w:val="18"/>
+              </w:rPr>
+              <w:t xml:space="preserve"> </w:t>
+            </w:r>
+            <w:r>
+              <w:rPr>
+                <w:sz w:val="18"/>
+              </w:rPr>
+              <w:t xml:space="preserve">reach customers) and</w:t>
+            </w:r>
+            <w:r>
+              <w:rPr>
+                <w:sz w:val="18"/>
+              </w:rPr>
               <w:t xml:space="preserve"> </w:t>
             </w:r>
             <w:r>
               <w:rPr>
                 <w:rStyle w:val="VerbatimChar"/>
+                <w:sz w:val="18"/>
+              </w:rPr>
+              <w:t xml:space="preserve">available</w:t>
+            </w:r>
+            <w:r>
+              <w:rPr>
+                <w:sz w:val="18"/>
+              </w:rPr>
+              <w:t xml:space="preserve"> </w:t>
+            </w:r>
+            <w:r>
+              <w:rPr>
+                <w:sz w:val="18"/>
+              </w:rPr>
+              <w:t xml:space="preserve">(</w:t>
+            </w:r>
+            <w:r>
+              <w:rPr>
+                <w:rStyle w:val="VerbatimChar"/>
+                <w:sz w:val="18"/>
+              </w:rPr>
+              <w:t xml:space="preserve">false</w:t>
+            </w:r>
+            <w:r>
+              <w:rPr>
+                <w:sz w:val="18"/>
+              </w:rPr>
+              <w:t xml:space="preserve"> </w:t>
+            </w:r>
+            <w:r>
+              <w:rPr>
+                <w:sz w:val="18"/>
+              </w:rPr>
+              <w:t xml:space="preserve">keeps roadmap items such as</w:t>
+            </w:r>
+            <w:r>
+              <w:rPr>
+                <w:sz w:val="18"/>
+              </w:rPr>
+              <w:t xml:space="preserve"> </w:t>
+            </w:r>
+            <w:r>
+              <w:rPr>
+                <w:rStyle w:val="VerbatimChar"/>
+                <w:sz w:val="18"/>
+              </w:rPr>
+              <w:t xml:space="preserve">auto_renew</w:t>
+            </w:r>
+            <w:r>
+              <w:rPr>
+                <w:sz w:val="18"/>
+              </w:rPr>
+              <w:t xml:space="preserve"> </w:t>
+            </w:r>
+            <w:r>
+              <w:rPr>
+                <w:sz w:val="18"/>
+              </w:rPr>
+              <w:t xml:space="preserve">and</w:t>
+            </w:r>
+            <w:r>
+              <w:rPr>
+                <w:sz w:val="18"/>
+              </w:rPr>
+              <w:t xml:space="preserve"> </w:t>
+            </w:r>
+            <w:r>
+              <w:rPr>
+                <w:rStyle w:val="VerbatimChar"/>
+                <w:sz w:val="18"/>
+              </w:rPr>
+              <w:t xml:space="preserve">fleet_dashboard</w:t>
+            </w:r>
+            <w:r>
+              <w:rPr>
+                <w:sz w:val="18"/>
+              </w:rPr>
+              <w:t xml:space="preserve"> </w:t>
+            </w:r>
+            <w:r>
+              <w:rPr>
+                <w:sz w:val="18"/>
+              </w:rPr>
+              <w:t xml:space="preserve">staff-only);</w:t>
+            </w:r>
+            <w:r>
+              <w:rPr>
+                <w:sz w:val="18"/>
+              </w:rPr>
+              <w:t xml:space="preserve"> </w:t>
+            </w:r>
+            <w:r>
+              <w:rPr>
+                <w:rStyle w:val="VerbatimChar"/>
+                <w:sz w:val="18"/>
               </w:rPr>
               <w:t xml:space="preserve">referral.enabled</w:t>
             </w:r>
-          </w:p>
-        </w:tc>
-        <w:tc>
-          <w:tcPr/>
-          <w:p>
-            <w:pPr>
-              <w:pStyle w:val="Compact"/>
-              <w:jc w:val="left"/>
-            </w:pPr>
-            <w:r>
+            <w:r>
+              <w:rPr>
+                <w:sz w:val="18"/>
+              </w:rPr>
+              <w:t xml:space="preserve">. Loyalty points stay pending legal review and are never promised to customers</w:t>
+            </w:r>
+          </w:p>
+        </w:tc>
+        <w:tc>
+          <w:tcPr/>
+          <w:p>
+            <w:pPr>
+              <w:pStyle w:val="Compact"/>
+              <w:spacing w:before="20" w:after="20"/>
+              <w:jc w:val="left"/>
+            </w:pPr>
+            <w:r>
+              <w:rPr>
+                <w:sz w:val="18"/>
+              </w:rPr>
               <w:t xml:space="preserve">Item</w:t>
             </w:r>
           </w:p>
@@ -830,12 +1373,14 @@
           <w:p>
             <w:pPr>
               <w:pStyle w:val="Compact"/>
+              <w:spacing w:before="20" w:after="20"/>
               <w:jc w:val="left"/>
             </w:pPr>
             <w:r>
               <w:rPr>
                 <w:bCs/>
                 <w:b/>
+                <w:sz w:val="18"/>
               </w:rPr>
               <w:t xml:space="preserve">Contact intensity</w:t>
             </w:r>
@@ -846,26 +1391,38 @@
           <w:p>
             <w:pPr>
               <w:pStyle w:val="Compact"/>
+              <w:spacing w:before="20" w:after="20"/>
               <w:jc w:val="left"/>
             </w:pPr>
             <w:r>
               <w:rPr>
                 <w:rStyle w:val="VerbatimChar"/>
+                <w:sz w:val="18"/>
               </w:rPr>
               <w:t xml:space="preserve">contact_policy</w:t>
             </w:r>
             <w:r>
-              <w:t xml:space="preserve"> </w:t>
-            </w:r>
-            <w:r>
+              <w:rPr>
+                <w:sz w:val="18"/>
+              </w:rPr>
+              <w:t xml:space="preserve"> </w:t>
+            </w:r>
+            <w:r>
+              <w:rPr>
+                <w:sz w:val="18"/>
+              </w:rPr>
               <w:t xml:space="preserve">caps; manual voice campaigns with</w:t>
             </w:r>
             <w:r>
+              <w:rPr>
+                <w:sz w:val="18"/>
+              </w:rPr>
               <w:t xml:space="preserve"> </w:t>
             </w:r>
             <w:r>
               <w:rPr>
                 <w:rStyle w:val="VerbatimChar"/>
+                <w:sz w:val="18"/>
               </w:rPr>
               <w:t xml:space="preserve">limit</w:t>
             </w:r>
@@ -876,9 +1433,13 @@
           <w:p>
             <w:pPr>
               <w:pStyle w:val="Compact"/>
-              <w:jc w:val="left"/>
-            </w:pPr>
-            <w:r>
+              <w:spacing w:before="20" w:after="20"/>
+              <w:jc w:val="left"/>
+            </w:pPr>
+            <w:r>
+              <w:rPr>
+                <w:sz w:val="18"/>
+              </w:rPr>
               <w:t xml:space="preserve">Global</w:t>
             </w:r>
           </w:p>
@@ -890,12 +1451,14 @@
           <w:p>
             <w:pPr>
               <w:pStyle w:val="Compact"/>
+              <w:spacing w:before="20" w:after="20"/>
               <w:jc w:val="left"/>
             </w:pPr>
             <w:r>
               <w:rPr>
                 <w:bCs/>
                 <w:b/>
+                <w:sz w:val="18"/>
               </w:rPr>
               <w:t xml:space="preserve">Entry points</w:t>
             </w:r>
@@ -906,21 +1469,29 @@
           <w:p>
             <w:pPr>
               <w:pStyle w:val="Compact"/>
-              <w:jc w:val="left"/>
-            </w:pPr>
-            <w:r>
-              <w:t xml:space="preserve">VETC app banner/feature flag (VETC side); Zalo OA menu; partner keys issued only at W2</w:t>
-            </w:r>
-          </w:p>
-        </w:tc>
-        <w:tc>
-          <w:tcPr/>
-          <w:p>
-            <w:pPr>
-              <w:pStyle w:val="Compact"/>
-              <w:jc w:val="left"/>
-            </w:pPr>
-            <w:r>
+              <w:spacing w:before="20" w:after="20"/>
+              <w:jc w:val="left"/>
+            </w:pPr>
+            <w:r>
+              <w:rPr>
+                <w:sz w:val="18"/>
+              </w:rPr>
+              <w:t xml:space="preserve">VETC app banner/feature flag (VETC side); Zalo OA menu; assisted sales by telesales (quote sent to the customer's app, never paid by staff); partner keys issued only at W2</w:t>
+            </w:r>
+          </w:p>
+        </w:tc>
+        <w:tc>
+          <w:tcPr/>
+          <w:p>
+            <w:pPr>
+              <w:pStyle w:val="Compact"/>
+              <w:spacing w:before="20" w:after="20"/>
+              <w:jc w:val="left"/>
+            </w:pPr>
+            <w:r>
+              <w:rPr>
+                <w:sz w:val="18"/>
+              </w:rPr>
               <w:t xml:space="preserve">Channel</w:t>
             </w:r>
           </w:p>
@@ -932,12 +1503,14 @@
           <w:p>
             <w:pPr>
               <w:pStyle w:val="Compact"/>
+              <w:spacing w:before="20" w:after="20"/>
               <w:jc w:val="left"/>
             </w:pPr>
             <w:r>
               <w:rPr>
                 <w:bCs/>
                 <w:b/>
+                <w:sz w:val="18"/>
               </w:rPr>
               <w:t xml:space="preserve">Kill switch</w:t>
             </w:r>
@@ -948,9 +1521,13 @@
           <w:p>
             <w:pPr>
               <w:pStyle w:val="Compact"/>
-              <w:jc w:val="left"/>
-            </w:pPr>
-            <w:r>
+              <w:spacing w:before="20" w:after="20"/>
+              <w:jc w:val="left"/>
+            </w:pPr>
+            <w:r>
+              <w:rPr>
+                <w:sz w:val="18"/>
+              </w:rPr>
               <w:t xml:space="preserve">SOP-07: suspend the journeys CronJob; marketing cap 0 via rules</w:t>
             </w:r>
           </w:p>
@@ -960,9 +1537,13 @@
           <w:p>
             <w:pPr>
               <w:pStyle w:val="Compact"/>
-              <w:jc w:val="left"/>
-            </w:pPr>
-            <w:r>
+              <w:spacing w:before="20" w:after="20"/>
+              <w:jc w:val="left"/>
+            </w:pPr>
+            <w:r>
+              <w:rPr>
+                <w:sz w:val="18"/>
+              </w:rPr>
               <w:t xml:space="preserve">Global</w:t>
             </w:r>
           </w:p>
@@ -1025,7 +1606,7 @@
       <w:r>
         <w:drawing>
           <wp:inline>
-            <wp:extent cx="6119999" cy="515828"/>
+            <wp:extent cx="6119999" cy="498342"/>
             <wp:effectExtent b="0" l="0" r="0" t="0"/>
             <wp:docPr descr="" title="" id="26" name="Picture"/>
             <a:graphic>
@@ -1046,7 +1627,7 @@
                   <pic:spPr bwMode="auto">
                     <a:xfrm>
                       <a:off x="0" y="0"/>
-                      <a:ext cx="6119999" cy="515828"/>
+                      <a:ext cx="6119999" cy="498342"/>
                     </a:xfrm>
                     <a:prstGeom prst="rect">
                       <a:avLst/>
@@ -1100,12 +1681,14 @@
           <w:p>
             <w:pPr>
               <w:pStyle w:val="Compact"/>
+              <w:spacing w:before="20" w:after="20"/>
               <w:jc w:val="left"/>
             </w:pPr>
             <w:r>
               <w:rPr>
                 <w:b/>
                 <w:color w:val="FFFFFF"/>
+                <w:sz w:val="18"/>
               </w:rPr>
               <w:t xml:space="preserve">#</w:t>
             </w:r>
@@ -1118,12 +1701,14 @@
           <w:p>
             <w:pPr>
               <w:pStyle w:val="Compact"/>
+              <w:spacing w:before="20" w:after="20"/>
               <w:jc w:val="left"/>
             </w:pPr>
             <w:r>
               <w:rPr>
                 <w:b/>
                 <w:color w:val="FFFFFF"/>
+                <w:sz w:val="18"/>
               </w:rPr>
               <w:t xml:space="preserve">Criterion</w:t>
             </w:r>
@@ -1136,12 +1721,14 @@
           <w:p>
             <w:pPr>
               <w:pStyle w:val="Compact"/>
+              <w:spacing w:before="20" w:after="20"/>
               <w:jc w:val="left"/>
             </w:pPr>
             <w:r>
               <w:rPr>
                 <w:b/>
                 <w:color w:val="FFFFFF"/>
+                <w:sz w:val="18"/>
               </w:rPr>
               <w:t xml:space="preserve">Evidence</w:t>
             </w:r>
@@ -1154,12 +1741,14 @@
           <w:p>
             <w:pPr>
               <w:pStyle w:val="Compact"/>
+              <w:spacing w:before="20" w:after="20"/>
               <w:jc w:val="left"/>
             </w:pPr>
             <w:r>
               <w:rPr>
                 <w:b/>
                 <w:color w:val="FFFFFF"/>
+                <w:sz w:val="18"/>
               </w:rPr>
               <w:t xml:space="preserve">Owner</w:t>
             </w:r>
@@ -1168,13 +1757,19 @@
       </w:tr>
       <w:tr>
         <w:tc>
-          <w:tcPr/>
-          <w:p>
-            <w:pPr>
-              <w:pStyle w:val="Compact"/>
-              <w:jc w:val="left"/>
-            </w:pPr>
-            <w:r>
+          <w:tcPr>
+            <w:noWrap/>
+          </w:tcPr>
+          <w:p>
+            <w:pPr>
+              <w:pStyle w:val="Compact"/>
+              <w:spacing w:before="20" w:after="20"/>
+              <w:jc w:val="left"/>
+            </w:pPr>
+            <w:r>
+              <w:rPr>
+                <w:sz w:val="18"/>
+              </w:rPr>
               <w:t xml:space="preserve">G-1</w:t>
             </w:r>
           </w:p>
@@ -1184,28 +1779,45 @@
           <w:p>
             <w:pPr>
               <w:pStyle w:val="Compact"/>
-              <w:jc w:val="left"/>
-            </w:pPr>
-            <w:r>
+              <w:spacing w:before="20" w:after="20"/>
+              <w:jc w:val="left"/>
+            </w:pPr>
+            <w:r>
+              <w:rPr>
+                <w:sz w:val="18"/>
+              </w:rPr>
               <w:t xml:space="preserve">Every</w:t>
             </w:r>
             <w:r>
+              <w:rPr>
+                <w:sz w:val="18"/>
+              </w:rPr>
               <w:t xml:space="preserve"> </w:t>
             </w:r>
             <w:r>
               <w:rPr>
                 <w:bCs/>
                 <w:b/>
+                <w:sz w:val="18"/>
               </w:rPr>
               <w:t xml:space="preserve">P1</w:t>
             </w:r>
             <w:r>
-              <w:t xml:space="preserve"> </w:t>
-            </w:r>
-            <w:r>
+              <w:rPr>
+                <w:sz w:val="18"/>
+              </w:rPr>
+              <w:t xml:space="preserve"> </w:t>
+            </w:r>
+            <w:r>
+              <w:rPr>
+                <w:sz w:val="18"/>
+              </w:rPr>
               <w:t xml:space="preserve">item of the</w:t>
             </w:r>
             <w:r>
+              <w:rPr>
+                <w:sz w:val="18"/>
+              </w:rPr>
               <w:t xml:space="preserve"> </w:t>
             </w:r>
             <w:hyperlink r:id="rId21">
@@ -1217,39 +1829,65 @@
               </w:r>
             </w:hyperlink>
             <w:r>
-              <w:t xml:space="preserve"> </w:t>
-            </w:r>
-            <w:r>
+              <w:rPr>
+                <w:sz w:val="18"/>
+              </w:rPr>
+              <w:t xml:space="preserve"> </w:t>
+            </w:r>
+            <w:r>
+              <w:rPr>
+                <w:sz w:val="18"/>
+              </w:rPr>
               <w:t xml:space="preserve">is</w:t>
             </w:r>
             <w:r>
+              <w:rPr>
+                <w:sz w:val="18"/>
+              </w:rPr>
               <w:t xml:space="preserve"> </w:t>
             </w:r>
             <w:r>
               <w:rPr>
                 <w:rStyle w:val="VerbatimChar"/>
+                <w:sz w:val="18"/>
               </w:rPr>
               <w:t xml:space="preserve">Done</w:t>
             </w:r>
             <w:r>
-              <w:t xml:space="preserve"> </w:t>
-            </w:r>
-            <w:r>
+              <w:rPr>
+                <w:sz w:val="18"/>
+              </w:rPr>
+              <w:t xml:space="preserve"> </w:t>
+            </w:r>
+            <w:r>
+              <w:rPr>
+                <w:sz w:val="18"/>
+              </w:rPr>
               <w:t xml:space="preserve">or</w:t>
             </w:r>
             <w:r>
+              <w:rPr>
+                <w:sz w:val="18"/>
+              </w:rPr>
               <w:t xml:space="preserve"> </w:t>
             </w:r>
             <w:r>
               <w:rPr>
                 <w:rStyle w:val="VerbatimChar"/>
+                <w:sz w:val="18"/>
               </w:rPr>
               <w:t xml:space="preserve">Waived</w:t>
             </w:r>
             <w:r>
-              <w:t xml:space="preserve"> </w:t>
-            </w:r>
-            <w:r>
+              <w:rPr>
+                <w:sz w:val="18"/>
+              </w:rPr>
+              <w:t xml:space="preserve"> </w:t>
+            </w:r>
+            <w:r>
+              <w:rPr>
+                <w:sz w:val="18"/>
+              </w:rPr>
               <w:t xml:space="preserve">by the SteerCo</w:t>
             </w:r>
           </w:p>
@@ -1259,9 +1897,13 @@
           <w:p>
             <w:pPr>
               <w:pStyle w:val="Compact"/>
-              <w:jc w:val="left"/>
-            </w:pPr>
-            <w:r>
+              <w:spacing w:before="20" w:after="20"/>
+              <w:jc w:val="left"/>
+            </w:pPr>
+            <w:r>
+              <w:rPr>
+                <w:sz w:val="18"/>
+              </w:rPr>
               <w:t xml:space="preserve">Checklist</w:t>
             </w:r>
           </w:p>
@@ -1271,9 +1913,13 @@
           <w:p>
             <w:pPr>
               <w:pStyle w:val="Compact"/>
-              <w:jc w:val="left"/>
-            </w:pPr>
-            <w:r>
+              <w:spacing w:before="20" w:after="20"/>
+              <w:jc w:val="left"/>
+            </w:pPr>
+            <w:r>
+              <w:rPr>
+                <w:sz w:val="18"/>
+              </w:rPr>
               <w:t xml:space="preserve">Delivery Lead</w:t>
             </w:r>
           </w:p>
@@ -1281,13 +1927,19 @@
       </w:tr>
       <w:tr>
         <w:tc>
-          <w:tcPr/>
-          <w:p>
-            <w:pPr>
-              <w:pStyle w:val="Compact"/>
-              <w:jc w:val="left"/>
-            </w:pPr>
-            <w:r>
+          <w:tcPr>
+            <w:noWrap/>
+          </w:tcPr>
+          <w:p>
+            <w:pPr>
+              <w:pStyle w:val="Compact"/>
+              <w:spacing w:before="20" w:after="20"/>
+              <w:jc w:val="left"/>
+            </w:pPr>
+            <w:r>
+              <w:rPr>
+                <w:sz w:val="18"/>
+              </w:rPr>
               <w:t xml:space="preserve">G-2</w:t>
             </w:r>
           </w:p>
@@ -1297,9 +1949,13 @@
           <w:p>
             <w:pPr>
               <w:pStyle w:val="Compact"/>
-              <w:jc w:val="left"/>
-            </w:pPr>
-            <w:r>
+              <w:spacing w:before="20" w:after="20"/>
+              <w:jc w:val="left"/>
+            </w:pPr>
+            <w:r>
+              <w:rPr>
+                <w:sz w:val="18"/>
+              </w:rPr>
               <w:t xml:space="preserve">UAT accepted (overall + every persona); compliance scenarios passed without waiver</w:t>
             </w:r>
           </w:p>
@@ -1309,9 +1965,13 @@
           <w:p>
             <w:pPr>
               <w:pStyle w:val="Compact"/>
-              <w:jc w:val="left"/>
-            </w:pPr>
-            <w:r>
+              <w:spacing w:before="20" w:after="20"/>
+              <w:jc w:val="left"/>
+            </w:pPr>
+            <w:r>
+              <w:rPr>
+                <w:sz w:val="18"/>
+              </w:rPr>
               <w:t xml:space="preserve">UAT sign-off sheet</w:t>
             </w:r>
           </w:p>
@@ -1321,9 +1981,13 @@
           <w:p>
             <w:pPr>
               <w:pStyle w:val="Compact"/>
-              <w:jc w:val="left"/>
-            </w:pPr>
-            <w:r>
+              <w:spacing w:before="20" w:after="20"/>
+              <w:jc w:val="left"/>
+            </w:pPr>
+            <w:r>
+              <w:rPr>
+                <w:sz w:val="18"/>
+              </w:rPr>
               <w:t xml:space="preserve">TASCO Business Owner</w:t>
             </w:r>
           </w:p>
@@ -1331,13 +1995,19 @@
       </w:tr>
       <w:tr>
         <w:tc>
-          <w:tcPr/>
-          <w:p>
-            <w:pPr>
-              <w:pStyle w:val="Compact"/>
-              <w:jc w:val="left"/>
-            </w:pPr>
-            <w:r>
+          <w:tcPr>
+            <w:noWrap/>
+          </w:tcPr>
+          <w:p>
+            <w:pPr>
+              <w:pStyle w:val="Compact"/>
+              <w:spacing w:before="20" w:after="20"/>
+              <w:jc w:val="left"/>
+            </w:pPr>
+            <w:r>
+              <w:rPr>
+                <w:sz w:val="18"/>
+              </w:rPr>
               <w:t xml:space="preserve">G-3</w:t>
             </w:r>
           </w:p>
@@ -1347,9 +2017,13 @@
           <w:p>
             <w:pPr>
               <w:pStyle w:val="Compact"/>
-              <w:jc w:val="left"/>
-            </w:pPr>
-            <w:r>
+              <w:spacing w:before="20" w:after="20"/>
+              <w:jc w:val="left"/>
+            </w:pPr>
+            <w:r>
+              <w:rPr>
+                <w:sz w:val="18"/>
+              </w:rPr>
               <w:t xml:space="preserve">Security sign-off (pen test: no open critical/high)</w:t>
             </w:r>
           </w:p>
@@ -1359,9 +2033,13 @@
           <w:p>
             <w:pPr>
               <w:pStyle w:val="Compact"/>
-              <w:jc w:val="left"/>
-            </w:pPr>
-            <w:r>
+              <w:spacing w:before="20" w:after="20"/>
+              <w:jc w:val="left"/>
+            </w:pPr>
+            <w:r>
+              <w:rPr>
+                <w:sz w:val="18"/>
+              </w:rPr>
               <w:t xml:space="preserve">CISO memo</w:t>
             </w:r>
           </w:p>
@@ -1371,9 +2049,13 @@
           <w:p>
             <w:pPr>
               <w:pStyle w:val="Compact"/>
-              <w:jc w:val="left"/>
-            </w:pPr>
-            <w:r>
+              <w:spacing w:before="20" w:after="20"/>
+              <w:jc w:val="left"/>
+            </w:pPr>
+            <w:r>
+              <w:rPr>
+                <w:sz w:val="18"/>
+              </w:rPr>
               <w:t xml:space="preserve">TASCO CISO</w:t>
             </w:r>
           </w:p>
@@ -1381,13 +2063,19 @@
       </w:tr>
       <w:tr>
         <w:tc>
-          <w:tcPr/>
-          <w:p>
-            <w:pPr>
-              <w:pStyle w:val="Compact"/>
-              <w:jc w:val="left"/>
-            </w:pPr>
-            <w:r>
+          <w:tcPr>
+            <w:noWrap/>
+          </w:tcPr>
+          <w:p>
+            <w:pPr>
+              <w:pStyle w:val="Compact"/>
+              <w:spacing w:before="20" w:after="20"/>
+              <w:jc w:val="left"/>
+            </w:pPr>
+            <w:r>
+              <w:rPr>
+                <w:sz w:val="18"/>
+              </w:rPr>
               <w:t xml:space="preserve">G-4</w:t>
             </w:r>
           </w:p>
@@ -1397,9 +2085,13 @@
           <w:p>
             <w:pPr>
               <w:pStyle w:val="Compact"/>
-              <w:jc w:val="left"/>
-            </w:pPr>
-            <w:r>
+              <w:spacing w:before="20" w:after="20"/>
+              <w:jc w:val="left"/>
+            </w:pPr>
+            <w:r>
+              <w:rPr>
+                <w:sz w:val="18"/>
+              </w:rPr>
               <w:t xml:space="preserve">Compliance and legal sign-offs: content inventory, contact policy, tariffs, ZNS templates approved by Zalo, PDP/DPIA</w:t>
             </w:r>
           </w:p>
@@ -1409,9 +2101,13 @@
           <w:p>
             <w:pPr>
               <w:pStyle w:val="Compact"/>
-              <w:jc w:val="left"/>
-            </w:pPr>
-            <w:r>
+              <w:spacing w:before="20" w:after="20"/>
+              <w:jc w:val="left"/>
+            </w:pPr>
+            <w:r>
+              <w:rPr>
+                <w:sz w:val="18"/>
+              </w:rPr>
               <w:t xml:space="preserve">Memos</w:t>
             </w:r>
           </w:p>
@@ -1421,9 +2117,13 @@
           <w:p>
             <w:pPr>
               <w:pStyle w:val="Compact"/>
-              <w:jc w:val="left"/>
-            </w:pPr>
-            <w:r>
+              <w:spacing w:before="20" w:after="20"/>
+              <w:jc w:val="left"/>
+            </w:pPr>
+            <w:r>
+              <w:rPr>
+                <w:sz w:val="18"/>
+              </w:rPr>
               <w:t xml:space="preserve">Compliance / Legal / DPO</w:t>
             </w:r>
           </w:p>
@@ -1431,13 +2131,19 @@
       </w:tr>
       <w:tr>
         <w:tc>
-          <w:tcPr/>
-          <w:p>
-            <w:pPr>
-              <w:pStyle w:val="Compact"/>
-              <w:jc w:val="left"/>
-            </w:pPr>
-            <w:r>
+          <w:tcPr>
+            <w:noWrap/>
+          </w:tcPr>
+          <w:p>
+            <w:pPr>
+              <w:pStyle w:val="Compact"/>
+              <w:spacing w:before="20" w:after="20"/>
+              <w:jc w:val="left"/>
+            </w:pPr>
+            <w:r>
+              <w:rPr>
+                <w:sz w:val="18"/>
+              </w:rPr>
               <w:t xml:space="preserve">G-5</w:t>
             </w:r>
           </w:p>
@@ -1447,109 +2153,194 @@
           <w:p>
             <w:pPr>
               <w:pStyle w:val="Compact"/>
-              <w:jc w:val="left"/>
-            </w:pPr>
-            <w:r>
-              <w:t xml:space="preserve">Sev 1 known issues fixed and regression-tested:</w:t>
-            </w:r>
-            <w:r>
+              <w:spacing w:before="20" w:after="20"/>
+              <w:jc w:val="left"/>
+            </w:pPr>
+            <w:r>
+              <w:rPr>
+                <w:sz w:val="18"/>
+              </w:rPr>
+              <w:t xml:space="preserve">Sev 1 and compliance known issues fixed and regression-tested:</w:t>
+            </w:r>
+            <w:r>
+              <w:rPr>
+                <w:sz w:val="18"/>
+              </w:rPr>
               <w:t xml:space="preserve"> </w:t>
             </w:r>
             <w:r>
               <w:rPr>
                 <w:bCs/>
                 <w:b/>
+                <w:sz w:val="18"/>
               </w:rPr>
               <w:t xml:space="preserve">KI-01</w:t>
             </w:r>
             <w:r>
-              <w:t xml:space="preserve"> </w:t>
-            </w:r>
-            <w:r>
+              <w:rPr>
+                <w:sz w:val="18"/>
+              </w:rPr>
+              <w:t xml:space="preserve"> </w:t>
+            </w:r>
+            <w:r>
+              <w:rPr>
+                <w:sz w:val="18"/>
+              </w:rPr>
               <w:t xml:space="preserve">(seed guard),</w:t>
             </w:r>
             <w:r>
+              <w:rPr>
+                <w:sz w:val="18"/>
+              </w:rPr>
               <w:t xml:space="preserve"> </w:t>
             </w:r>
             <w:r>
               <w:rPr>
                 <w:bCs/>
                 <w:b/>
+                <w:sz w:val="18"/>
               </w:rPr>
               <w:t xml:space="preserve">KI-02</w:t>
             </w:r>
             <w:r>
-              <w:t xml:space="preserve"> </w:t>
-            </w:r>
-            <w:r>
-              <w:t xml:space="preserve">(partial issuance/refund),</w:t>
-            </w:r>
-            <w:r>
+              <w:rPr>
+                <w:sz w:val="18"/>
+              </w:rPr>
+              <w:t xml:space="preserve"> </w:t>
+            </w:r>
+            <w:r>
+              <w:rPr>
+                <w:sz w:val="18"/>
+              </w:rPr>
+              <w:t xml:space="preserve">(saga compensation),</w:t>
+            </w:r>
+            <w:r>
+              <w:rPr>
+                <w:sz w:val="18"/>
+              </w:rPr>
               <w:t xml:space="preserve"> </w:t>
             </w:r>
             <w:r>
               <w:rPr>
                 <w:bCs/>
                 <w:b/>
+                <w:sz w:val="18"/>
+              </w:rPr>
+              <w:t xml:space="preserve">KI-09</w:t>
+            </w:r>
+            <w:r>
+              <w:rPr>
+                <w:sz w:val="18"/>
+              </w:rPr>
+              <w:t xml:space="preserve"> </w:t>
+            </w:r>
+            <w:r>
+              <w:rPr>
+                <w:sz w:val="18"/>
+              </w:rPr>
+              <w:t xml:space="preserve">(voice campaign contact policy),</w:t>
+            </w:r>
+            <w:r>
+              <w:rPr>
+                <w:sz w:val="18"/>
+              </w:rPr>
+              <w:t xml:space="preserve"> </w:t>
+            </w:r>
+            <w:r>
+              <w:rPr>
+                <w:bCs/>
+                <w:b/>
+                <w:sz w:val="18"/>
               </w:rPr>
               <w:t xml:space="preserve">KI-28</w:t>
             </w:r>
             <w:r>
-              <w:t xml:space="preserve"> </w:t>
-            </w:r>
-            <w:r>
-              <w:t xml:space="preserve">(in-memory store in prod); Sev 2 compliance issue</w:t>
-            </w:r>
-            <w:r>
+              <w:rPr>
+                <w:sz w:val="18"/>
+              </w:rPr>
+              <w:t xml:space="preserve"> </w:t>
+            </w:r>
+            <w:r>
+              <w:rPr>
+                <w:sz w:val="18"/>
+              </w:rPr>
+              <w:t xml:space="preserve">(no in-memory store in production) and</w:t>
+            </w:r>
+            <w:r>
+              <w:rPr>
+                <w:sz w:val="18"/>
+              </w:rPr>
               <w:t xml:space="preserve"> </w:t>
             </w:r>
             <w:r>
               <w:rPr>
                 <w:bCs/>
                 <w:b/>
+                <w:sz w:val="18"/>
               </w:rPr>
               <w:t xml:space="preserve">KI-33</w:t>
             </w:r>
             <w:r>
-              <w:t xml:space="preserve"> </w:t>
-            </w:r>
-            <w:r>
+              <w:rPr>
+                <w:sz w:val="18"/>
+              </w:rPr>
+              <w:t xml:space="preserve"> </w:t>
+            </w:r>
+            <w:r>
+              <w:rPr>
+                <w:sz w:val="18"/>
+              </w:rPr>
               <w:t xml:space="preserve">(</w:t>
             </w:r>
             <w:r>
               <w:rPr>
                 <w:rStyle w:val="VerbatimChar"/>
+                <w:sz w:val="18"/>
               </w:rPr>
               <w:t xml:space="preserve">at</w:t>
             </w:r>
             <w:r>
-              <w:t xml:space="preserve"> </w:t>
-            </w:r>
-            <w:r>
-              <w:t xml:space="preserve">time override) fixed; KI-09 regression (TC-135) green</w:t>
-            </w:r>
-          </w:p>
-        </w:tc>
-        <w:tc>
-          <w:tcPr/>
-          <w:p>
-            <w:pPr>
-              <w:pStyle w:val="Compact"/>
-              <w:jc w:val="left"/>
-            </w:pPr>
-            <w:r>
-              <w:t xml:space="preserve">PRs + TCs</w:t>
-            </w:r>
-          </w:p>
-        </w:tc>
-        <w:tc>
-          <w:tcPr/>
-          <w:p>
-            <w:pPr>
-              <w:pStyle w:val="Compact"/>
-              <w:jc w:val="left"/>
-            </w:pPr>
-            <w:r>
+              <w:rPr>
+                <w:sz w:val="18"/>
+              </w:rPr>
+              <w:t xml:space="preserve"> </w:t>
+            </w:r>
+            <w:r>
+              <w:rPr>
+                <w:sz w:val="18"/>
+              </w:rPr>
+              <w:t xml:space="preserve">override only in demo mode) are fixed in release 1.0.0; their regression cases (TC-080, TC-134, TC-135, TC-159, TC-162) pass on the release tag; open Sev 2 items (KI-04, KI-13, KI-18) fixed or waived with a date</w:t>
+            </w:r>
+          </w:p>
+        </w:tc>
+        <w:tc>
+          <w:tcPr/>
+          <w:p>
+            <w:pPr>
+              <w:pStyle w:val="Compact"/>
+              <w:spacing w:before="20" w:after="20"/>
+              <w:jc w:val="left"/>
+            </w:pPr>
+            <w:r>
+              <w:rPr>
+                <w:sz w:val="18"/>
+              </w:rPr>
+              <w:t xml:space="preserve">Results workbook + KI register</w:t>
+            </w:r>
+          </w:p>
+        </w:tc>
+        <w:tc>
+          <w:tcPr/>
+          <w:p>
+            <w:pPr>
+              <w:pStyle w:val="Compact"/>
+              <w:spacing w:before="20" w:after="20"/>
+              <w:jc w:val="left"/>
+            </w:pPr>
+            <w:r>
+              <w:rPr>
+                <w:sz w:val="18"/>
+              </w:rPr>
               <w:t xml:space="preserve">Dev lead</w:t>
             </w:r>
           </w:p>
@@ -1557,13 +2348,19 @@
       </w:tr>
       <w:tr>
         <w:tc>
-          <w:tcPr/>
-          <w:p>
-            <w:pPr>
-              <w:pStyle w:val="Compact"/>
-              <w:jc w:val="left"/>
-            </w:pPr>
-            <w:r>
+          <w:tcPr>
+            <w:noWrap/>
+          </w:tcPr>
+          <w:p>
+            <w:pPr>
+              <w:pStyle w:val="Compact"/>
+              <w:spacing w:before="20" w:after="20"/>
+              <w:jc w:val="left"/>
+            </w:pPr>
+            <w:r>
+              <w:rPr>
+                <w:sz w:val="18"/>
+              </w:rPr>
               <w:t xml:space="preserve">G-6</w:t>
             </w:r>
           </w:p>
@@ -1573,9 +2370,13 @@
           <w:p>
             <w:pPr>
               <w:pStyle w:val="Compact"/>
-              <w:jc w:val="left"/>
-            </w:pPr>
-            <w:r>
+              <w:spacing w:before="20" w:after="20"/>
+              <w:jc w:val="left"/>
+            </w:pPr>
+            <w:r>
+              <w:rPr>
+                <w:sz w:val="18"/>
+              </w:rPr>
               <w:t xml:space="preserve">Partners ready in PROD: VETC wallet + SSO + app deep link + push, TASCO core issuance, Zalo OA/ZNS, SMS brandname, voice vendor; DR egress allow-listed</w:t>
             </w:r>
           </w:p>
@@ -1585,9 +2386,13 @@
           <w:p>
             <w:pPr>
               <w:pStyle w:val="Compact"/>
-              <w:jc w:val="left"/>
-            </w:pPr>
-            <w:r>
+              <w:spacing w:before="20" w:after="20"/>
+              <w:jc w:val="left"/>
+            </w:pPr>
+            <w:r>
+              <w:rPr>
+                <w:sz w:val="18"/>
+              </w:rPr>
               <w:t xml:space="preserve">Partner confirmations</w:t>
             </w:r>
           </w:p>
@@ -1597,9 +2402,13 @@
           <w:p>
             <w:pPr>
               <w:pStyle w:val="Compact"/>
-              <w:jc w:val="left"/>
-            </w:pPr>
-            <w:r>
+              <w:spacing w:before="20" w:after="20"/>
+              <w:jc w:val="left"/>
+            </w:pPr>
+            <w:r>
+              <w:rPr>
+                <w:sz w:val="18"/>
+              </w:rPr>
               <w:t xml:space="preserve">Integration lead</w:t>
             </w:r>
           </w:p>
@@ -1607,13 +2416,19 @@
       </w:tr>
       <w:tr>
         <w:tc>
-          <w:tcPr/>
-          <w:p>
-            <w:pPr>
-              <w:pStyle w:val="Compact"/>
-              <w:jc w:val="left"/>
-            </w:pPr>
-            <w:r>
+          <w:tcPr>
+            <w:noWrap/>
+          </w:tcPr>
+          <w:p>
+            <w:pPr>
+              <w:pStyle w:val="Compact"/>
+              <w:spacing w:before="20" w:after="20"/>
+              <w:jc w:val="left"/>
+            </w:pPr>
+            <w:r>
+              <w:rPr>
+                <w:sz w:val="18"/>
+              </w:rPr>
               <w:t xml:space="preserve">G-7</w:t>
             </w:r>
           </w:p>
@@ -1623,9 +2438,13 @@
           <w:p>
             <w:pPr>
               <w:pStyle w:val="Compact"/>
-              <w:jc w:val="left"/>
-            </w:pPr>
-            <w:r>
+              <w:spacing w:before="20" w:after="20"/>
+              <w:jc w:val="left"/>
+            </w:pPr>
+            <w:r>
+              <w:rPr>
+                <w:sz w:val="18"/>
+              </w:rPr>
               <w:t xml:space="preserve">Operational readiness: on-call live, runbook tabletop done, dashboards and alerts live, synthetics green for 48 h in PROD</w:t>
             </w:r>
           </w:p>
@@ -1635,9 +2454,13 @@
           <w:p>
             <w:pPr>
               <w:pStyle w:val="Compact"/>
-              <w:jc w:val="left"/>
-            </w:pPr>
-            <w:r>
+              <w:spacing w:before="20" w:after="20"/>
+              <w:jc w:val="left"/>
+            </w:pPr>
+            <w:r>
+              <w:rPr>
+                <w:sz w:val="18"/>
+              </w:rPr>
               <w:t xml:space="preserve">Ops sign-off</w:t>
             </w:r>
           </w:p>
@@ -1647,9 +2470,13 @@
           <w:p>
             <w:pPr>
               <w:pStyle w:val="Compact"/>
-              <w:jc w:val="left"/>
-            </w:pPr>
-            <w:r>
+              <w:spacing w:before="20" w:after="20"/>
+              <w:jc w:val="left"/>
+            </w:pPr>
+            <w:r>
+              <w:rPr>
+                <w:sz w:val="18"/>
+              </w:rPr>
               <w:t xml:space="preserve">L2 lead</w:t>
             </w:r>
           </w:p>
@@ -1657,13 +2484,19 @@
       </w:tr>
       <w:tr>
         <w:tc>
-          <w:tcPr/>
-          <w:p>
-            <w:pPr>
-              <w:pStyle w:val="Compact"/>
-              <w:jc w:val="left"/>
-            </w:pPr>
-            <w:r>
+          <w:tcPr>
+            <w:noWrap/>
+          </w:tcPr>
+          <w:p>
+            <w:pPr>
+              <w:pStyle w:val="Compact"/>
+              <w:spacing w:before="20" w:after="20"/>
+              <w:jc w:val="left"/>
+            </w:pPr>
+            <w:r>
+              <w:rPr>
+                <w:sz w:val="18"/>
+              </w:rPr>
               <w:t xml:space="preserve">G-8</w:t>
             </w:r>
           </w:p>
@@ -1673,9 +2506,13 @@
           <w:p>
             <w:pPr>
               <w:pStyle w:val="Compact"/>
-              <w:jc w:val="left"/>
-            </w:pPr>
-            <w:r>
+              <w:spacing w:before="20" w:after="20"/>
+              <w:jc w:val="left"/>
+            </w:pPr>
+            <w:r>
+              <w:rPr>
+                <w:sz w:val="18"/>
+              </w:rPr>
               <w:t xml:space="preserve">Dress rehearsal of cutover and rollback completed in PREPROD within the planned times</w:t>
             </w:r>
           </w:p>
@@ -1685,9 +2522,13 @@
           <w:p>
             <w:pPr>
               <w:pStyle w:val="Compact"/>
-              <w:jc w:val="left"/>
-            </w:pPr>
-            <w:r>
+              <w:spacing w:before="20" w:after="20"/>
+              <w:jc w:val="left"/>
+            </w:pPr>
+            <w:r>
+              <w:rPr>
+                <w:sz w:val="18"/>
+              </w:rPr>
               <w:t xml:space="preserve">Rehearsal report</w:t>
             </w:r>
           </w:p>
@@ -1697,9 +2538,13 @@
           <w:p>
             <w:pPr>
               <w:pStyle w:val="Compact"/>
-              <w:jc w:val="left"/>
-            </w:pPr>
-            <w:r>
+              <w:spacing w:before="20" w:after="20"/>
+              <w:jc w:val="left"/>
+            </w:pPr>
+            <w:r>
+              <w:rPr>
+                <w:sz w:val="18"/>
+              </w:rPr>
               <w:t xml:space="preserve">Cutover manager</w:t>
             </w:r>
           </w:p>
@@ -1707,13 +2552,19 @@
       </w:tr>
       <w:tr>
         <w:tc>
-          <w:tcPr/>
-          <w:p>
-            <w:pPr>
-              <w:pStyle w:val="Compact"/>
-              <w:jc w:val="left"/>
-            </w:pPr>
-            <w:r>
+          <w:tcPr>
+            <w:noWrap/>
+          </w:tcPr>
+          <w:p>
+            <w:pPr>
+              <w:pStyle w:val="Compact"/>
+              <w:spacing w:before="20" w:after="20"/>
+              <w:jc w:val="left"/>
+            </w:pPr>
+            <w:r>
+              <w:rPr>
+                <w:sz w:val="18"/>
+              </w:rPr>
               <w:t xml:space="preserve">G-9</w:t>
             </w:r>
           </w:p>
@@ -1723,9 +2574,13 @@
           <w:p>
             <w:pPr>
               <w:pStyle w:val="Compact"/>
-              <w:jc w:val="left"/>
-            </w:pPr>
-            <w:r>
+              <w:spacing w:before="20" w:after="20"/>
+              <w:jc w:val="left"/>
+            </w:pPr>
+            <w:r>
+              <w:rPr>
+                <w:sz w:val="18"/>
+              </w:rPr>
               <w:t xml:space="preserve">Pilot cohort data loaded in PREPROD with real extracts; counts reconcile</w:t>
             </w:r>
           </w:p>
@@ -1735,9 +2590,13 @@
           <w:p>
             <w:pPr>
               <w:pStyle w:val="Compact"/>
-              <w:jc w:val="left"/>
-            </w:pPr>
-            <w:r>
+              <w:spacing w:before="20" w:after="20"/>
+              <w:jc w:val="left"/>
+            </w:pPr>
+            <w:r>
+              <w:rPr>
+                <w:sz w:val="18"/>
+              </w:rPr>
               <w:t xml:space="preserve">Load report</w:t>
             </w:r>
           </w:p>
@@ -1747,9 +2606,13 @@
           <w:p>
             <w:pPr>
               <w:pStyle w:val="Compact"/>
-              <w:jc w:val="left"/>
-            </w:pPr>
-            <w:r>
+              <w:spacing w:before="20" w:after="20"/>
+              <w:jc w:val="left"/>
+            </w:pPr>
+            <w:r>
+              <w:rPr>
+                <w:sz w:val="18"/>
+              </w:rPr>
               <w:t xml:space="preserve">Data steward</w:t>
             </w:r>
           </w:p>
@@ -1757,13 +2620,19 @@
       </w:tr>
       <w:tr>
         <w:tc>
-          <w:tcPr/>
-          <w:p>
-            <w:pPr>
-              <w:pStyle w:val="Compact"/>
-              <w:jc w:val="left"/>
-            </w:pPr>
-            <w:r>
+          <w:tcPr>
+            <w:noWrap/>
+          </w:tcPr>
+          <w:p>
+            <w:pPr>
+              <w:pStyle w:val="Compact"/>
+              <w:spacing w:before="20" w:after="20"/>
+              <w:jc w:val="left"/>
+            </w:pPr>
+            <w:r>
+              <w:rPr>
+                <w:sz w:val="18"/>
+              </w:rPr>
               <w:t xml:space="preserve">G-10</w:t>
             </w:r>
           </w:p>
@@ -1773,21 +2642,29 @@
           <w:p>
             <w:pPr>
               <w:pStyle w:val="Compact"/>
-              <w:jc w:val="left"/>
-            </w:pPr>
-            <w:r>
-              <w:t xml:space="preserve">No open Sev 1/Sev 2 defects (or Sev 2 waived with a fix date before 15 Feb)</w:t>
-            </w:r>
-          </w:p>
-        </w:tc>
-        <w:tc>
-          <w:tcPr/>
-          <w:p>
-            <w:pPr>
-              <w:pStyle w:val="Compact"/>
-              <w:jc w:val="left"/>
-            </w:pPr>
-            <w:r>
+              <w:spacing w:before="20" w:after="20"/>
+              <w:jc w:val="left"/>
+            </w:pPr>
+            <w:r>
+              <w:rPr>
+                <w:sz w:val="18"/>
+              </w:rPr>
+              <w:t xml:space="preserve">No open Sev 1/Sev 2 defects (or Sev 2 waived with a fix date before 15 February)</w:t>
+            </w:r>
+          </w:p>
+        </w:tc>
+        <w:tc>
+          <w:tcPr/>
+          <w:p>
+            <w:pPr>
+              <w:pStyle w:val="Compact"/>
+              <w:spacing w:before="20" w:after="20"/>
+              <w:jc w:val="left"/>
+            </w:pPr>
+            <w:r>
+              <w:rPr>
+                <w:sz w:val="18"/>
+              </w:rPr>
               <w:t xml:space="preserve">Defect report</w:t>
             </w:r>
           </w:p>
@@ -1797,9 +2674,13 @@
           <w:p>
             <w:pPr>
               <w:pStyle w:val="Compact"/>
-              <w:jc w:val="left"/>
-            </w:pPr>
-            <w:r>
+              <w:spacing w:before="20" w:after="20"/>
+              <w:jc w:val="left"/>
+            </w:pPr>
+            <w:r>
+              <w:rPr>
+                <w:sz w:val="18"/>
+              </w:rPr>
               <w:t xml:space="preserve">QA Lead</w:t>
             </w:r>
           </w:p>
@@ -1873,7 +2754,7 @@
           <w:bCs/>
           <w:b/>
         </w:rPr>
-        <w:t xml:space="preserve">the Tết freeze means the next possible soft launch is 15 Feb</w:t>
+        <w:t xml:space="preserve">the Tết freeze means the next possible soft launch is 15 February</w:t>
       </w:r>
       <w:r>
         <w:t xml:space="preserve">.</w:t>
@@ -1904,13 +2785,28 @@
           <w:bCs/>
           <w:b/>
         </w:rPr>
-        <w:t xml:space="preserve">Mon 25 Jan 2027, 08:30 ICT</w:t>
+        <w:t xml:space="preserve">Monday 25 January 2027, 08:15 ICT</w:t>
       </w:r>
       <w:r>
         <w:t xml:space="preserve"> </w:t>
       </w:r>
       <w:r>
-        <w:t xml:space="preserve">(first journey run).</w:t>
+        <w:t xml:space="preserve">(first scheduled journey run: CronJob</w:t>
+      </w:r>
+      <w:r>
+        <w:t xml:space="preserve"> </w:t>
+      </w:r>
+      <w:r>
+        <w:rPr>
+          <w:rStyle w:val="VerbatimChar"/>
+        </w:rPr>
+        <w:t xml:space="preserve">tasco-growth-journeys</w:t>
+      </w:r>
+      <w:r>
+        <w:t xml:space="preserve"> </w:t>
+      </w:r>
+      <w:r>
+        <w:t xml:space="preserve">at 01:15 UTC).</w:t>
       </w:r>
     </w:p>
     <w:tbl>
@@ -1938,12 +2834,14 @@
           <w:p>
             <w:pPr>
               <w:pStyle w:val="Compact"/>
+              <w:spacing w:before="20" w:after="20"/>
               <w:jc w:val="left"/>
             </w:pPr>
             <w:r>
               <w:rPr>
                 <w:b/>
                 <w:color w:val="FFFFFF"/>
+                <w:sz w:val="18"/>
               </w:rPr>
               <w:t xml:space="preserve">When</w:t>
             </w:r>
@@ -1956,12 +2854,14 @@
           <w:p>
             <w:pPr>
               <w:pStyle w:val="Compact"/>
+              <w:spacing w:before="20" w:after="20"/>
               <w:jc w:val="left"/>
             </w:pPr>
             <w:r>
               <w:rPr>
                 <w:b/>
                 <w:color w:val="FFFFFF"/>
+                <w:sz w:val="18"/>
               </w:rPr>
               <w:t xml:space="preserve">Activity</w:t>
             </w:r>
@@ -1974,12 +2874,14 @@
           <w:p>
             <w:pPr>
               <w:pStyle w:val="Compact"/>
+              <w:spacing w:before="20" w:after="20"/>
               <w:jc w:val="left"/>
             </w:pPr>
             <w:r>
               <w:rPr>
                 <w:b/>
                 <w:color w:val="FFFFFF"/>
+                <w:sz w:val="18"/>
               </w:rPr>
               <w:t xml:space="preserve">Owner</w:t>
             </w:r>
@@ -1992,12 +2894,14 @@
           <w:p>
             <w:pPr>
               <w:pStyle w:val="Compact"/>
+              <w:spacing w:before="20" w:after="20"/>
               <w:jc w:val="left"/>
             </w:pPr>
             <w:r>
               <w:rPr>
                 <w:b/>
                 <w:color w:val="FFFFFF"/>
+                <w:sz w:val="18"/>
               </w:rPr>
               <w:t xml:space="preserve">Exit check</w:t>
             </w:r>
@@ -2010,31 +2914,43 @@
           <w:p>
             <w:pPr>
               <w:pStyle w:val="Compact"/>
+              <w:spacing w:before="20" w:after="20"/>
               <w:jc w:val="left"/>
             </w:pPr>
             <w:r>
               <w:rPr>
                 <w:bCs/>
                 <w:b/>
+                <w:sz w:val="18"/>
               </w:rPr>
               <w:t xml:space="preserve">T−21 d</w:t>
             </w:r>
             <w:r>
-              <w:t xml:space="preserve"> </w:t>
-            </w:r>
-            <w:r>
-              <w:t xml:space="preserve">(Mon 4 Jan)</w:t>
-            </w:r>
-          </w:p>
-        </w:tc>
-        <w:tc>
-          <w:tcPr/>
-          <w:p>
-            <w:pPr>
-              <w:pStyle w:val="Compact"/>
-              <w:jc w:val="left"/>
-            </w:pPr>
-            <w:r>
+              <w:rPr>
+                <w:sz w:val="18"/>
+              </w:rPr>
+              <w:t xml:space="preserve"> </w:t>
+            </w:r>
+            <w:r>
+              <w:rPr>
+                <w:sz w:val="18"/>
+              </w:rPr>
+              <w:t xml:space="preserve">(Monday 4 January)</w:t>
+            </w:r>
+          </w:p>
+        </w:tc>
+        <w:tc>
+          <w:tcPr/>
+          <w:p>
+            <w:pPr>
+              <w:pStyle w:val="Compact"/>
+              <w:spacing w:before="20" w:after="20"/>
+              <w:jc w:val="left"/>
+            </w:pPr>
+            <w:r>
+              <w:rPr>
+                <w:sz w:val="18"/>
+              </w:rPr>
               <w:t xml:space="preserve">PROD and DR infrastructure provisioned from IaC; PostgreSQL HA + PITR + cross-region replica; KMS keys created; monitoring stack, dashboards and alerts deployed</w:t>
             </w:r>
           </w:p>
@@ -2044,9 +2960,13 @@
           <w:p>
             <w:pPr>
               <w:pStyle w:val="Compact"/>
-              <w:jc w:val="left"/>
-            </w:pPr>
-            <w:r>
+              <w:spacing w:before="20" w:after="20"/>
+              <w:jc w:val="left"/>
+            </w:pPr>
+            <w:r>
+              <w:rPr>
+                <w:sz w:val="18"/>
+              </w:rPr>
               <w:t xml:space="preserve">SRE, DBA</w:t>
             </w:r>
           </w:p>
@@ -2056,9 +2976,13 @@
           <w:p>
             <w:pPr>
               <w:pStyle w:val="Compact"/>
-              <w:jc w:val="left"/>
-            </w:pPr>
-            <w:r>
+              <w:spacing w:before="20" w:after="20"/>
+              <w:jc w:val="left"/>
+            </w:pPr>
+            <w:r>
+              <w:rPr>
+                <w:sz w:val="18"/>
+              </w:rPr>
               <w:t xml:space="preserve">PRC-DR-01, PRC-OPS-01</w:t>
             </w:r>
           </w:p>
@@ -2070,62 +2994,94 @@
           <w:p>
             <w:pPr>
               <w:pStyle w:val="Compact"/>
+              <w:spacing w:before="20" w:after="20"/>
               <w:jc w:val="left"/>
             </w:pPr>
             <w:r>
               <w:rPr>
                 <w:bCs/>
                 <w:b/>
+                <w:sz w:val="18"/>
               </w:rPr>
               <w:t xml:space="preserve">T−14 d</w:t>
             </w:r>
             <w:r>
-              <w:t xml:space="preserve"> </w:t>
-            </w:r>
-            <w:r>
-              <w:t xml:space="preserve">(Mon 11 Jan)</w:t>
-            </w:r>
-          </w:p>
-        </w:tc>
-        <w:tc>
-          <w:tcPr/>
-          <w:p>
-            <w:pPr>
-              <w:pStyle w:val="Compact"/>
-              <w:jc w:val="left"/>
-            </w:pPr>
-            <w:r>
+              <w:rPr>
+                <w:sz w:val="18"/>
+              </w:rPr>
+              <w:t xml:space="preserve"> </w:t>
+            </w:r>
+            <w:r>
+              <w:rPr>
+                <w:sz w:val="18"/>
+              </w:rPr>
+              <w:t xml:space="preserve">(Monday 11 January)</w:t>
+            </w:r>
+          </w:p>
+        </w:tc>
+        <w:tc>
+          <w:tcPr/>
+          <w:p>
+            <w:pPr>
+              <w:pStyle w:val="Compact"/>
+              <w:spacing w:before="20" w:after="20"/>
+              <w:jc w:val="left"/>
+            </w:pPr>
+            <w:r>
+              <w:rPr>
+                <w:sz w:val="18"/>
+              </w:rPr>
               <w:t xml:space="preserve">Release candidate</w:t>
             </w:r>
             <w:r>
+              <w:rPr>
+                <w:sz w:val="18"/>
+              </w:rPr>
               <w:t xml:space="preserve"> </w:t>
             </w:r>
             <w:r>
               <w:rPr>
                 <w:rStyle w:val="VerbatimChar"/>
+                <w:sz w:val="18"/>
               </w:rPr>
               <w:t xml:space="preserve">v1.0.0-rc.N</w:t>
             </w:r>
             <w:r>
-              <w:t xml:space="preserve"> </w:t>
-            </w:r>
-            <w:r>
+              <w:rPr>
+                <w:sz w:val="18"/>
+              </w:rPr>
+              <w:t xml:space="preserve"> </w:t>
+            </w:r>
+            <w:r>
+              <w:rPr>
+                <w:sz w:val="18"/>
+              </w:rPr>
               <w:t xml:space="preserve">tagged = UAT build;</w:t>
             </w:r>
             <w:r>
+              <w:rPr>
+                <w:sz w:val="18"/>
+              </w:rPr>
               <w:t xml:space="preserve"> </w:t>
             </w:r>
             <w:r>
               <w:rPr>
                 <w:bCs/>
                 <w:b/>
+                <w:sz w:val="18"/>
               </w:rPr>
               <w:t xml:space="preserve">feature freeze</w:t>
             </w:r>
             <w:r>
-              <w:t xml:space="preserve"> </w:t>
-            </w:r>
-            <w:r>
+              <w:rPr>
+                <w:sz w:val="18"/>
+              </w:rPr>
+              <w:t xml:space="preserve"> </w:t>
+            </w:r>
+            <w:r>
+              <w:rPr>
+                <w:sz w:val="18"/>
+              </w:rPr>
               <w:t xml:space="preserve">(fixes only); provisional CAB approval for the go-live change</w:t>
             </w:r>
           </w:p>
@@ -2135,9 +3091,13 @@
           <w:p>
             <w:pPr>
               <w:pStyle w:val="Compact"/>
-              <w:jc w:val="left"/>
-            </w:pPr>
-            <w:r>
+              <w:spacing w:before="20" w:after="20"/>
+              <w:jc w:val="left"/>
+            </w:pPr>
+            <w:r>
+              <w:rPr>
+                <w:sz w:val="18"/>
+              </w:rPr>
               <w:t xml:space="preserve">Release manager</w:t>
             </w:r>
           </w:p>
@@ -2147,9 +3107,13 @@
           <w:p>
             <w:pPr>
               <w:pStyle w:val="Compact"/>
-              <w:jc w:val="left"/>
-            </w:pPr>
-            <w:r>
+              <w:spacing w:before="20" w:after="20"/>
+              <w:jc w:val="left"/>
+            </w:pPr>
+            <w:r>
+              <w:rPr>
+                <w:sz w:val="18"/>
+              </w:rPr>
               <w:t xml:space="preserve">CAB minutes</w:t>
             </w:r>
           </w:p>
@@ -2161,31 +3125,43 @@
           <w:p>
             <w:pPr>
               <w:pStyle w:val="Compact"/>
+              <w:spacing w:before="20" w:after="20"/>
               <w:jc w:val="left"/>
             </w:pPr>
             <w:r>
               <w:rPr>
                 <w:bCs/>
                 <w:b/>
+                <w:sz w:val="18"/>
               </w:rPr>
               <w:t xml:space="preserve">T−10 d</w:t>
             </w:r>
             <w:r>
-              <w:t xml:space="preserve"> </w:t>
-            </w:r>
-            <w:r>
-              <w:t xml:space="preserve">(Fri 15 Jan)</w:t>
-            </w:r>
-          </w:p>
-        </w:tc>
-        <w:tc>
-          <w:tcPr/>
-          <w:p>
-            <w:pPr>
-              <w:pStyle w:val="Compact"/>
-              <w:jc w:val="left"/>
-            </w:pPr>
-            <w:r>
+              <w:rPr>
+                <w:sz w:val="18"/>
+              </w:rPr>
+              <w:t xml:space="preserve"> </w:t>
+            </w:r>
+            <w:r>
+              <w:rPr>
+                <w:sz w:val="18"/>
+              </w:rPr>
+              <w:t xml:space="preserve">(Friday 15 January)</w:t>
+            </w:r>
+          </w:p>
+        </w:tc>
+        <w:tc>
+          <w:tcPr/>
+          <w:p>
+            <w:pPr>
+              <w:pStyle w:val="Compact"/>
+              <w:spacing w:before="20" w:after="20"/>
+              <w:jc w:val="left"/>
+            </w:pPr>
+            <w:r>
+              <w:rPr>
+                <w:sz w:val="18"/>
+              </w:rPr>
               <w:t xml:space="preserve">Partner PROD connectivity: allow-lists (PROD + DR egress), credentials in the vault; Zalo template IDs mapped; SMS brandname live; voice vendor numbers</w:t>
             </w:r>
           </w:p>
@@ -2195,9 +3171,13 @@
           <w:p>
             <w:pPr>
               <w:pStyle w:val="Compact"/>
-              <w:jc w:val="left"/>
-            </w:pPr>
-            <w:r>
+              <w:spacing w:before="20" w:after="20"/>
+              <w:jc w:val="left"/>
+            </w:pPr>
+            <w:r>
+              <w:rPr>
+                <w:sz w:val="18"/>
+              </w:rPr>
               <w:t xml:space="preserve">Integration lead</w:t>
             </w:r>
           </w:p>
@@ -2207,9 +3187,13 @@
           <w:p>
             <w:pPr>
               <w:pStyle w:val="Compact"/>
-              <w:jc w:val="left"/>
-            </w:pPr>
-            <w:r>
+              <w:spacing w:before="20" w:after="20"/>
+              <w:jc w:val="left"/>
+            </w:pPr>
+            <w:r>
+              <w:rPr>
+                <w:sz w:val="18"/>
+              </w:rPr>
               <w:t xml:space="preserve">Connectivity test per partner (no customer traffic)</w:t>
             </w:r>
           </w:p>
@@ -2221,134 +3205,252 @@
           <w:p>
             <w:pPr>
               <w:pStyle w:val="Compact"/>
+              <w:spacing w:before="20" w:after="20"/>
               <w:jc w:val="left"/>
             </w:pPr>
             <w:r>
               <w:rPr>
                 <w:bCs/>
                 <w:b/>
+                <w:sz w:val="18"/>
               </w:rPr>
               <w:t xml:space="preserve">T−7 d</w:t>
             </w:r>
             <w:r>
-              <w:t xml:space="preserve"> </w:t>
-            </w:r>
-            <w:r>
-              <w:t xml:space="preserve">(Mon 18 Jan)</w:t>
-            </w:r>
-          </w:p>
-        </w:tc>
-        <w:tc>
-          <w:tcPr/>
-          <w:p>
-            <w:pPr>
-              <w:pStyle w:val="Compact"/>
-              <w:jc w:val="left"/>
-            </w:pPr>
-            <w:r>
+              <w:rPr>
+                <w:sz w:val="18"/>
+              </w:rPr>
+              <w:t xml:space="preserve"> </w:t>
+            </w:r>
+            <w:r>
+              <w:rPr>
+                <w:sz w:val="18"/>
+              </w:rPr>
+              <w:t xml:space="preserve">(Monday 18 January)</w:t>
+            </w:r>
+          </w:p>
+        </w:tc>
+        <w:tc>
+          <w:tcPr/>
+          <w:p>
+            <w:pPr>
+              <w:pStyle w:val="Compact"/>
+              <w:spacing w:before="20" w:after="20"/>
+              <w:jc w:val="left"/>
+            </w:pPr>
+            <w:r>
+              <w:rPr>
+                <w:sz w:val="18"/>
+              </w:rPr>
               <w:t xml:space="preserve">PROD secrets loaded (</w:t>
             </w:r>
             <w:r>
               <w:rPr>
                 <w:rStyle w:val="VerbatimChar"/>
+                <w:sz w:val="18"/>
               </w:rPr>
               <w:t xml:space="preserve">JWT_SECRET</w:t>
             </w:r>
             <w:r>
+              <w:rPr>
+                <w:sz w:val="18"/>
+              </w:rPr>
               <w:t xml:space="preserve">,</w:t>
             </w:r>
             <w:r>
+              <w:rPr>
+                <w:sz w:val="18"/>
+              </w:rPr>
               <w:t xml:space="preserve"> </w:t>
             </w:r>
             <w:r>
               <w:rPr>
                 <w:rStyle w:val="VerbatimChar"/>
+                <w:sz w:val="18"/>
               </w:rPr>
               <w:t xml:space="preserve">DATA_KEYS</w:t>
             </w:r>
             <w:r>
-              <w:t xml:space="preserve"> </w:t>
-            </w:r>
-            <w:r>
+              <w:rPr>
+                <w:sz w:val="18"/>
+              </w:rPr>
+              <w:t xml:space="preserve"> </w:t>
+            </w:r>
+            <w:r>
+              <w:rPr>
+                <w:sz w:val="18"/>
+              </w:rPr>
               <w:t xml:space="preserve">with</w:t>
             </w:r>
             <w:r>
+              <w:rPr>
+                <w:sz w:val="18"/>
+              </w:rPr>
               <w:t xml:space="preserve"> </w:t>
             </w:r>
             <w:r>
               <w:rPr>
                 <w:rStyle w:val="VerbatimChar"/>
+                <w:sz w:val="18"/>
               </w:rPr>
               <w:t xml:space="preserve">DATA_KEY_ACTIVE</w:t>
             </w:r>
             <w:r>
+              <w:rPr>
+                <w:sz w:val="18"/>
+              </w:rPr>
               <w:t xml:space="preserve">,</w:t>
             </w:r>
             <w:r>
+              <w:rPr>
+                <w:sz w:val="18"/>
+              </w:rPr>
               <w:t xml:space="preserve"> </w:t>
             </w:r>
             <w:r>
               <w:rPr>
                 <w:rStyle w:val="VerbatimChar"/>
+                <w:sz w:val="18"/>
               </w:rPr>
               <w:t xml:space="preserve">BLIND_INDEX_KEY</w:t>
             </w:r>
             <w:r>
+              <w:rPr>
+                <w:sz w:val="18"/>
+              </w:rPr>
               <w:t xml:space="preserve">,</w:t>
             </w:r>
             <w:r>
+              <w:rPr>
+                <w:sz w:val="18"/>
+              </w:rPr>
               <w:t xml:space="preserve"> </w:t>
             </w:r>
             <w:r>
               <w:rPr>
                 <w:rStyle w:val="VerbatimChar"/>
+                <w:sz w:val="18"/>
               </w:rPr>
               <w:t xml:space="preserve">DATABASE_URL</w:t>
             </w:r>
             <w:r>
+              <w:rPr>
+                <w:sz w:val="18"/>
+              </w:rPr>
+              <w:t xml:space="preserve">,</w:t>
+            </w:r>
+            <w:r>
+              <w:rPr>
+                <w:sz w:val="18"/>
+              </w:rPr>
+              <w:t xml:space="preserve"> </w:t>
+            </w:r>
+            <w:r>
+              <w:rPr>
+                <w:rStyle w:val="VerbatimChar"/>
+                <w:sz w:val="18"/>
+              </w:rPr>
+              <w:t xml:space="preserve">METRICS_TOKEN</w:t>
+            </w:r>
+            <w:r>
+              <w:rPr>
+                <w:sz w:val="18"/>
+              </w:rPr>
               <w:t xml:space="preserve">); migration Job (</w:t>
             </w:r>
             <w:r>
               <w:rPr>
                 <w:rStyle w:val="VerbatimChar"/>
+                <w:sz w:val="18"/>
               </w:rPr>
               <w:t xml:space="preserve">npm run migrate</w:t>
             </w:r>
             <w:r>
+              <w:rPr>
+                <w:sz w:val="18"/>
+              </w:rPr>
               <w:t xml:space="preserve">); rule sets seeded (</w:t>
             </w:r>
             <w:r>
               <w:rPr>
                 <w:rStyle w:val="VerbatimChar"/>
+                <w:sz w:val="18"/>
               </w:rPr>
               <w:t xml:space="preserve">npm run job -- rules</w:t>
             </w:r>
             <w:r>
+              <w:rPr>
+                <w:sz w:val="18"/>
+              </w:rPr>
               <w:t xml:space="preserve">);</w:t>
             </w:r>
             <w:r>
+              <w:rPr>
+                <w:sz w:val="18"/>
+              </w:rPr>
               <w:t xml:space="preserve"> </w:t>
             </w:r>
             <w:r>
               <w:rPr>
                 <w:bCs/>
                 <w:b/>
-              </w:rPr>
-              <w:t xml:space="preserve">verify no demo users</w:t>
-            </w:r>
-            <w:r>
-              <w:t xml:space="preserve">; named users created; MFA enrolment session</w:t>
-            </w:r>
-          </w:p>
-        </w:tc>
-        <w:tc>
-          <w:tcPr/>
-          <w:p>
-            <w:pPr>
-              <w:pStyle w:val="Compact"/>
-              <w:jc w:val="left"/>
-            </w:pPr>
-            <w:r>
+                <w:sz w:val="18"/>
+              </w:rPr>
+              <w:t xml:space="preserve">verify no demo users and no</w:t>
+            </w:r>
+            <w:r>
+              <w:rPr>
+                <w:bCs/>
+                <w:b/>
+                <w:sz w:val="18"/>
+              </w:rPr>
+              <w:t xml:space="preserve"> </w:t>
+            </w:r>
+            <w:r>
+              <w:rPr>
+                <w:rStyle w:val="VerbatimChar"/>
+                <w:bCs/>
+                <w:b/>
+                <w:sz w:val="18"/>
+              </w:rPr>
+              <w:t xml:space="preserve">DEMO_*</w:t>
+            </w:r>
+            <w:r>
+              <w:rPr>
+                <w:bCs/>
+                <w:b/>
+                <w:sz w:val="18"/>
+              </w:rPr>
+              <w:t xml:space="preserve"> </w:t>
+            </w:r>
+            <w:r>
+              <w:rPr>
+                <w:bCs/>
+                <w:b/>
+                <w:sz w:val="18"/>
+              </w:rPr>
+              <w:t xml:space="preserve">variables</w:t>
+            </w:r>
+            <w:r>
+              <w:rPr>
+                <w:sz w:val="18"/>
+              </w:rPr>
+              <w:t xml:space="preserve">; named users created (each must change the initial password); MFA self-enrolment session for privileged users</w:t>
+            </w:r>
+          </w:p>
+        </w:tc>
+        <w:tc>
+          <w:tcPr/>
+          <w:p>
+            <w:pPr>
+              <w:pStyle w:val="Compact"/>
+              <w:spacing w:before="20" w:after="20"/>
+              <w:jc w:val="left"/>
+            </w:pPr>
+            <w:r>
+              <w:rPr>
+                <w:sz w:val="18"/>
+              </w:rPr>
               <w:t xml:space="preserve">SRE, Admin</w:t>
             </w:r>
           </w:p>
@@ -2358,45 +3460,70 @@
           <w:p>
             <w:pPr>
               <w:pStyle w:val="Compact"/>
+              <w:spacing w:before="20" w:after="20"/>
               <w:jc w:val="left"/>
             </w:pPr>
             <w:r>
               <w:rPr>
                 <w:rStyle w:val="VerbatimChar"/>
+                <w:sz w:val="18"/>
               </w:rPr>
               <w:t xml:space="preserve">/health/ready</w:t>
             </w:r>
             <w:r>
-              <w:t xml:space="preserve"> </w:t>
-            </w:r>
-            <w:r>
+              <w:rPr>
+                <w:sz w:val="18"/>
+              </w:rPr>
+              <w:t xml:space="preserve"> </w:t>
+            </w:r>
+            <w:r>
+              <w:rPr>
+                <w:sz w:val="18"/>
+              </w:rPr>
               <w:t xml:space="preserve">→</w:t>
             </w:r>
             <w:r>
+              <w:rPr>
+                <w:sz w:val="18"/>
+              </w:rPr>
               <w:t xml:space="preserve"> </w:t>
             </w:r>
             <w:r>
               <w:rPr>
                 <w:rStyle w:val="VerbatimChar"/>
+                <w:sz w:val="18"/>
               </w:rPr>
               <w:t xml:space="preserve">store:"postgres"</w:t>
             </w:r>
             <w:r>
+              <w:rPr>
+                <w:sz w:val="18"/>
+              </w:rPr>
               <w:t xml:space="preserve">;</w:t>
             </w:r>
             <w:r>
+              <w:rPr>
+                <w:sz w:val="18"/>
+              </w:rPr>
               <w:t xml:space="preserve"> </w:t>
             </w:r>
             <w:r>
               <w:rPr>
                 <w:rStyle w:val="VerbatimChar"/>
+                <w:sz w:val="18"/>
               </w:rPr>
               <w:t xml:space="preserve">GET /api/ops/status</w:t>
             </w:r>
             <w:r>
-              <w:t xml:space="preserve"> </w:t>
-            </w:r>
-            <w:r>
+              <w:rPr>
+                <w:sz w:val="18"/>
+              </w:rPr>
+              <w:t xml:space="preserve"> </w:t>
+            </w:r>
+            <w:r>
+              <w:rPr>
+                <w:sz w:val="18"/>
+              </w:rPr>
               <w:t xml:space="preserve">rule checksums recorded</w:t>
             </w:r>
           </w:p>
@@ -2408,41 +3535,57 @@
           <w:p>
             <w:pPr>
               <w:pStyle w:val="Compact"/>
+              <w:spacing w:before="20" w:after="20"/>
               <w:jc w:val="left"/>
             </w:pPr>
             <w:r>
               <w:rPr>
                 <w:bCs/>
                 <w:b/>
+                <w:sz w:val="18"/>
               </w:rPr>
               <w:t xml:space="preserve">T−5 d</w:t>
             </w:r>
             <w:r>
-              <w:t xml:space="preserve"> </w:t>
-            </w:r>
-            <w:r>
-              <w:t xml:space="preserve">(Wed 20 Jan)</w:t>
-            </w:r>
-          </w:p>
-        </w:tc>
-        <w:tc>
-          <w:tcPr/>
-          <w:p>
-            <w:pPr>
-              <w:pStyle w:val="Compact"/>
+              <w:rPr>
+                <w:sz w:val="18"/>
+              </w:rPr>
+              <w:t xml:space="preserve"> </w:t>
+            </w:r>
+            <w:r>
+              <w:rPr>
+                <w:sz w:val="18"/>
+              </w:rPr>
+              <w:t xml:space="preserve">(Wednesday 20 January)</w:t>
+            </w:r>
+          </w:p>
+        </w:tc>
+        <w:tc>
+          <w:tcPr/>
+          <w:p>
+            <w:pPr>
+              <w:pStyle w:val="Compact"/>
+              <w:spacing w:before="20" w:after="20"/>
               <w:jc w:val="left"/>
             </w:pPr>
             <w:r>
               <w:rPr>
                 <w:bCs/>
                 <w:b/>
+                <w:sz w:val="18"/>
               </w:rPr>
               <w:t xml:space="preserve">Dress rehearsal</w:t>
             </w:r>
             <w:r>
-              <w:t xml:space="preserve"> </w:t>
-            </w:r>
-            <w:r>
+              <w:rPr>
+                <w:sz w:val="18"/>
+              </w:rPr>
+              <w:t xml:space="preserve"> </w:t>
+            </w:r>
+            <w:r>
+              <w:rPr>
+                <w:sz w:val="18"/>
+              </w:rPr>
               <w:t xml:space="preserve">in PREPROD: full cutover + rollback, timed; DR-T1, DR-T2, DR-T7</w:t>
             </w:r>
           </w:p>
@@ -2452,9 +3595,13 @@
           <w:p>
             <w:pPr>
               <w:pStyle w:val="Compact"/>
-              <w:jc w:val="left"/>
-            </w:pPr>
-            <w:r>
+              <w:spacing w:before="20" w:after="20"/>
+              <w:jc w:val="left"/>
+            </w:pPr>
+            <w:r>
+              <w:rPr>
+                <w:sz w:val="18"/>
+              </w:rPr>
               <w:t xml:space="preserve">Cutover manager</w:t>
             </w:r>
           </w:p>
@@ -2464,9 +3611,13 @@
           <w:p>
             <w:pPr>
               <w:pStyle w:val="Compact"/>
-              <w:jc w:val="left"/>
-            </w:pPr>
-            <w:r>
+              <w:spacing w:before="20" w:after="20"/>
+              <w:jc w:val="left"/>
+            </w:pPr>
+            <w:r>
+              <w:rPr>
+                <w:sz w:val="18"/>
+              </w:rPr>
               <w:t xml:space="preserve">Rehearsal report (G-8)</w:t>
             </w:r>
           </w:p>
@@ -2478,53 +3629,76 @@
           <w:p>
             <w:pPr>
               <w:pStyle w:val="Compact"/>
+              <w:spacing w:before="20" w:after="20"/>
               <w:jc w:val="left"/>
             </w:pPr>
             <w:r>
               <w:rPr>
                 <w:bCs/>
                 <w:b/>
+                <w:sz w:val="18"/>
               </w:rPr>
               <w:t xml:space="preserve">T−3 d</w:t>
             </w:r>
             <w:r>
-              <w:t xml:space="preserve"> </w:t>
-            </w:r>
-            <w:r>
-              <w:t xml:space="preserve">(Fri 22 Jan)</w:t>
-            </w:r>
-          </w:p>
-        </w:tc>
-        <w:tc>
-          <w:tcPr/>
-          <w:p>
-            <w:pPr>
-              <w:pStyle w:val="Compact"/>
+              <w:rPr>
+                <w:sz w:val="18"/>
+              </w:rPr>
+              <w:t xml:space="preserve"> </w:t>
+            </w:r>
+            <w:r>
+              <w:rPr>
+                <w:sz w:val="18"/>
+              </w:rPr>
+              <w:t xml:space="preserve">(Friday 22 January)</w:t>
+            </w:r>
+          </w:p>
+        </w:tc>
+        <w:tc>
+          <w:tcPr/>
+          <w:p>
+            <w:pPr>
+              <w:pStyle w:val="Compact"/>
+              <w:spacing w:before="20" w:after="20"/>
               <w:jc w:val="left"/>
             </w:pPr>
             <w:r>
               <w:rPr>
                 <w:bCs/>
                 <w:b/>
+                <w:sz w:val="18"/>
               </w:rPr>
               <w:t xml:space="preserve">G3 go/no-go</w:t>
             </w:r>
             <w:r>
-              <w:t xml:space="preserve"> </w:t>
-            </w:r>
-            <w:r>
+              <w:rPr>
+                <w:sz w:val="18"/>
+              </w:rPr>
+              <w:t xml:space="preserve"> </w:t>
+            </w:r>
+            <w:r>
+              <w:rPr>
+                <w:sz w:val="18"/>
+              </w:rPr>
               <w:t xml:space="preserve">(SteerCo 14:00); final release tag</w:t>
             </w:r>
             <w:r>
+              <w:rPr>
+                <w:sz w:val="18"/>
+              </w:rPr>
               <w:t xml:space="preserve"> </w:t>
             </w:r>
             <w:r>
               <w:rPr>
                 <w:rStyle w:val="VerbatimChar"/>
+                <w:sz w:val="18"/>
               </w:rPr>
               <w:t xml:space="preserve">v1.0.0</w:t>
             </w:r>
             <w:r>
+              <w:rPr>
+                <w:sz w:val="18"/>
+              </w:rPr>
               <w:t xml:space="preserve">; CAB final approval</w:t>
             </w:r>
           </w:p>
@@ -2534,9 +3708,13 @@
           <w:p>
             <w:pPr>
               <w:pStyle w:val="Compact"/>
-              <w:jc w:val="left"/>
-            </w:pPr>
-            <w:r>
+              <w:spacing w:before="20" w:after="20"/>
+              <w:jc w:val="left"/>
+            </w:pPr>
+            <w:r>
+              <w:rPr>
+                <w:sz w:val="18"/>
+              </w:rPr>
               <w:t xml:space="preserve">SteerCo, CAB</w:t>
             </w:r>
           </w:p>
@@ -2546,9 +3724,13 @@
           <w:p>
             <w:pPr>
               <w:pStyle w:val="Compact"/>
-              <w:jc w:val="left"/>
-            </w:pPr>
-            <w:r>
+              <w:spacing w:before="20" w:after="20"/>
+              <w:jc w:val="left"/>
+            </w:pPr>
+            <w:r>
+              <w:rPr>
+                <w:sz w:val="18"/>
+              </w:rPr>
               <w:t xml:space="preserve">Signed decision</w:t>
             </w:r>
           </w:p>
@@ -2560,75 +3742,114 @@
           <w:p>
             <w:pPr>
               <w:pStyle w:val="Compact"/>
+              <w:spacing w:before="20" w:after="20"/>
               <w:jc w:val="left"/>
             </w:pPr>
             <w:r>
               <w:rPr>
                 <w:bCs/>
                 <w:b/>
+                <w:sz w:val="18"/>
               </w:rPr>
               <w:t xml:space="preserve">T−2 d</w:t>
             </w:r>
             <w:r>
-              <w:t xml:space="preserve"> </w:t>
-            </w:r>
-            <w:r>
-              <w:t xml:space="preserve">(Sat 23 Jan) 09:00–17:00</w:t>
-            </w:r>
-          </w:p>
-        </w:tc>
-        <w:tc>
-          <w:tcPr/>
-          <w:p>
-            <w:pPr>
-              <w:pStyle w:val="Compact"/>
-              <w:jc w:val="left"/>
-            </w:pPr>
-            <w:r>
+              <w:rPr>
+                <w:sz w:val="18"/>
+              </w:rPr>
+              <w:t xml:space="preserve"> </w:t>
+            </w:r>
+            <w:r>
+              <w:rPr>
+                <w:sz w:val="18"/>
+              </w:rPr>
+              <w:t xml:space="preserve">(Saturday 23 January) 09:00–17:00</w:t>
+            </w:r>
+          </w:p>
+        </w:tc>
+        <w:tc>
+          <w:tcPr/>
+          <w:p>
+            <w:pPr>
+              <w:pStyle w:val="Compact"/>
+              <w:spacing w:before="20" w:after="20"/>
+              <w:jc w:val="left"/>
+            </w:pPr>
+            <w:r>
+              <w:rPr>
+                <w:sz w:val="18"/>
+              </w:rPr>
               <w:t xml:space="preserve">Deploy</w:t>
             </w:r>
             <w:r>
+              <w:rPr>
+                <w:sz w:val="18"/>
+              </w:rPr>
               <w:t xml:space="preserve"> </w:t>
             </w:r>
             <w:r>
               <w:rPr>
                 <w:rStyle w:val="VerbatimChar"/>
+                <w:sz w:val="18"/>
               </w:rPr>
               <w:t xml:space="preserve">v1.0.0</w:t>
             </w:r>
             <w:r>
-              <w:t xml:space="preserve"> </w:t>
-            </w:r>
-            <w:r>
+              <w:rPr>
+                <w:sz w:val="18"/>
+              </w:rPr>
+              <w:t xml:space="preserve"> </w:t>
+            </w:r>
+            <w:r>
+              <w:rPr>
+                <w:sz w:val="18"/>
+              </w:rPr>
               <w:t xml:space="preserve">to PROD (migration Job → rollout); smoke tests (§3.1);</w:t>
             </w:r>
             <w:r>
+              <w:rPr>
+                <w:sz w:val="18"/>
+              </w:rPr>
               <w:t xml:space="preserve"> </w:t>
             </w:r>
             <w:r>
               <w:rPr>
                 <w:bCs/>
                 <w:b/>
+                <w:sz w:val="18"/>
               </w:rPr>
               <w:t xml:space="preserve">journeys CronJob deployed suspended</w:t>
             </w:r>
             <w:r>
+              <w:rPr>
+                <w:sz w:val="18"/>
+              </w:rPr>
               <w:t xml:space="preserve">; load the</w:t>
             </w:r>
             <w:r>
+              <w:rPr>
+                <w:sz w:val="18"/>
+              </w:rPr>
               <w:t xml:space="preserve"> </w:t>
             </w:r>
             <w:r>
               <w:rPr>
                 <w:bCs/>
                 <w:b/>
+                <w:sz w:val="18"/>
               </w:rPr>
               <w:t xml:space="preserve">soft-launch cohort</w:t>
             </w:r>
             <w:r>
-              <w:t xml:space="preserve"> </w:t>
-            </w:r>
-            <w:r>
+              <w:rPr>
+                <w:sz w:val="18"/>
+              </w:rPr>
+              <w:t xml:space="preserve"> </w:t>
+            </w:r>
+            <w:r>
+              <w:rPr>
+                <w:sz w:val="18"/>
+              </w:rPr>
               <w:t xml:space="preserve">(~20 k vehicles HN + HCM, car TNDS, expiry 15–60 days) in batches of ≤ 2,000; DQ review</w:t>
             </w:r>
           </w:p>
@@ -2638,9 +3859,13 @@
           <w:p>
             <w:pPr>
               <w:pStyle w:val="Compact"/>
-              <w:jc w:val="left"/>
-            </w:pPr>
-            <w:r>
+              <w:spacing w:before="20" w:after="20"/>
+              <w:jc w:val="left"/>
+            </w:pPr>
+            <w:r>
+              <w:rPr>
+                <w:sz w:val="18"/>
+              </w:rPr>
               <w:t xml:space="preserve">SRE, Data steward</w:t>
             </w:r>
           </w:p>
@@ -2650,9 +3875,13 @@
           <w:p>
             <w:pPr>
               <w:pStyle w:val="Compact"/>
-              <w:jc w:val="left"/>
-            </w:pPr>
-            <w:r>
+              <w:spacing w:before="20" w:after="20"/>
+              <w:jc w:val="left"/>
+            </w:pPr>
+            <w:r>
+              <w:rPr>
+                <w:sz w:val="18"/>
+              </w:rPr>
               <w:t xml:space="preserve">Counts reconcile (TC-112); reconciliation job clean</w:t>
             </w:r>
           </w:p>
@@ -2664,62 +3893,89 @@
           <w:p>
             <w:pPr>
               <w:pStyle w:val="Compact"/>
+              <w:spacing w:before="20" w:after="20"/>
               <w:jc w:val="left"/>
             </w:pPr>
             <w:r>
               <w:rPr>
                 <w:bCs/>
                 <w:b/>
+                <w:sz w:val="18"/>
               </w:rPr>
               <w:t xml:space="preserve">T−1 d</w:t>
             </w:r>
             <w:r>
-              <w:t xml:space="preserve"> </w:t>
-            </w:r>
-            <w:r>
-              <w:t xml:space="preserve">(Sun 24 Jan) 10:00</w:t>
-            </w:r>
-          </w:p>
-        </w:tc>
-        <w:tc>
-          <w:tcPr/>
-          <w:p>
-            <w:pPr>
-              <w:pStyle w:val="Compact"/>
+              <w:rPr>
+                <w:sz w:val="18"/>
+              </w:rPr>
+              <w:t xml:space="preserve"> </w:t>
+            </w:r>
+            <w:r>
+              <w:rPr>
+                <w:sz w:val="18"/>
+              </w:rPr>
+              <w:t xml:space="preserve">(Sunday 24 January) 10:00</w:t>
+            </w:r>
+          </w:p>
+        </w:tc>
+        <w:tc>
+          <w:tcPr/>
+          <w:p>
+            <w:pPr>
+              <w:pStyle w:val="Compact"/>
+              <w:spacing w:before="20" w:after="20"/>
               <w:jc w:val="left"/>
             </w:pPr>
             <w:r>
               <w:rPr>
                 <w:rStyle w:val="VerbatimChar"/>
+                <w:sz w:val="18"/>
               </w:rPr>
               <w:t xml:space="preserve">POST /api/leads/recompute</w:t>
             </w:r>
             <w:r>
+              <w:rPr>
+                <w:sz w:val="18"/>
+              </w:rPr>
               <w:t xml:space="preserve">; journey</w:t>
             </w:r>
             <w:r>
+              <w:rPr>
+                <w:sz w:val="18"/>
+              </w:rPr>
               <w:t xml:space="preserve"> </w:t>
             </w:r>
             <w:r>
               <w:rPr>
                 <w:bCs/>
                 <w:b/>
+                <w:sz w:val="18"/>
               </w:rPr>
               <w:t xml:space="preserve">audience rule</w:t>
             </w:r>
             <w:r>
-              <w:t xml:space="preserve"> </w:t>
-            </w:r>
-            <w:r>
+              <w:rPr>
+                <w:sz w:val="18"/>
+              </w:rPr>
+              <w:t xml:space="preserve"> </w:t>
+            </w:r>
+            <w:r>
+              <w:rPr>
+                <w:sz w:val="18"/>
+              </w:rPr>
               <w:t xml:space="preserve">restricted to the pilot regions approved (maker-checker); review the next day's due touchpoints (</w:t>
             </w:r>
             <w:r>
               <w:rPr>
                 <w:rStyle w:val="VerbatimChar"/>
+                <w:sz w:val="18"/>
               </w:rPr>
               <w:t xml:space="preserve">GET /api/touchpoints?status=scheduled</w:t>
             </w:r>
             <w:r>
+              <w:rPr>
+                <w:sz w:val="18"/>
+              </w:rPr>
               <w:t xml:space="preserve">) per journey/channel with campaign managers; voice campaign limits agreed (≤ 200 calls/day at soft launch)</w:t>
             </w:r>
           </w:p>
@@ -2729,9 +3985,13 @@
           <w:p>
             <w:pPr>
               <w:pStyle w:val="Compact"/>
-              <w:jc w:val="left"/>
-            </w:pPr>
-            <w:r>
+              <w:spacing w:before="20" w:after="20"/>
+              <w:jc w:val="left"/>
+            </w:pPr>
+            <w:r>
+              <w:rPr>
+                <w:sz w:val="18"/>
+              </w:rPr>
               <w:t xml:space="preserve">Campaign manager, Compliance</w:t>
             </w:r>
           </w:p>
@@ -2741,9 +4001,13 @@
           <w:p>
             <w:pPr>
               <w:pStyle w:val="Compact"/>
-              <w:jc w:val="left"/>
-            </w:pPr>
-            <w:r>
+              <w:spacing w:before="20" w:after="20"/>
+              <w:jc w:val="left"/>
+            </w:pPr>
+            <w:r>
+              <w:rPr>
+                <w:sz w:val="18"/>
+              </w:rPr>
               <w:t xml:space="preserve">Volume sign-off</w:t>
             </w:r>
           </w:p>
@@ -2755,19 +4019,27 @@
           <w:p>
             <w:pPr>
               <w:pStyle w:val="Compact"/>
+              <w:spacing w:before="20" w:after="20"/>
               <w:jc w:val="left"/>
             </w:pPr>
             <w:r>
               <w:rPr>
                 <w:bCs/>
                 <w:b/>
+                <w:sz w:val="18"/>
               </w:rPr>
               <w:t xml:space="preserve">T−1 d</w:t>
             </w:r>
             <w:r>
-              <w:t xml:space="preserve"> </w:t>
-            </w:r>
-            <w:r>
+              <w:rPr>
+                <w:sz w:val="18"/>
+              </w:rPr>
+              <w:t xml:space="preserve"> </w:t>
+            </w:r>
+            <w:r>
+              <w:rPr>
+                <w:sz w:val="18"/>
+              </w:rPr>
               <w:t xml:space="preserve">18:00</w:t>
             </w:r>
           </w:p>
@@ -2777,19 +4049,27 @@
           <w:p>
             <w:pPr>
               <w:pStyle w:val="Compact"/>
+              <w:spacing w:before="20" w:after="20"/>
               <w:jc w:val="left"/>
             </w:pPr>
             <w:r>
               <w:rPr>
                 <w:bCs/>
                 <w:b/>
+                <w:sz w:val="18"/>
               </w:rPr>
               <w:t xml:space="preserve">Final checkpoint</w:t>
             </w:r>
             <w:r>
-              <w:t xml:space="preserve"> </w:t>
-            </w:r>
-            <w:r>
+              <w:rPr>
+                <w:sz w:val="18"/>
+              </w:rPr>
+              <w:t xml:space="preserve"> </w:t>
+            </w:r>
+            <w:r>
+              <w:rPr>
+                <w:sz w:val="18"/>
+              </w:rPr>
               <w:t xml:space="preserve">(go/hold): synthetics green 24 h, no open Sev 1/2, on-call staffed, war room booked</w:t>
             </w:r>
           </w:p>
@@ -2799,9 +4079,13 @@
           <w:p>
             <w:pPr>
               <w:pStyle w:val="Compact"/>
-              <w:jc w:val="left"/>
-            </w:pPr>
-            <w:r>
+              <w:spacing w:before="20" w:after="20"/>
+              <w:jc w:val="left"/>
+            </w:pPr>
+            <w:r>
+              <w:rPr>
+                <w:sz w:val="18"/>
+              </w:rPr>
               <w:t xml:space="preserve">Cutover manager</w:t>
             </w:r>
           </w:p>
@@ -2811,9 +4095,13 @@
           <w:p>
             <w:pPr>
               <w:pStyle w:val="Compact"/>
-              <w:jc w:val="left"/>
-            </w:pPr>
-            <w:r>
+              <w:spacing w:before="20" w:after="20"/>
+              <w:jc w:val="left"/>
+            </w:pPr>
+            <w:r>
+              <w:rPr>
+                <w:sz w:val="18"/>
+              </w:rPr>
               <w:t xml:space="preserve">Recorded decision</w:t>
             </w:r>
           </w:p>
@@ -2825,19 +4113,27 @@
           <w:p>
             <w:pPr>
               <w:pStyle w:val="Compact"/>
+              <w:spacing w:before="20" w:after="20"/>
               <w:jc w:val="left"/>
             </w:pPr>
             <w:r>
               <w:rPr>
                 <w:bCs/>
                 <w:b/>
+                <w:sz w:val="18"/>
               </w:rPr>
               <w:t xml:space="preserve">T0</w:t>
             </w:r>
             <w:r>
-              <w:t xml:space="preserve"> </w:t>
-            </w:r>
-            <w:r>
+              <w:rPr>
+                <w:sz w:val="18"/>
+              </w:rPr>
+              <w:t xml:space="preserve"> </w:t>
+            </w:r>
+            <w:r>
+              <w:rPr>
+                <w:sz w:val="18"/>
+              </w:rPr>
               <w:t xml:space="preserve">08:00</w:t>
             </w:r>
           </w:p>
@@ -2847,9 +4143,13 @@
           <w:p>
             <w:pPr>
               <w:pStyle w:val="Compact"/>
-              <w:jc w:val="left"/>
-            </w:pPr>
-            <w:r>
+              <w:spacing w:before="20" w:after="20"/>
+              <w:jc w:val="left"/>
+            </w:pPr>
+            <w:r>
+              <w:rPr>
+                <w:sz w:val="18"/>
+              </w:rPr>
               <w:t xml:space="preserve">War room open; dashboards D1–D5 on screen; VETC app entry point enabled (VETC)</w:t>
             </w:r>
           </w:p>
@@ -2859,9 +4159,13 @@
           <w:p>
             <w:pPr>
               <w:pStyle w:val="Compact"/>
-              <w:jc w:val="left"/>
-            </w:pPr>
-            <w:r>
+              <w:spacing w:before="20" w:after="20"/>
+              <w:jc w:val="left"/>
+            </w:pPr>
+            <w:r>
+              <w:rPr>
+                <w:sz w:val="18"/>
+              </w:rPr>
               <w:t xml:space="preserve">All</w:t>
             </w:r>
           </w:p>
@@ -2871,9 +4175,13 @@
           <w:p>
             <w:pPr>
               <w:pStyle w:val="Compact"/>
-              <w:jc w:val="left"/>
-            </w:pPr>
-            <w:r>
+              <w:spacing w:before="20" w:after="20"/>
+              <w:jc w:val="left"/>
+            </w:pPr>
+            <w:r>
+              <w:rPr>
+                <w:sz w:val="18"/>
+              </w:rPr>
               <w:t xml:space="preserve">—</w:t>
             </w:r>
           </w:p>
@@ -2885,68 +4193,125 @@
           <w:p>
             <w:pPr>
               <w:pStyle w:val="Compact"/>
+              <w:spacing w:before="20" w:after="20"/>
               <w:jc w:val="left"/>
             </w:pPr>
             <w:r>
               <w:rPr>
                 <w:bCs/>
                 <w:b/>
+                <w:sz w:val="18"/>
               </w:rPr>
               <w:t xml:space="preserve">T0</w:t>
             </w:r>
             <w:r>
-              <w:t xml:space="preserve"> </w:t>
-            </w:r>
-            <w:r>
-              <w:t xml:space="preserve">08:30</w:t>
-            </w:r>
-          </w:p>
-        </w:tc>
-        <w:tc>
-          <w:tcPr/>
-          <w:p>
-            <w:pPr>
-              <w:pStyle w:val="Compact"/>
+              <w:rPr>
+                <w:sz w:val="18"/>
+              </w:rPr>
+              <w:t xml:space="preserve"> </w:t>
+            </w:r>
+            <w:r>
+              <w:rPr>
+                <w:sz w:val="18"/>
+              </w:rPr>
+              <w:t xml:space="preserve">08:05</w:t>
+            </w:r>
+          </w:p>
+        </w:tc>
+        <w:tc>
+          <w:tcPr/>
+          <w:p>
+            <w:pPr>
+              <w:pStyle w:val="Compact"/>
+              <w:spacing w:before="20" w:after="20"/>
               <w:jc w:val="left"/>
             </w:pPr>
             <w:r>
               <w:rPr>
                 <w:bCs/>
                 <w:b/>
+                <w:sz w:val="18"/>
               </w:rPr>
               <w:t xml:space="preserve">Unsuspend the journeys CronJob</w:t>
             </w:r>
             <w:r>
-              <w:t xml:space="preserve"> </w:t>
-            </w:r>
-            <w:r>
-              <w:t xml:space="preserve">(or run</w:t>
-            </w:r>
-            <w:r>
+              <w:rPr>
+                <w:sz w:val="18"/>
+              </w:rPr>
+              <w:t xml:space="preserve"> </w:t>
+            </w:r>
+            <w:r>
+              <w:rPr>
+                <w:sz w:val="18"/>
+              </w:rPr>
+              <w:t xml:space="preserve">before its 08:15 run (or run</w:t>
+            </w:r>
+            <w:r>
+              <w:rPr>
+                <w:sz w:val="18"/>
+              </w:rPr>
               <w:t xml:space="preserve"> </w:t>
             </w:r>
             <w:r>
               <w:rPr>
                 <w:rStyle w:val="VerbatimChar"/>
+                <w:sz w:val="18"/>
               </w:rPr>
               <w:t xml:space="preserve">npm run job -- journeys</w:t>
             </w:r>
             <w:r>
-              <w:t xml:space="preserve"> </w:t>
-            </w:r>
-            <w:r>
-              <w:t xml:space="preserve">manually for the first day)</w:t>
-            </w:r>
-          </w:p>
-        </w:tc>
-        <w:tc>
-          <w:tcPr/>
-          <w:p>
-            <w:pPr>
-              <w:pStyle w:val="Compact"/>
-              <w:jc w:val="left"/>
-            </w:pPr>
-            <w:r>
+              <w:rPr>
+                <w:sz w:val="18"/>
+              </w:rPr>
+              <w:t xml:space="preserve"> </w:t>
+            </w:r>
+            <w:r>
+              <w:rPr>
+                <w:sz w:val="18"/>
+              </w:rPr>
+              <w:t xml:space="preserve">manually inside the window for the first day); confirm the</w:t>
+            </w:r>
+            <w:r>
+              <w:rPr>
+                <w:sz w:val="18"/>
+              </w:rPr>
+              <w:t xml:space="preserve"> </w:t>
+            </w:r>
+            <w:r>
+              <w:rPr>
+                <w:rStyle w:val="VerbatimChar"/>
+                <w:sz w:val="18"/>
+              </w:rPr>
+              <w:t xml:space="preserve">tasco-growth-relay</w:t>
+            </w:r>
+            <w:r>
+              <w:rPr>
+                <w:sz w:val="18"/>
+              </w:rPr>
+              <w:t xml:space="preserve"> </w:t>
+            </w:r>
+            <w:r>
+              <w:rPr>
+                <w:sz w:val="18"/>
+              </w:rPr>
+              <w:t xml:space="preserve">CronJob is active</w:t>
+            </w:r>
+          </w:p>
+        </w:tc>
+        <w:tc>
+          <w:tcPr>
+            <w:noWrap/>
+          </w:tcPr>
+          <w:p>
+            <w:pPr>
+              <w:pStyle w:val="Compact"/>
+              <w:spacing w:before="20" w:after="20"/>
+              <w:jc w:val="left"/>
+            </w:pPr>
+            <w:r>
+              <w:rPr>
+                <w:sz w:val="18"/>
+              </w:rPr>
               <w:t xml:space="preserve">L2</w:t>
             </w:r>
           </w:p>
@@ -2956,18 +4321,26 @@
           <w:p>
             <w:pPr>
               <w:pStyle w:val="Compact"/>
+              <w:spacing w:before="20" w:after="20"/>
               <w:jc w:val="left"/>
             </w:pPr>
             <w:r>
               <w:rPr>
                 <w:rStyle w:val="VerbatimChar"/>
+                <w:sz w:val="18"/>
               </w:rPr>
               <w:t xml:space="preserve">journey run complete</w:t>
             </w:r>
             <w:r>
-              <w:t xml:space="preserve"> </w:t>
-            </w:r>
-            <w:r>
+              <w:rPr>
+                <w:sz w:val="18"/>
+              </w:rPr>
+              <w:t xml:space="preserve"> </w:t>
+            </w:r>
+            <w:r>
+              <w:rPr>
+                <w:sz w:val="18"/>
+              </w:rPr>
               <w:t xml:space="preserve">log reviewed</w:t>
             </w:r>
           </w:p>
@@ -2979,19 +4352,27 @@
           <w:p>
             <w:pPr>
               <w:pStyle w:val="Compact"/>
+              <w:spacing w:before="20" w:after="20"/>
               <w:jc w:val="left"/>
             </w:pPr>
             <w:r>
               <w:rPr>
                 <w:bCs/>
                 <w:b/>
+                <w:sz w:val="18"/>
               </w:rPr>
               <w:t xml:space="preserve">T0</w:t>
             </w:r>
             <w:r>
-              <w:t xml:space="preserve"> </w:t>
-            </w:r>
-            <w:r>
+              <w:rPr>
+                <w:sz w:val="18"/>
+              </w:rPr>
+              <w:t xml:space="preserve"> </w:t>
+            </w:r>
+            <w:r>
+              <w:rPr>
+                <w:sz w:val="18"/>
+              </w:rPr>
               <w:t xml:space="preserve">09:00–12:00</w:t>
             </w:r>
           </w:p>
@@ -3001,21 +4382,32 @@
           <w:p>
             <w:pPr>
               <w:pStyle w:val="Compact"/>
-              <w:jc w:val="left"/>
-            </w:pPr>
-            <w:r>
-              <w:t xml:space="preserve">Watch the first messages (sent/failed/blocked), first deep-link sessions, first orders end to end (wallet → TASCO core → certificate verify); first voice campaign (</w:t>
+              <w:spacing w:before="20" w:after="20"/>
+              <w:jc w:val="left"/>
+            </w:pPr>
+            <w:r>
+              <w:rPr>
+                <w:sz w:val="18"/>
+              </w:rPr>
+              <w:t xml:space="preserve">Watch the first messages (sent/failed/blocked), first deep-link sessions, first orders end to end (wallet → TASCO core → certificate verify), first assisted sales (quote sent by an agent, paid by the customer in the app); first voice campaign (</w:t>
             </w:r>
             <w:r>
               <w:rPr>
                 <w:rStyle w:val="VerbatimChar"/>
+                <w:sz w:val="18"/>
               </w:rPr>
               <w:t xml:space="preserve">limit</w:t>
             </w:r>
             <w:r>
-              <w:t xml:space="preserve"> </w:t>
-            </w:r>
-            <w:r>
+              <w:rPr>
+                <w:sz w:val="18"/>
+              </w:rPr>
+              <w:t xml:space="preserve"> </w:t>
+            </w:r>
+            <w:r>
+              <w:rPr>
+                <w:sz w:val="18"/>
+              </w:rPr>
               <w:t xml:space="preserve">50) at 10:00</w:t>
             </w:r>
           </w:p>
@@ -3025,9 +4417,13 @@
           <w:p>
             <w:pPr>
               <w:pStyle w:val="Compact"/>
-              <w:jc w:val="left"/>
-            </w:pPr>
-            <w:r>
+              <w:spacing w:before="20" w:after="20"/>
+              <w:jc w:val="left"/>
+            </w:pPr>
+            <w:r>
+              <w:rPr>
+                <w:sz w:val="18"/>
+              </w:rPr>
               <w:t xml:space="preserve">War room</w:t>
             </w:r>
           </w:p>
@@ -3037,9 +4433,13 @@
           <w:p>
             <w:pPr>
               <w:pStyle w:val="Compact"/>
-              <w:jc w:val="left"/>
-            </w:pPr>
-            <w:r>
+              <w:spacing w:before="20" w:after="20"/>
+              <w:jc w:val="left"/>
+            </w:pPr>
+            <w:r>
+              <w:rPr>
+                <w:sz w:val="18"/>
+              </w:rPr>
               <w:t xml:space="preserve">First order verified via QR</w:t>
             </w:r>
           </w:p>
@@ -3051,19 +4451,27 @@
           <w:p>
             <w:pPr>
               <w:pStyle w:val="Compact"/>
+              <w:spacing w:before="20" w:after="20"/>
               <w:jc w:val="left"/>
             </w:pPr>
             <w:r>
               <w:rPr>
                 <w:bCs/>
                 <w:b/>
+                <w:sz w:val="18"/>
               </w:rPr>
               <w:t xml:space="preserve">T0</w:t>
             </w:r>
             <w:r>
-              <w:t xml:space="preserve"> </w:t>
-            </w:r>
-            <w:r>
+              <w:rPr>
+                <w:sz w:val="18"/>
+              </w:rPr>
+              <w:t xml:space="preserve"> </w:t>
+            </w:r>
+            <w:r>
+              <w:rPr>
+                <w:sz w:val="18"/>
+              </w:rPr>
               <w:t xml:space="preserve">17:00</w:t>
             </w:r>
           </w:p>
@@ -3073,9 +4481,13 @@
           <w:p>
             <w:pPr>
               <w:pStyle w:val="Compact"/>
-              <w:jc w:val="left"/>
-            </w:pPr>
-            <w:r>
+              <w:spacing w:before="20" w:after="20"/>
+              <w:jc w:val="left"/>
+            </w:pPr>
+            <w:r>
+              <w:rPr>
+                <w:sz w:val="18"/>
+              </w:rPr>
               <w:t xml:space="preserve">Day-1 review (§5 KPIs); decide day-2 volume</w:t>
             </w:r>
           </w:p>
@@ -3085,9 +4497,13 @@
           <w:p>
             <w:pPr>
               <w:pStyle w:val="Compact"/>
-              <w:jc w:val="left"/>
-            </w:pPr>
-            <w:r>
+              <w:spacing w:before="20" w:after="20"/>
+              <w:jc w:val="left"/>
+            </w:pPr>
+            <w:r>
+              <w:rPr>
+                <w:sz w:val="18"/>
+              </w:rPr>
               <w:t xml:space="preserve">PO</w:t>
             </w:r>
           </w:p>
@@ -3097,9 +4513,13 @@
           <w:p>
             <w:pPr>
               <w:pStyle w:val="Compact"/>
-              <w:jc w:val="left"/>
-            </w:pPr>
-            <w:r>
+              <w:spacing w:before="20" w:after="20"/>
+              <w:jc w:val="left"/>
+            </w:pPr>
+            <w:r>
+              <w:rPr>
+                <w:sz w:val="18"/>
+              </w:rPr>
               <w:t xml:space="preserve">Minutes</w:t>
             </w:r>
           </w:p>
@@ -3111,12 +4531,14 @@
           <w:p>
             <w:pPr>
               <w:pStyle w:val="Compact"/>
+              <w:spacing w:before="20" w:after="20"/>
               <w:jc w:val="left"/>
             </w:pPr>
             <w:r>
               <w:rPr>
                 <w:bCs/>
                 <w:b/>
+                <w:sz w:val="18"/>
               </w:rPr>
               <w:t xml:space="preserve">T+1 … T+5</w:t>
             </w:r>
@@ -3127,9 +4549,13 @@
           <w:p>
             <w:pPr>
               <w:pStyle w:val="Compact"/>
-              <w:jc w:val="left"/>
-            </w:pPr>
-            <w:r>
+              <w:spacing w:before="20" w:after="20"/>
+              <w:jc w:val="left"/>
+            </w:pPr>
+            <w:r>
+              <w:rPr>
+                <w:sz w:val="18"/>
+              </w:rPr>
               <w:t xml:space="preserve">Daily ramp per §4; hypercare routine</w:t>
             </w:r>
           </w:p>
@@ -3139,9 +4565,13 @@
           <w:p>
             <w:pPr>
               <w:pStyle w:val="Compact"/>
-              <w:jc w:val="left"/>
-            </w:pPr>
-            <w:r>
+              <w:spacing w:before="20" w:after="20"/>
+              <w:jc w:val="left"/>
+            </w:pPr>
+            <w:r>
+              <w:rPr>
+                <w:sz w:val="18"/>
+              </w:rPr>
               <w:t xml:space="preserve">War room</w:t>
             </w:r>
           </w:p>
@@ -3151,9 +4581,13 @@
           <w:p>
             <w:pPr>
               <w:pStyle w:val="Compact"/>
-              <w:jc w:val="left"/>
-            </w:pPr>
-            <w:r>
+              <w:spacing w:before="20" w:after="20"/>
+              <w:jc w:val="left"/>
+            </w:pPr>
+            <w:r>
+              <w:rPr>
+                <w:sz w:val="18"/>
+              </w:rPr>
               <w:t xml:space="preserve">—</w:t>
             </w:r>
           </w:p>
@@ -3319,52 +4753,13 @@
         <w:rPr>
           <w:rStyle w:val="VerbatimChar"/>
         </w:rPr>
-        <w:t xml:space="preserve">GET /api/ops/status</w:t>
-      </w:r>
-      <w:r>
-        <w:t xml:space="preserve">: all integrations</w:t>
+        <w:t xml:space="preserve">GET /metrics</w:t>
       </w:r>
       <w:r>
         <w:t xml:space="preserve"> </w:t>
       </w:r>
       <w:r>
-        <w:rPr>
-          <w:rStyle w:val="VerbatimChar"/>
-        </w:rPr>
-        <w:t xml:space="preserve">closed</w:t>
-      </w:r>
-      <w:r>
-        <w:t xml:space="preserve">;</w:t>
-      </w:r>
-      <w:r>
-        <w:t xml:space="preserve"> </w:t>
-      </w:r>
-      <w:r>
-        <w:rPr>
-          <w:rStyle w:val="VerbatimChar"/>
-        </w:rPr>
-        <w:t xml:space="preserve">rules[]</w:t>
-      </w:r>
-      <w:r>
-        <w:t xml:space="preserve"> </w:t>
-      </w:r>
-      <w:r>
-        <w:t xml:space="preserve">checksums equal the change log;</w:t>
-      </w:r>
-      <w:r>
-        <w:t xml:space="preserve"> </w:t>
-      </w:r>
-      <w:r>
-        <w:rPr>
-          <w:rStyle w:val="VerbatimChar"/>
-        </w:rPr>
-        <w:t xml:space="preserve">eventBacklog.dead_letter</w:t>
-      </w:r>
-      <w:r>
-        <w:t xml:space="preserve"> </w:t>
-      </w:r>
-      <w:r>
-        <w:t xml:space="preserve">unchanged.</w:t>
+        <w:t xml:space="preserve">without a token → 401.</w:t>
       </w:r>
     </w:p>
     <w:p>
@@ -3379,13 +4774,10 @@
         <w:rPr>
           <w:rStyle w:val="VerbatimChar"/>
         </w:rPr>
-        <w:t xml:space="preserve">GET /api/audit/verify</w:t>
-      </w:r>
-      <w:r>
-        <w:t xml:space="preserve"> </w:t>
-      </w:r>
-      <w:r>
-        <w:t xml:space="preserve">→</w:t>
+        <w:t xml:space="preserve">GET /api/ops/status</w:t>
+      </w:r>
+      <w:r>
+        <w:t xml:space="preserve">: all integrations</w:t>
       </w:r>
       <w:r>
         <w:t xml:space="preserve"> </w:t>
@@ -3394,10 +4786,40 @@
         <w:rPr>
           <w:rStyle w:val="VerbatimChar"/>
         </w:rPr>
-        <w:t xml:space="preserve">ok:true</w:t>
-      </w:r>
-      <w:r>
-        <w:t xml:space="preserve">.</w:t>
+        <w:t xml:space="preserve">closed</w:t>
+      </w:r>
+      <w:r>
+        <w:t xml:space="preserve">;</w:t>
+      </w:r>
+      <w:r>
+        <w:t xml:space="preserve"> </w:t>
+      </w:r>
+      <w:r>
+        <w:rPr>
+          <w:rStyle w:val="VerbatimChar"/>
+        </w:rPr>
+        <w:t xml:space="preserve">rules[]</w:t>
+      </w:r>
+      <w:r>
+        <w:t xml:space="preserve"> </w:t>
+      </w:r>
+      <w:r>
+        <w:t xml:space="preserve">checksums equal the change log;</w:t>
+      </w:r>
+      <w:r>
+        <w:t xml:space="preserve"> </w:t>
+      </w:r>
+      <w:r>
+        <w:rPr>
+          <w:rStyle w:val="VerbatimChar"/>
+        </w:rPr>
+        <w:t xml:space="preserve">eventBacklog.dead_letter</w:t>
+      </w:r>
+      <w:r>
+        <w:t xml:space="preserve"> </w:t>
+      </w:r>
+      <w:r>
+        <w:t xml:space="preserve">unchanged.</w:t>
       </w:r>
     </w:p>
     <w:p>
@@ -3409,7 +4831,28 @@
         <w:pStyle w:val="Compact"/>
       </w:pPr>
       <w:r>
-        <w:t xml:space="preserve">Certificate verification for the synthetic test certificate (SYN-02).</w:t>
+        <w:rPr>
+          <w:rStyle w:val="VerbatimChar"/>
+        </w:rPr>
+        <w:t xml:space="preserve">GET /api/audit/verify</w:t>
+      </w:r>
+      <w:r>
+        <w:t xml:space="preserve"> </w:t>
+      </w:r>
+      <w:r>
+        <w:t xml:space="preserve">→</w:t>
+      </w:r>
+      <w:r>
+        <w:t xml:space="preserve"> </w:t>
+      </w:r>
+      <w:r>
+        <w:rPr>
+          <w:rStyle w:val="VerbatimChar"/>
+        </w:rPr>
+        <w:t xml:space="preserve">ok:true</w:t>
+      </w:r>
+      <w:r>
+        <w:t xml:space="preserve">.</w:t>
       </w:r>
     </w:p>
     <w:p>
@@ -3421,7 +4864,19 @@
         <w:pStyle w:val="Compact"/>
       </w:pPr>
       <w:r>
-        <w:t xml:space="preserve">(Go-live day only) One real end-to-end purchase on an internal staff vehicle with a VETC wallet, then a check of the certificate QR. Cancel or keep per the TASCO decision.</w:t>
+        <w:t xml:space="preserve">Certificate verification for the synthetic test certificate (SYN-02).</w:t>
+      </w:r>
+    </w:p>
+    <w:p>
+      <w:pPr>
+        <w:numPr>
+          <w:ilvl w:val="0"/>
+          <w:numId w:val="1001"/>
+        </w:numPr>
+        <w:pStyle w:val="Compact"/>
+      </w:pPr>
+      <w:r>
+        <w:t xml:space="preserve">(Go-live day only) One real end-to-end purchase for an internal staff vehicle, paid by its owner as a customer in the VETC app, then a check of the certificate QR. Cancel or keep per the TASCO decision.</w:t>
       </w:r>
     </w:p>
     <w:bookmarkEnd w:id="30"/>
@@ -3460,12 +4915,14 @@
           <w:p>
             <w:pPr>
               <w:pStyle w:val="Compact"/>
+              <w:spacing w:before="20" w:after="20"/>
               <w:jc w:val="left"/>
             </w:pPr>
             <w:r>
               <w:rPr>
                 <w:b/>
                 <w:color w:val="FFFFFF"/>
+                <w:sz w:val="18"/>
               </w:rPr>
               <w:t xml:space="preserve">Period</w:t>
             </w:r>
@@ -3478,12 +4935,14 @@
           <w:p>
             <w:pPr>
               <w:pStyle w:val="Compact"/>
+              <w:spacing w:before="20" w:after="20"/>
               <w:jc w:val="left"/>
             </w:pPr>
             <w:r>
               <w:rPr>
                 <w:b/>
                 <w:color w:val="FFFFFF"/>
+                <w:sz w:val="18"/>
               </w:rPr>
               <w:t xml:space="preserve">Scope (journeys/products)</w:t>
             </w:r>
@@ -3496,12 +4955,14 @@
           <w:p>
             <w:pPr>
               <w:pStyle w:val="Compact"/>
+              <w:spacing w:before="20" w:after="20"/>
               <w:jc w:val="left"/>
             </w:pPr>
             <w:r>
               <w:rPr>
                 <w:b/>
                 <w:color w:val="FFFFFF"/>
+                <w:sz w:val="18"/>
               </w:rPr>
               <w:t xml:space="preserve">Volume control</w:t>
             </w:r>
@@ -3514,12 +4975,14 @@
           <w:p>
             <w:pPr>
               <w:pStyle w:val="Compact"/>
+              <w:spacing w:before="20" w:after="20"/>
               <w:jc w:val="left"/>
             </w:pPr>
             <w:r>
               <w:rPr>
                 <w:b/>
                 <w:color w:val="FFFFFF"/>
+                <w:sz w:val="18"/>
               </w:rPr>
               <w:t xml:space="preserve">Gate to next step</w:t>
             </w:r>
@@ -3532,37 +4995,55 @@
           <w:p>
             <w:pPr>
               <w:pStyle w:val="Compact"/>
-              <w:jc w:val="left"/>
-            </w:pPr>
-            <w:r>
-              <w:t xml:space="preserve">25–29 Jan (week 1)</w:t>
-            </w:r>
-          </w:p>
-        </w:tc>
-        <w:tc>
-          <w:tcPr/>
-          <w:p>
-            <w:pPr>
-              <w:pStyle w:val="Compact"/>
-              <w:jc w:val="left"/>
-            </w:pPr>
-            <w:r>
+              <w:spacing w:before="20" w:after="20"/>
+              <w:jc w:val="left"/>
+            </w:pPr>
+            <w:r>
+              <w:rPr>
+                <w:sz w:val="18"/>
+              </w:rPr>
+              <w:t xml:space="preserve">25–29 January (week 1)</w:t>
+            </w:r>
+          </w:p>
+        </w:tc>
+        <w:tc>
+          <w:tcPr/>
+          <w:p>
+            <w:pPr>
+              <w:pStyle w:val="Compact"/>
+              <w:spacing w:before="20" w:after="20"/>
+              <w:jc w:val="left"/>
+            </w:pPr>
+            <w:r>
+              <w:rPr>
+                <w:sz w:val="18"/>
+              </w:rPr>
               <w:t xml:space="preserve">Car TNDS</w:t>
             </w:r>
             <w:r>
+              <w:rPr>
+                <w:sz w:val="18"/>
+              </w:rPr>
               <w:t xml:space="preserve"> </w:t>
             </w:r>
             <w:r>
               <w:rPr>
                 <w:bCs/>
                 <w:b/>
+                <w:sz w:val="18"/>
               </w:rPr>
               <w:t xml:space="preserve">renewal</w:t>
             </w:r>
             <w:r>
-              <w:t xml:space="preserve"> </w:t>
-            </w:r>
-            <w:r>
+              <w:rPr>
+                <w:sz w:val="18"/>
+              </w:rPr>
+              <w:t xml:space="preserve"> </w:t>
+            </w:r>
+            <w:r>
+              <w:rPr>
+                <w:sz w:val="18"/>
+              </w:rPr>
               <w:t xml:space="preserve">journey only; app push + ZNS; voice bot ≤ 200 calls/day; telesales squads HN/HCM</w:t>
             </w:r>
           </w:p>
@@ -3572,9 +5053,13 @@
           <w:p>
             <w:pPr>
               <w:pStyle w:val="Compact"/>
-              <w:jc w:val="left"/>
-            </w:pPr>
-            <w:r>
+              <w:spacing w:before="20" w:after="20"/>
+              <w:jc w:val="left"/>
+            </w:pPr>
+            <w:r>
+              <w:rPr>
+                <w:sz w:val="18"/>
+              </w:rPr>
               <w:t xml:space="preserve">~20 k vehicles loaded; audience = HN + HCM, expiry 15–60 days</w:t>
             </w:r>
           </w:p>
@@ -3584,9 +5069,13 @@
           <w:p>
             <w:pPr>
               <w:pStyle w:val="Compact"/>
-              <w:jc w:val="left"/>
-            </w:pPr>
-            <w:r>
+              <w:spacing w:before="20" w:after="20"/>
+              <w:jc w:val="left"/>
+            </w:pPr>
+            <w:r>
+              <w:rPr>
+                <w:sz w:val="18"/>
+              </w:rPr>
               <w:t xml:space="preserve">Daily KPIs green; no compliance incident</w:t>
             </w:r>
           </w:p>
@@ -3598,44 +5087,55 @@
           <w:p>
             <w:pPr>
               <w:pStyle w:val="Compact"/>
+              <w:spacing w:before="20" w:after="20"/>
               <w:jc w:val="left"/>
             </w:pPr>
             <w:r>
               <w:rPr>
                 <w:bCs/>
                 <w:b/>
-              </w:rPr>
-              <w:t xml:space="preserve">1–14 Feb (Tết freeze)</w:t>
-            </w:r>
-          </w:p>
-        </w:tc>
-        <w:tc>
-          <w:tcPr/>
-          <w:p>
-            <w:pPr>
-              <w:pStyle w:val="Compact"/>
+                <w:sz w:val="18"/>
+              </w:rPr>
+              <w:t xml:space="preserve">01–14 February (Tết freeze)</w:t>
+            </w:r>
+          </w:p>
+        </w:tc>
+        <w:tc>
+          <w:tcPr/>
+          <w:p>
+            <w:pPr>
+              <w:pStyle w:val="Compact"/>
+              <w:spacing w:before="20" w:after="20"/>
               <w:jc w:val="left"/>
             </w:pPr>
             <w:r>
               <w:rPr>
                 <w:bCs/>
                 <w:b/>
+                <w:sz w:val="18"/>
               </w:rPr>
               <w:t xml:space="preserve">Run only</w:t>
             </w:r>
             <w:r>
-              <w:t xml:space="preserve">: no deployments, no rule changes except emergency rollback (RB-10) or kill switch (SOP-07). Journeys continue at low volume; voice campaigns paused 5–14 Feb (holiday)</w:t>
-            </w:r>
-          </w:p>
-        </w:tc>
-        <w:tc>
-          <w:tcPr/>
-          <w:p>
-            <w:pPr>
-              <w:pStyle w:val="Compact"/>
-              <w:jc w:val="left"/>
-            </w:pPr>
-            <w:r>
+              <w:rPr>
+                <w:sz w:val="18"/>
+              </w:rPr>
+              <w:t xml:space="preserve">: no deployments, no rule changes except emergency rollback (RB-10) or kill switch (SOP-07). Journeys continue at low volume; voice campaigns paused 5–14 February (holiday)</w:t>
+            </w:r>
+          </w:p>
+        </w:tc>
+        <w:tc>
+          <w:tcPr/>
+          <w:p>
+            <w:pPr>
+              <w:pStyle w:val="Compact"/>
+              <w:spacing w:before="20" w:after="20"/>
+              <w:jc w:val="left"/>
+            </w:pPr>
+            <w:r>
+              <w:rPr>
+                <w:sz w:val="18"/>
+              </w:rPr>
               <w:t xml:space="preserve">Same cohort</w:t>
             </w:r>
           </w:p>
@@ -3645,9 +5145,13 @@
           <w:p>
             <w:pPr>
               <w:pStyle w:val="Compact"/>
-              <w:jc w:val="left"/>
-            </w:pPr>
-            <w:r>
+              <w:spacing w:before="20" w:after="20"/>
+              <w:jc w:val="left"/>
+            </w:pPr>
+            <w:r>
+              <w:rPr>
+                <w:sz w:val="18"/>
+              </w:rPr>
               <w:t xml:space="preserve">—</w:t>
             </w:r>
           </w:p>
@@ -3659,28 +5163,37 @@
           <w:p>
             <w:pPr>
               <w:pStyle w:val="Compact"/>
-              <w:jc w:val="left"/>
-            </w:pPr>
-            <w:r>
-              <w:t xml:space="preserve">15 Feb →</w:t>
-            </w:r>
-          </w:p>
-        </w:tc>
-        <w:tc>
-          <w:tcPr/>
-          <w:p>
-            <w:pPr>
-              <w:pStyle w:val="Compact"/>
+              <w:spacing w:before="20" w:after="20"/>
+              <w:jc w:val="left"/>
+            </w:pPr>
+            <w:r>
+              <w:rPr>
+                <w:sz w:val="18"/>
+              </w:rPr>
+              <w:t xml:space="preserve">15 February onwards</w:t>
+            </w:r>
+          </w:p>
+        </w:tc>
+        <w:tc>
+          <w:tcPr/>
+          <w:p>
+            <w:pPr>
+              <w:pStyle w:val="Compact"/>
+              <w:spacing w:before="20" w:after="20"/>
               <w:jc w:val="left"/>
             </w:pPr>
             <w:r>
               <w:rPr>
                 <w:bCs/>
                 <w:b/>
+                <w:sz w:val="18"/>
               </w:rPr>
               <w:t xml:space="preserve">Full pilot volume</w:t>
             </w:r>
             <w:r>
+              <w:rPr>
+                <w:sz w:val="18"/>
+              </w:rPr>
               <w:t xml:space="preserve">: renewal + conquest + lapsed recovery; SMS fallback on</w:t>
             </w:r>
           </w:p>
@@ -3690,9 +5203,13 @@
           <w:p>
             <w:pPr>
               <w:pStyle w:val="Compact"/>
-              <w:jc w:val="left"/>
-            </w:pPr>
-            <w:r>
+              <w:spacing w:before="20" w:after="20"/>
+              <w:jc w:val="left"/>
+            </w:pPr>
+            <w:r>
+              <w:rPr>
+                <w:sz w:val="18"/>
+              </w:rPr>
               <w:t xml:space="preserve">Load the rest of the cohort (100–200 k); voice ≤ 2,000 calls/day</w:t>
             </w:r>
           </w:p>
@@ -3702,9 +5219,13 @@
           <w:p>
             <w:pPr>
               <w:pStyle w:val="Compact"/>
-              <w:jc w:val="left"/>
-            </w:pPr>
-            <w:r>
+              <w:spacing w:before="20" w:after="20"/>
+              <w:jc w:val="left"/>
+            </w:pPr>
+            <w:r>
+              <w:rPr>
+                <w:sz w:val="18"/>
+              </w:rPr>
               <w:t xml:space="preserve">Weekly pilot review</w:t>
             </w:r>
           </w:p>
@@ -3716,46 +5237,63 @@
           <w:p>
             <w:pPr>
               <w:pStyle w:val="Compact"/>
-              <w:jc w:val="left"/>
-            </w:pPr>
-            <w:r>
-              <w:t xml:space="preserve">12 Mar</w:t>
-            </w:r>
-          </w:p>
-        </w:tc>
-        <w:tc>
-          <w:tcPr/>
-          <w:p>
-            <w:pPr>
-              <w:pStyle w:val="Compact"/>
+              <w:spacing w:before="20" w:after="20"/>
+              <w:jc w:val="left"/>
+            </w:pPr>
+            <w:r>
+              <w:rPr>
+                <w:sz w:val="18"/>
+              </w:rPr>
+              <w:t xml:space="preserve">12 March</w:t>
+            </w:r>
+          </w:p>
+        </w:tc>
+        <w:tc>
+          <w:tcPr/>
+          <w:p>
+            <w:pPr>
+              <w:pStyle w:val="Compact"/>
+              <w:spacing w:before="20" w:after="20"/>
               <w:jc w:val="left"/>
             </w:pPr>
             <w:r>
               <w:rPr>
                 <w:bCs/>
                 <w:b/>
+                <w:sz w:val="18"/>
               </w:rPr>
               <w:t xml:space="preserve">G4</w:t>
             </w:r>
             <w:r>
+              <w:rPr>
+                <w:sz w:val="18"/>
+              </w:rPr>
               <w:t xml:space="preserve">: KPIs vs targets, unit economics (</w:t>
             </w:r>
             <w:r>
               <w:rPr>
                 <w:rStyle w:val="VerbatimChar"/>
+                <w:sz w:val="18"/>
               </w:rPr>
               <w:t xml:space="preserve">/api/dashboard/overview</w:t>
             </w:r>
             <w:r>
+              <w:rPr>
+                <w:sz w:val="18"/>
+              </w:rPr>
               <w:t xml:space="preserve"> </w:t>
             </w:r>
             <w:r>
               <w:rPr>
                 <w:rStyle w:val="VerbatimChar"/>
+                <w:sz w:val="18"/>
               </w:rPr>
               <w:t xml:space="preserve">economics</w:t>
             </w:r>
             <w:r>
+              <w:rPr>
+                <w:sz w:val="18"/>
+              </w:rPr>
               <w:t xml:space="preserve">), no open regulatory issue</w:t>
             </w:r>
           </w:p>
@@ -3765,9 +5303,13 @@
           <w:p>
             <w:pPr>
               <w:pStyle w:val="Compact"/>
-              <w:jc w:val="left"/>
-            </w:pPr>
-            <w:r>
+              <w:spacing w:before="20" w:after="20"/>
+              <w:jc w:val="left"/>
+            </w:pPr>
+            <w:r>
+              <w:rPr>
+                <w:sz w:val="18"/>
+              </w:rPr>
               <w:t xml:space="preserve">—</w:t>
             </w:r>
           </w:p>
@@ -3777,9 +5319,13 @@
           <w:p>
             <w:pPr>
               <w:pStyle w:val="Compact"/>
-              <w:jc w:val="left"/>
-            </w:pPr>
-            <w:r>
+              <w:spacing w:before="20" w:after="20"/>
+              <w:jc w:val="left"/>
+            </w:pPr>
+            <w:r>
+              <w:rPr>
+                <w:sz w:val="18"/>
+              </w:rPr>
               <w:t xml:space="preserve">SteerCo decision on W1</w:t>
             </w:r>
           </w:p>
@@ -3828,12 +5374,14 @@
           <w:p>
             <w:pPr>
               <w:pStyle w:val="Compact"/>
+              <w:spacing w:before="20" w:after="20"/>
               <w:jc w:val="left"/>
             </w:pPr>
             <w:r>
               <w:rPr>
                 <w:b/>
                 <w:color w:val="FFFFFF"/>
+                <w:sz w:val="18"/>
               </w:rPr>
               <w:t xml:space="preserve">Trigger</w:t>
             </w:r>
@@ -3846,12 +5394,14 @@
           <w:p>
             <w:pPr>
               <w:pStyle w:val="Compact"/>
+              <w:spacing w:before="20" w:after="20"/>
               <w:jc w:val="left"/>
             </w:pPr>
             <w:r>
               <w:rPr>
                 <w:b/>
                 <w:color w:val="FFFFFF"/>
+                <w:sz w:val="18"/>
               </w:rPr>
               <w:t xml:space="preserve">Threshold</w:t>
             </w:r>
@@ -3864,9 +5414,13 @@
           <w:p>
             <w:pPr>
               <w:pStyle w:val="Compact"/>
-              <w:jc w:val="left"/>
-            </w:pPr>
-            <w:r>
+              <w:spacing w:before="20" w:after="20"/>
+              <w:jc w:val="left"/>
+            </w:pPr>
+            <w:r>
+              <w:rPr>
+                <w:sz w:val="18"/>
+              </w:rPr>
               <w:t xml:space="preserve">Compliance breach</w:t>
             </w:r>
           </w:p>
@@ -3876,9 +5430,13 @@
           <w:p>
             <w:pPr>
               <w:pStyle w:val="Compact"/>
-              <w:jc w:val="left"/>
-            </w:pPr>
-            <w:r>
+              <w:spacing w:before="20" w:after="20"/>
+              <w:jc w:val="left"/>
+            </w:pPr>
+            <w:r>
+              <w:rPr>
+                <w:sz w:val="18"/>
+              </w:rPr>
               <w:t xml:space="preserve">Any marketing contact outside 08:00–20:00 ICT, any contact with a DNC customer, any customer message with banned wording, any call without consent</w:t>
             </w:r>
           </w:p>
@@ -3890,9 +5448,13 @@
           <w:p>
             <w:pPr>
               <w:pStyle w:val="Compact"/>
-              <w:jc w:val="left"/>
-            </w:pPr>
-            <w:r>
+              <w:spacing w:before="20" w:after="20"/>
+              <w:jc w:val="left"/>
+            </w:pPr>
+            <w:r>
+              <w:rPr>
+                <w:sz w:val="18"/>
+              </w:rPr>
               <w:t xml:space="preserve">Money without cover</w:t>
             </w:r>
           </w:p>
@@ -3902,9 +5464,13 @@
           <w:p>
             <w:pPr>
               <w:pStyle w:val="Compact"/>
-              <w:jc w:val="left"/>
-            </w:pPr>
-            <w:r>
+              <w:spacing w:before="20" w:after="20"/>
+              <w:jc w:val="left"/>
+            </w:pPr>
+            <w:r>
+              <w:rPr>
+                <w:sz w:val="18"/>
+              </w:rPr>
               <w:t xml:space="preserve">&gt; 3 orders in a day with captured payment and no policy that are not refunded within 24 h; any confirmed double charge</w:t>
             </w:r>
           </w:p>
@@ -3912,13 +5478,19 @@
       </w:tr>
       <w:tr>
         <w:tc>
-          <w:tcPr/>
-          <w:p>
-            <w:pPr>
-              <w:pStyle w:val="Compact"/>
-              <w:jc w:val="left"/>
-            </w:pPr>
-            <w:r>
+          <w:tcPr>
+            <w:noWrap/>
+          </w:tcPr>
+          <w:p>
+            <w:pPr>
+              <w:pStyle w:val="Compact"/>
+              <w:spacing w:before="20" w:after="20"/>
+              <w:jc w:val="left"/>
+            </w:pPr>
+            <w:r>
+              <w:rPr>
+                <w:sz w:val="18"/>
+              </w:rPr>
               <w:t xml:space="preserve">Availability</w:t>
             </w:r>
           </w:p>
@@ -3928,9 +5500,13 @@
           <w:p>
             <w:pPr>
               <w:pStyle w:val="Compact"/>
-              <w:jc w:val="left"/>
-            </w:pPr>
-            <w:r>
+              <w:spacing w:before="20" w:after="20"/>
+              <w:jc w:val="left"/>
+            </w:pPr>
+            <w:r>
+              <w:rPr>
+                <w:sz w:val="18"/>
+              </w:rPr>
               <w:t xml:space="preserve">Purchase path SLO-01 breached for &gt; 2 h, or a Sev 1 not resolved within 4 h</w:t>
             </w:r>
           </w:p>
@@ -3942,9 +5518,13 @@
           <w:p>
             <w:pPr>
               <w:pStyle w:val="Compact"/>
-              <w:jc w:val="left"/>
-            </w:pPr>
-            <w:r>
+              <w:spacing w:before="20" w:after="20"/>
+              <w:jc w:val="left"/>
+            </w:pPr>
+            <w:r>
+              <w:rPr>
+                <w:sz w:val="18"/>
+              </w:rPr>
               <w:t xml:space="preserve">Data integrity</w:t>
             </w:r>
           </w:p>
@@ -3954,9 +5534,13 @@
           <w:p>
             <w:pPr>
               <w:pStyle w:val="Compact"/>
-              <w:jc w:val="left"/>
-            </w:pPr>
-            <w:r>
+              <w:spacing w:before="20" w:after="20"/>
+              <w:jc w:val="left"/>
+            </w:pPr>
+            <w:r>
+              <w:rPr>
+                <w:sz w:val="18"/>
+              </w:rPr>
               <w:t xml:space="preserve">Audit chain verification fails; wrong customer data shown to another customer</w:t>
             </w:r>
           </w:p>
@@ -3968,9 +5552,13 @@
           <w:p>
             <w:pPr>
               <w:pStyle w:val="Compact"/>
-              <w:jc w:val="left"/>
-            </w:pPr>
-            <w:r>
+              <w:spacing w:before="20" w:after="20"/>
+              <w:jc w:val="left"/>
+            </w:pPr>
+            <w:r>
+              <w:rPr>
+                <w:sz w:val="18"/>
+              </w:rPr>
               <w:t xml:space="preserve">Partner instruction</w:t>
             </w:r>
           </w:p>
@@ -3980,9 +5568,13 @@
           <w:p>
             <w:pPr>
               <w:pStyle w:val="Compact"/>
-              <w:jc w:val="left"/>
-            </w:pPr>
-            <w:r>
+              <w:spacing w:before="20" w:after="20"/>
+              <w:jc w:val="left"/>
+            </w:pPr>
+            <w:r>
+              <w:rPr>
+                <w:sz w:val="18"/>
+              </w:rPr>
               <w:t xml:space="preserve">VETC or TASCO core requests suspension</w:t>
             </w:r>
           </w:p>
@@ -4024,12 +5616,14 @@
           <w:p>
             <w:pPr>
               <w:pStyle w:val="Compact"/>
+              <w:spacing w:before="20" w:after="20"/>
               <w:jc w:val="left"/>
             </w:pPr>
             <w:r>
               <w:rPr>
                 <w:b/>
                 <w:color w:val="FFFFFF"/>
+                <w:sz w:val="18"/>
               </w:rPr>
               <w:t xml:space="preserve">Level</w:t>
             </w:r>
@@ -4042,12 +5636,14 @@
           <w:p>
             <w:pPr>
               <w:pStyle w:val="Compact"/>
+              <w:spacing w:before="20" w:after="20"/>
               <w:jc w:val="left"/>
             </w:pPr>
             <w:r>
               <w:rPr>
                 <w:b/>
                 <w:color w:val="FFFFFF"/>
+                <w:sz w:val="18"/>
               </w:rPr>
               <w:t xml:space="preserve">Action</w:t>
             </w:r>
@@ -4060,12 +5656,14 @@
           <w:p>
             <w:pPr>
               <w:pStyle w:val="Compact"/>
+              <w:spacing w:before="20" w:after="20"/>
               <w:jc w:val="left"/>
             </w:pPr>
             <w:r>
               <w:rPr>
                 <w:b/>
                 <w:color w:val="FFFFFF"/>
+                <w:sz w:val="18"/>
               </w:rPr>
               <w:t xml:space="preserve">Time to effect</w:t>
             </w:r>
@@ -4078,12 +5676,14 @@
           <w:p>
             <w:pPr>
               <w:pStyle w:val="Compact"/>
+              <w:spacing w:before="20" w:after="20"/>
               <w:jc w:val="left"/>
             </w:pPr>
             <w:r>
               <w:rPr>
                 <w:b/>
                 <w:color w:val="FFFFFF"/>
+                <w:sz w:val="18"/>
               </w:rPr>
               <w:t xml:space="preserve">Data impact</w:t>
             </w:r>
@@ -4096,12 +5696,14 @@
           <w:p>
             <w:pPr>
               <w:pStyle w:val="Compact"/>
+              <w:spacing w:before="20" w:after="20"/>
               <w:jc w:val="left"/>
             </w:pPr>
             <w:r>
               <w:rPr>
                 <w:bCs/>
                 <w:b/>
+                <w:sz w:val="18"/>
               </w:rPr>
               <w:t xml:space="preserve">R1: Stop outbound contact</w:t>
             </w:r>
@@ -4112,9 +5714,13 @@
           <w:p>
             <w:pPr>
               <w:pStyle w:val="Compact"/>
-              <w:jc w:val="left"/>
-            </w:pPr>
-            <w:r>
+              <w:spacing w:before="20" w:after="20"/>
+              <w:jc w:val="left"/>
+            </w:pPr>
+            <w:r>
+              <w:rPr>
+                <w:sz w:val="18"/>
+              </w:rPr>
               <w:t xml:space="preserve">SOP-07: suspend the journeys CronJob; stop voice campaigns; marketing cap 0 via rules</w:t>
             </w:r>
           </w:p>
@@ -4124,9 +5730,13 @@
           <w:p>
             <w:pPr>
               <w:pStyle w:val="Compact"/>
-              <w:jc w:val="left"/>
-            </w:pPr>
-            <w:r>
+              <w:spacing w:before="20" w:after="20"/>
+              <w:jc w:val="left"/>
+            </w:pPr>
+            <w:r>
+              <w:rPr>
+                <w:sz w:val="18"/>
+              </w:rPr>
               <w:t xml:space="preserve">Minutes</w:t>
             </w:r>
           </w:p>
@@ -4136,9 +5746,13 @@
           <w:p>
             <w:pPr>
               <w:pStyle w:val="Compact"/>
-              <w:jc w:val="left"/>
-            </w:pPr>
-            <w:r>
+              <w:spacing w:before="20" w:after="20"/>
+              <w:jc w:val="left"/>
+            </w:pPr>
+            <w:r>
+              <w:rPr>
+                <w:sz w:val="18"/>
+              </w:rPr>
               <w:t xml:space="preserve">None</w:t>
             </w:r>
           </w:p>
@@ -4150,12 +5764,14 @@
           <w:p>
             <w:pPr>
               <w:pStyle w:val="Compact"/>
+              <w:spacing w:before="20" w:after="20"/>
               <w:jc w:val="left"/>
             </w:pPr>
             <w:r>
               <w:rPr>
                 <w:bCs/>
                 <w:b/>
+                <w:sz w:val="18"/>
               </w:rPr>
               <w:t xml:space="preserve">R2: Rule rollback</w:t>
             </w:r>
@@ -4166,9 +5782,13 @@
           <w:p>
             <w:pPr>
               <w:pStyle w:val="Compact"/>
-              <w:jc w:val="left"/>
-            </w:pPr>
-            <w:r>
+              <w:spacing w:before="20" w:after="20"/>
+              <w:jc w:val="left"/>
+            </w:pPr>
+            <w:r>
+              <w:rPr>
+                <w:sz w:val="18"/>
+              </w:rPr>
               <w:t xml:space="preserve">Maker-checker rollback of the faulty rule set (RB-10)</w:t>
             </w:r>
           </w:p>
@@ -4178,9 +5798,13 @@
           <w:p>
             <w:pPr>
               <w:pStyle w:val="Compact"/>
-              <w:jc w:val="left"/>
-            </w:pPr>
-            <w:r>
+              <w:spacing w:before="20" w:after="20"/>
+              <w:jc w:val="left"/>
+            </w:pPr>
+            <w:r>
+              <w:rPr>
+                <w:sz w:val="18"/>
+              </w:rPr>
               <w:t xml:space="preserve">~15 min (two people)</w:t>
             </w:r>
           </w:p>
@@ -4190,9 +5814,13 @@
           <w:p>
             <w:pPr>
               <w:pStyle w:val="Compact"/>
-              <w:jc w:val="left"/>
-            </w:pPr>
-            <w:r>
+              <w:spacing w:before="20" w:after="20"/>
+              <w:jc w:val="left"/>
+            </w:pPr>
+            <w:r>
+              <w:rPr>
+                <w:sz w:val="18"/>
+              </w:rPr>
               <w:t xml:space="preserve">None</w:t>
             </w:r>
           </w:p>
@@ -4204,12 +5832,14 @@
           <w:p>
             <w:pPr>
               <w:pStyle w:val="Compact"/>
+              <w:spacing w:before="20" w:after="20"/>
               <w:jc w:val="left"/>
             </w:pPr>
             <w:r>
               <w:rPr>
                 <w:bCs/>
                 <w:b/>
+                <w:sz w:val="18"/>
               </w:rPr>
               <w:t xml:space="preserve">R3: Application rollback</w:t>
             </w:r>
@@ -4220,34 +5850,52 @@
           <w:p>
             <w:pPr>
               <w:pStyle w:val="Compact"/>
-              <w:jc w:val="left"/>
-            </w:pPr>
-            <w:r>
+              <w:spacing w:before="20" w:after="20"/>
+              <w:jc w:val="left"/>
+            </w:pPr>
+            <w:r>
+              <w:rPr>
+                <w:sz w:val="18"/>
+              </w:rPr>
               <w:t xml:space="preserve">Redeploy the previous image tag (</w:t>
             </w:r>
             <w:r>
               <w:rPr>
                 <w:rStyle w:val="VerbatimChar"/>
+                <w:sz w:val="18"/>
               </w:rPr>
               <w:t xml:space="preserve">kubectl rollout undo</w:t>
             </w:r>
             <w:r>
-              <w:t xml:space="preserve"> </w:t>
-            </w:r>
-            <w:r>
+              <w:rPr>
+                <w:sz w:val="18"/>
+              </w:rPr>
+              <w:t xml:space="preserve"> </w:t>
+            </w:r>
+            <w:r>
+              <w:rPr>
+                <w:sz w:val="18"/>
+              </w:rPr>
               <w:t xml:space="preserve">or re-apply the previous release manifest).</w:t>
             </w:r>
             <w:r>
+              <w:rPr>
+                <w:sz w:val="18"/>
+              </w:rPr>
               <w:t xml:space="preserve"> </w:t>
             </w:r>
             <w:r>
               <w:rPr>
                 <w:bCs/>
                 <w:b/>
+                <w:sz w:val="18"/>
               </w:rPr>
               <w:t xml:space="preserve">Database migrations are forward-only and must be backward-compatible (expand/contract)</w:t>
             </w:r>
             <w:r>
+              <w:rPr>
+                <w:sz w:val="18"/>
+              </w:rPr>
               <w:t xml:space="preserve">, so the previous version runs on the new schema</w:t>
             </w:r>
           </w:p>
@@ -4257,9 +5905,13 @@
           <w:p>
             <w:pPr>
               <w:pStyle w:val="Compact"/>
-              <w:jc w:val="left"/>
-            </w:pPr>
-            <w:r>
+              <w:spacing w:before="20" w:after="20"/>
+              <w:jc w:val="left"/>
+            </w:pPr>
+            <w:r>
+              <w:rPr>
+                <w:sz w:val="18"/>
+              </w:rPr>
               <w:t xml:space="preserve">≤ 15 min</w:t>
             </w:r>
           </w:p>
@@ -4269,9 +5921,13 @@
           <w:p>
             <w:pPr>
               <w:pStyle w:val="Compact"/>
-              <w:jc w:val="left"/>
-            </w:pPr>
-            <w:r>
+              <w:spacing w:before="20" w:after="20"/>
+              <w:jc w:val="left"/>
+            </w:pPr>
+            <w:r>
+              <w:rPr>
+                <w:sz w:val="18"/>
+              </w:rPr>
               <w:t xml:space="preserve">None</w:t>
             </w:r>
           </w:p>
@@ -4283,12 +5939,14 @@
           <w:p>
             <w:pPr>
               <w:pStyle w:val="Compact"/>
+              <w:spacing w:before="20" w:after="20"/>
               <w:jc w:val="left"/>
             </w:pPr>
             <w:r>
               <w:rPr>
                 <w:bCs/>
                 <w:b/>
+                <w:sz w:val="18"/>
               </w:rPr>
               <w:t xml:space="preserve">R4: Close customer entry points</w:t>
             </w:r>
@@ -4299,18 +5957,26 @@
           <w:p>
             <w:pPr>
               <w:pStyle w:val="Compact"/>
-              <w:jc w:val="left"/>
-            </w:pPr>
-            <w:r>
+              <w:spacing w:before="20" w:after="20"/>
+              <w:jc w:val="left"/>
+            </w:pPr>
+            <w:r>
+              <w:rPr>
+                <w:sz w:val="18"/>
+              </w:rPr>
               <w:t xml:space="preserve">VETC disables the app banner/entry point; Zalo OA menu hidden; partner keys suspended (</w:t>
             </w:r>
             <w:r>
               <w:rPr>
                 <w:rStyle w:val="VerbatimChar"/>
+                <w:sz w:val="18"/>
               </w:rPr>
               <w:t xml:space="preserve">PATCH /api/partners/:id {status:"suspended"}</w:t>
             </w:r>
             <w:r>
+              <w:rPr>
+                <w:sz w:val="18"/>
+              </w:rPr>
               <w:t xml:space="preserve">)</w:t>
             </w:r>
           </w:p>
@@ -4320,9 +5986,13 @@
           <w:p>
             <w:pPr>
               <w:pStyle w:val="Compact"/>
-              <w:jc w:val="left"/>
-            </w:pPr>
-            <w:r>
+              <w:spacing w:before="20" w:after="20"/>
+              <w:jc w:val="left"/>
+            </w:pPr>
+            <w:r>
+              <w:rPr>
+                <w:sz w:val="18"/>
+              </w:rPr>
               <w:t xml:space="preserve">≤ 1 h (VETC release process)</w:t>
             </w:r>
           </w:p>
@@ -4332,9 +6002,13 @@
           <w:p>
             <w:pPr>
               <w:pStyle w:val="Compact"/>
-              <w:jc w:val="left"/>
-            </w:pPr>
-            <w:r>
+              <w:spacing w:before="20" w:after="20"/>
+              <w:jc w:val="left"/>
+            </w:pPr>
+            <w:r>
+              <w:rPr>
+                <w:sz w:val="18"/>
+              </w:rPr>
               <w:t xml:space="preserve">None; in-flight quotes expire after 24 h</w:t>
             </w:r>
           </w:p>
@@ -4346,12 +6020,14 @@
           <w:p>
             <w:pPr>
               <w:pStyle w:val="Compact"/>
+              <w:spacing w:before="20" w:after="20"/>
               <w:jc w:val="left"/>
             </w:pPr>
             <w:r>
               <w:rPr>
                 <w:bCs/>
                 <w:b/>
+                <w:sz w:val="18"/>
               </w:rPr>
               <w:t xml:space="preserve">R5: Full withdrawal of the pilot</w:t>
             </w:r>
@@ -4362,25 +6038,39 @@
           <w:p>
             <w:pPr>
               <w:pStyle w:val="Compact"/>
-              <w:jc w:val="left"/>
-            </w:pPr>
-            <w:r>
+              <w:spacing w:before="20" w:after="20"/>
+              <w:jc w:val="left"/>
+            </w:pPr>
+            <w:r>
+              <w:rPr>
+                <w:sz w:val="18"/>
+              </w:rPr>
               <w:t xml:space="preserve">R1 + R4; platform stays up for servicing existing policies (certificate verification, FNOL, DSAR), which must</w:t>
             </w:r>
             <w:r>
+              <w:rPr>
+                <w:sz w:val="18"/>
+              </w:rPr>
               <w:t xml:space="preserve"> </w:t>
             </w:r>
             <w:r>
               <w:rPr>
                 <w:bCs/>
                 <w:b/>
+                <w:sz w:val="18"/>
               </w:rPr>
               <w:t xml:space="preserve">never</w:t>
             </w:r>
             <w:r>
-              <w:t xml:space="preserve"> </w:t>
-            </w:r>
-            <w:r>
+              <w:rPr>
+                <w:sz w:val="18"/>
+              </w:rPr>
+              <w:t xml:space="preserve"> </w:t>
+            </w:r>
+            <w:r>
+              <w:rPr>
+                <w:sz w:val="18"/>
+              </w:rPr>
               <w:t xml:space="preserve">be switched off for customers who already bought</w:t>
             </w:r>
           </w:p>
@@ -4390,9 +6080,13 @@
           <w:p>
             <w:pPr>
               <w:pStyle w:val="Compact"/>
-              <w:jc w:val="left"/>
-            </w:pPr>
-            <w:r>
+              <w:spacing w:before="20" w:after="20"/>
+              <w:jc w:val="left"/>
+            </w:pPr>
+            <w:r>
+              <w:rPr>
+                <w:sz w:val="18"/>
+              </w:rPr>
               <w:t xml:space="preserve">≤ 2 h</w:t>
             </w:r>
           </w:p>
@@ -4402,9 +6096,13 @@
           <w:p>
             <w:pPr>
               <w:pStyle w:val="Compact"/>
-              <w:jc w:val="left"/>
-            </w:pPr>
-            <w:r>
+              <w:spacing w:before="20" w:after="20"/>
+              <w:jc w:val="left"/>
+            </w:pPr>
+            <w:r>
+              <w:rPr>
+                <w:sz w:val="18"/>
+              </w:rPr>
               <w:t xml:space="preserve">Policies remain valid; reconciliation completes</w:t>
             </w:r>
           </w:p>
@@ -4416,12 +6114,14 @@
           <w:p>
             <w:pPr>
               <w:pStyle w:val="Compact"/>
+              <w:spacing w:before="20" w:after="20"/>
               <w:jc w:val="left"/>
             </w:pPr>
             <w:r>
               <w:rPr>
                 <w:bCs/>
                 <w:b/>
+                <w:sz w:val="18"/>
               </w:rPr>
               <w:t xml:space="preserve">R6: Data restore</w:t>
             </w:r>
@@ -4432,32 +6132,49 @@
           <w:p>
             <w:pPr>
               <w:pStyle w:val="Compact"/>
-              <w:jc w:val="left"/>
-            </w:pPr>
-            <w:r>
-              <w:t xml:space="preserve">Only for corruption: PITR per</w:t>
-            </w:r>
-            <w:r>
-              <w:t xml:space="preserve"> </w:t>
+              <w:spacing w:before="20" w:after="20"/>
+              <w:jc w:val="left"/>
+            </w:pPr>
+            <w:r>
+              <w:rPr>
+                <w:sz w:val="18"/>
+              </w:rPr>
+              <w:t xml:space="preserve">Only for corruption: PITR per FO-2 (</w:t>
             </w:r>
             <w:hyperlink r:id="rId24">
               <w:r>
                 <w:rPr>
                   <w:rStyle w:val="Hyperlink"/>
                 </w:rPr>
-                <w:t xml:space="preserve">DR FO-2</w:t>
+                <w:t xml:space="preserve">DR and BCP</w:t>
               </w:r>
             </w:hyperlink>
-          </w:p>
-        </w:tc>
-        <w:tc>
-          <w:tcPr/>
-          <w:p>
-            <w:pPr>
-              <w:pStyle w:val="Compact"/>
-              <w:jc w:val="left"/>
-            </w:pPr>
-            <w:r>
+            <w:r>
+              <w:rPr>
+                <w:sz w:val="18"/>
+              </w:rPr>
+              <w:t xml:space="preserve"> </w:t>
+            </w:r>
+            <w:r>
+              <w:rPr>
+                <w:sz w:val="18"/>
+              </w:rPr>
+              <w:t xml:space="preserve">§6)</w:t>
+            </w:r>
+          </w:p>
+        </w:tc>
+        <w:tc>
+          <w:tcPr/>
+          <w:p>
+            <w:pPr>
+              <w:pStyle w:val="Compact"/>
+              <w:spacing w:before="20" w:after="20"/>
+              <w:jc w:val="left"/>
+            </w:pPr>
+            <w:r>
+              <w:rPr>
+                <w:sz w:val="18"/>
+              </w:rPr>
               <w:t xml:space="preserve">Hours</w:t>
             </w:r>
           </w:p>
@@ -4467,9 +6184,13 @@
           <w:p>
             <w:pPr>
               <w:pStyle w:val="Compact"/>
-              <w:jc w:val="left"/>
-            </w:pPr>
-            <w:r>
+              <w:spacing w:before="20" w:after="20"/>
+              <w:jc w:val="left"/>
+            </w:pPr>
+            <w:r>
+              <w:rPr>
+                <w:sz w:val="18"/>
+              </w:rPr>
               <w:t xml:space="preserve">Writes after the restore point need reconciliation</w:t>
             </w:r>
           </w:p>
@@ -4544,12 +6265,14 @@
           <w:p>
             <w:pPr>
               <w:pStyle w:val="Compact"/>
+              <w:spacing w:before="20" w:after="20"/>
               <w:jc w:val="left"/>
             </w:pPr>
             <w:r>
               <w:rPr>
                 <w:b/>
                 <w:color w:val="FFFFFF"/>
+                <w:sz w:val="18"/>
               </w:rPr>
               <w:t xml:space="preserve">Wave</w:t>
             </w:r>
@@ -4562,12 +6285,14 @@
           <w:p>
             <w:pPr>
               <w:pStyle w:val="Compact"/>
+              <w:spacing w:before="20" w:after="20"/>
               <w:jc w:val="left"/>
             </w:pPr>
             <w:r>
               <w:rPr>
                 <w:b/>
                 <w:color w:val="FFFFFF"/>
+                <w:sz w:val="18"/>
               </w:rPr>
               <w:t xml:space="preserve">Hypercare window</w:t>
             </w:r>
@@ -4580,12 +6305,14 @@
           <w:p>
             <w:pPr>
               <w:pStyle w:val="Compact"/>
+              <w:spacing w:before="20" w:after="20"/>
               <w:jc w:val="left"/>
             </w:pPr>
             <w:r>
               <w:rPr>
                 <w:b/>
                 <w:color w:val="FFFFFF"/>
+                <w:sz w:val="18"/>
               </w:rPr>
               <w:t xml:space="preserve">Notes</w:t>
             </w:r>
@@ -4594,13 +6321,19 @@
       </w:tr>
       <w:tr>
         <w:tc>
-          <w:tcPr/>
-          <w:p>
-            <w:pPr>
-              <w:pStyle w:val="Compact"/>
-              <w:jc w:val="left"/>
-            </w:pPr>
-            <w:r>
+          <w:tcPr>
+            <w:noWrap/>
+          </w:tcPr>
+          <w:p>
+            <w:pPr>
+              <w:pStyle w:val="Compact"/>
+              <w:spacing w:before="20" w:after="20"/>
+              <w:jc w:val="left"/>
+            </w:pPr>
+            <w:r>
+              <w:rPr>
+                <w:sz w:val="18"/>
+              </w:rPr>
               <w:t xml:space="preserve">Pilot</w:t>
             </w:r>
           </w:p>
@@ -4610,19 +6343,27 @@
           <w:p>
             <w:pPr>
               <w:pStyle w:val="Compact"/>
+              <w:spacing w:before="20" w:after="20"/>
               <w:jc w:val="left"/>
             </w:pPr>
             <w:r>
               <w:rPr>
                 <w:bCs/>
                 <w:b/>
-              </w:rPr>
-              <w:t xml:space="preserve">25 Jan → 12 Mar 2027</w:t>
-            </w:r>
-            <w:r>
-              <w:t xml:space="preserve"> </w:t>
-            </w:r>
-            <w:r>
+                <w:sz w:val="18"/>
+              </w:rPr>
+              <w:t xml:space="preserve">25 January → 12 March 2027</w:t>
+            </w:r>
+            <w:r>
+              <w:rPr>
+                <w:sz w:val="18"/>
+              </w:rPr>
+              <w:t xml:space="preserve"> </w:t>
+            </w:r>
+            <w:r>
+              <w:rPr>
+                <w:sz w:val="18"/>
+              </w:rPr>
               <w:t xml:space="preserve">(≈ 6 weeks, spanning Tết at reduced intensity)</w:t>
             </w:r>
           </w:p>
@@ -4632,9 +6373,13 @@
           <w:p>
             <w:pPr>
               <w:pStyle w:val="Compact"/>
-              <w:jc w:val="left"/>
-            </w:pPr>
-            <w:r>
+              <w:spacing w:before="20" w:after="20"/>
+              <w:jc w:val="left"/>
+            </w:pPr>
+            <w:r>
+              <w:rPr>
+                <w:sz w:val="18"/>
+              </w:rPr>
               <w:t xml:space="preserve">Extended because of the freeze and the low volume during Tết</w:t>
             </w:r>
           </w:p>
@@ -4646,9 +6391,13 @@
           <w:p>
             <w:pPr>
               <w:pStyle w:val="Compact"/>
-              <w:jc w:val="left"/>
-            </w:pPr>
-            <w:r>
+              <w:spacing w:before="20" w:after="20"/>
+              <w:jc w:val="left"/>
+            </w:pPr>
+            <w:r>
+              <w:rPr>
+                <w:sz w:val="18"/>
+              </w:rPr>
               <w:t xml:space="preserve">W1 nationwide</w:t>
             </w:r>
           </w:p>
@@ -4658,21 +6407,29 @@
           <w:p>
             <w:pPr>
               <w:pStyle w:val="Compact"/>
-              <w:jc w:val="left"/>
-            </w:pPr>
-            <w:r>
-              <w:t xml:space="preserve">29 Mar → 23 Apr 2027 (4 weeks)</w:t>
-            </w:r>
-          </w:p>
-        </w:tc>
-        <w:tc>
-          <w:tcPr/>
-          <w:p>
-            <w:pPr>
-              <w:pStyle w:val="Compact"/>
-              <w:jc w:val="left"/>
-            </w:pPr>
-            <w:r>
+              <w:spacing w:before="20" w:after="20"/>
+              <w:jc w:val="left"/>
+            </w:pPr>
+            <w:r>
+              <w:rPr>
+                <w:sz w:val="18"/>
+              </w:rPr>
+              <w:t xml:space="preserve">29 March → 23 April 2027 (4 weeks)</w:t>
+            </w:r>
+          </w:p>
+        </w:tc>
+        <w:tc>
+          <w:tcPr/>
+          <w:p>
+            <w:pPr>
+              <w:pStyle w:val="Compact"/>
+              <w:spacing w:before="20" w:after="20"/>
+              <w:jc w:val="left"/>
+            </w:pPr>
+            <w:r>
+              <w:rPr>
+                <w:sz w:val="18"/>
+              </w:rPr>
               <w:t xml:space="preserve">Volume ×20–30 versus pilot</w:t>
             </w:r>
           </w:p>
@@ -4684,9 +6441,13 @@
           <w:p>
             <w:pPr>
               <w:pStyle w:val="Compact"/>
-              <w:jc w:val="left"/>
-            </w:pPr>
-            <w:r>
+              <w:spacing w:before="20" w:after="20"/>
+              <w:jc w:val="left"/>
+            </w:pPr>
+            <w:r>
+              <w:rPr>
+                <w:sz w:val="18"/>
+              </w:rPr>
               <w:t xml:space="preserve">W2 partner API</w:t>
             </w:r>
           </w:p>
@@ -4696,21 +6457,29 @@
           <w:p>
             <w:pPr>
               <w:pStyle w:val="Compact"/>
-              <w:jc w:val="left"/>
-            </w:pPr>
-            <w:r>
-              <w:t xml:space="preserve">26 Apr → 21 May 2027 (4 weeks)</w:t>
-            </w:r>
-          </w:p>
-        </w:tc>
-        <w:tc>
-          <w:tcPr/>
-          <w:p>
-            <w:pPr>
-              <w:pStyle w:val="Compact"/>
-              <w:jc w:val="left"/>
-            </w:pPr>
-            <w:r>
+              <w:spacing w:before="20" w:after="20"/>
+              <w:jc w:val="left"/>
+            </w:pPr>
+            <w:r>
+              <w:rPr>
+                <w:sz w:val="18"/>
+              </w:rPr>
+              <w:t xml:space="preserve">26 April → 21 May 2027 (4 weeks)</w:t>
+            </w:r>
+          </w:p>
+        </w:tc>
+        <w:tc>
+          <w:tcPr/>
+          <w:p>
+            <w:pPr>
+              <w:pStyle w:val="Compact"/>
+              <w:spacing w:before="20" w:after="20"/>
+              <w:jc w:val="left"/>
+            </w:pPr>
+            <w:r>
+              <w:rPr>
+                <w:sz w:val="18"/>
+              </w:rPr>
               <w:t xml:space="preserve">Partner onboarding support</w:t>
             </w:r>
           </w:p>
@@ -4741,12 +6510,14 @@
           <w:p>
             <w:pPr>
               <w:pStyle w:val="Compact"/>
+              <w:spacing w:before="20" w:after="20"/>
               <w:jc w:val="left"/>
             </w:pPr>
             <w:r>
               <w:rPr>
                 <w:b/>
                 <w:color w:val="FFFFFF"/>
+                <w:sz w:val="18"/>
               </w:rPr>
               <w:t xml:space="preserve">Element</w:t>
             </w:r>
@@ -4759,12 +6530,14 @@
           <w:p>
             <w:pPr>
               <w:pStyle w:val="Compact"/>
+              <w:spacing w:before="20" w:after="20"/>
               <w:jc w:val="left"/>
             </w:pPr>
             <w:r>
               <w:rPr>
                 <w:b/>
                 <w:color w:val="FFFFFF"/>
+                <w:sz w:val="18"/>
               </w:rPr>
               <w:t xml:space="preserve">Arrangement</w:t>
             </w:r>
@@ -4777,12 +6550,14 @@
           <w:p>
             <w:pPr>
               <w:pStyle w:val="Compact"/>
+              <w:spacing w:before="20" w:after="20"/>
               <w:jc w:val="left"/>
             </w:pPr>
             <w:r>
               <w:rPr>
                 <w:bCs/>
                 <w:b/>
+                <w:sz w:val="18"/>
               </w:rPr>
               <w:t xml:space="preserve">War room</w:t>
             </w:r>
@@ -4793,9 +6568,13 @@
           <w:p>
             <w:pPr>
               <w:pStyle w:val="Compact"/>
-              <w:jc w:val="left"/>
-            </w:pPr>
-            <w:r>
+              <w:spacing w:before="20" w:after="20"/>
+              <w:jc w:val="left"/>
+            </w:pPr>
+            <w:r>
+              <w:rPr>
+                <w:sz w:val="18"/>
+              </w:rPr>
               <w:t xml:space="preserve">Physical (TASCO HQ Hà Nội) + virtual bridge; 08:00–20:00 ICT on weekdays in weeks 1–2, then virtual</w:t>
             </w:r>
           </w:p>
@@ -4803,16 +6582,20 @@
       </w:tr>
       <w:tr>
         <w:tc>
-          <w:tcPr/>
-          <w:p>
-            <w:pPr>
-              <w:pStyle w:val="Compact"/>
+          <w:tcPr>
+            <w:noWrap/>
+          </w:tcPr>
+          <w:p>
+            <w:pPr>
+              <w:pStyle w:val="Compact"/>
+              <w:spacing w:before="20" w:after="20"/>
               <w:jc w:val="left"/>
             </w:pPr>
             <w:r>
               <w:rPr>
                 <w:bCs/>
                 <w:b/>
+                <w:sz w:val="18"/>
               </w:rPr>
               <w:t xml:space="preserve">Stand-ups</w:t>
             </w:r>
@@ -4823,9 +6606,13 @@
           <w:p>
             <w:pPr>
               <w:pStyle w:val="Compact"/>
-              <w:jc w:val="left"/>
-            </w:pPr>
-            <w:r>
+              <w:spacing w:before="20" w:after="20"/>
+              <w:jc w:val="left"/>
+            </w:pPr>
+            <w:r>
+              <w:rPr>
+                <w:sz w:val="18"/>
+              </w:rPr>
               <w:t xml:space="preserve">08:00 ICT (overnight jobs, alerts, KPIs, plan) and 17:00 ICT (day review, decisions)</w:t>
             </w:r>
           </w:p>
@@ -4833,16 +6620,20 @@
       </w:tr>
       <w:tr>
         <w:tc>
-          <w:tcPr/>
-          <w:p>
-            <w:pPr>
-              <w:pStyle w:val="Compact"/>
+          <w:tcPr>
+            <w:noWrap/>
+          </w:tcPr>
+          <w:p>
+            <w:pPr>
+              <w:pStyle w:val="Compact"/>
+              <w:spacing w:before="20" w:after="20"/>
               <w:jc w:val="left"/>
             </w:pPr>
             <w:r>
               <w:rPr>
                 <w:bCs/>
                 <w:b/>
+                <w:sz w:val="18"/>
               </w:rPr>
               <w:t xml:space="preserve">Staffing</w:t>
             </w:r>
@@ -4853,9 +6644,13 @@
           <w:p>
             <w:pPr>
               <w:pStyle w:val="Compact"/>
-              <w:jc w:val="left"/>
-            </w:pPr>
-            <w:r>
+              <w:spacing w:before="20" w:after="20"/>
+              <w:jc w:val="left"/>
+            </w:pPr>
+            <w:r>
+              <w:rPr>
+                <w:sz w:val="18"/>
+              </w:rPr>
               <w:t xml:space="preserve">iorta: tech lead, 2 developers, QA, SRE (L3 on-call 24×7); TASCO: PO, L2 support, compliance analyst, campaign manager, telesales supervisor; VETC: app/CS liaison</w:t>
             </w:r>
           </w:p>
@@ -4867,12 +6662,14 @@
           <w:p>
             <w:pPr>
               <w:pStyle w:val="Compact"/>
+              <w:spacing w:before="20" w:after="20"/>
               <w:jc w:val="left"/>
             </w:pPr>
             <w:r>
               <w:rPr>
                 <w:bCs/>
                 <w:b/>
+                <w:sz w:val="18"/>
               </w:rPr>
               <w:t xml:space="preserve">Change policy</w:t>
             </w:r>
@@ -4883,9 +6680,13 @@
           <w:p>
             <w:pPr>
               <w:pStyle w:val="Compact"/>
-              <w:jc w:val="left"/>
-            </w:pPr>
-            <w:r>
+              <w:spacing w:before="20" w:after="20"/>
+              <w:jc w:val="left"/>
+            </w:pPr>
+            <w:r>
+              <w:rPr>
+                <w:sz w:val="18"/>
+              </w:rPr>
               <w:t xml:space="preserve">Daily hotfix window 07:00 ICT (before the journey run) for Sev 1/2 fixes via the emergency CAB; rule changes only through maker-checker, with the PO's consent during hypercare</w:t>
             </w:r>
           </w:p>
@@ -4897,12 +6698,14 @@
           <w:p>
             <w:pPr>
               <w:pStyle w:val="Compact"/>
+              <w:spacing w:before="20" w:after="20"/>
               <w:jc w:val="left"/>
             </w:pPr>
             <w:r>
               <w:rPr>
                 <w:bCs/>
                 <w:b/>
+                <w:sz w:val="18"/>
               </w:rPr>
               <w:t xml:space="preserve">Defect SLAs</w:t>
             </w:r>
@@ -4913,9 +6716,13 @@
           <w:p>
             <w:pPr>
               <w:pStyle w:val="Compact"/>
-              <w:jc w:val="left"/>
-            </w:pPr>
-            <w:r>
+              <w:spacing w:before="20" w:after="20"/>
+              <w:jc w:val="left"/>
+            </w:pPr>
+            <w:r>
+              <w:rPr>
+                <w:sz w:val="18"/>
+              </w:rPr>
               <w:t xml:space="preserve">As the runbook severity matrix, with L3 engaged directly for Sev 1/2</w:t>
             </w:r>
           </w:p>
@@ -4957,12 +6764,14 @@
           <w:p>
             <w:pPr>
               <w:pStyle w:val="Compact"/>
+              <w:spacing w:before="20" w:after="20"/>
               <w:jc w:val="left"/>
             </w:pPr>
             <w:r>
               <w:rPr>
                 <w:b/>
                 <w:color w:val="FFFFFF"/>
+                <w:sz w:val="18"/>
               </w:rPr>
               <w:t xml:space="preserve">Area</w:t>
             </w:r>
@@ -4975,12 +6784,14 @@
           <w:p>
             <w:pPr>
               <w:pStyle w:val="Compact"/>
+              <w:spacing w:before="20" w:after="20"/>
               <w:jc w:val="left"/>
             </w:pPr>
             <w:r>
               <w:rPr>
                 <w:b/>
                 <w:color w:val="FFFFFF"/>
+                <w:sz w:val="18"/>
               </w:rPr>
               <w:t xml:space="preserve">KPI</w:t>
             </w:r>
@@ -4993,12 +6804,14 @@
           <w:p>
             <w:pPr>
               <w:pStyle w:val="Compact"/>
+              <w:spacing w:before="20" w:after="20"/>
               <w:jc w:val="left"/>
             </w:pPr>
             <w:r>
               <w:rPr>
                 <w:b/>
                 <w:color w:val="FFFFFF"/>
+                <w:sz w:val="18"/>
               </w:rPr>
               <w:t xml:space="preserve">Source</w:t>
             </w:r>
@@ -5011,12 +6824,14 @@
           <w:p>
             <w:pPr>
               <w:pStyle w:val="Compact"/>
+              <w:spacing w:before="20" w:after="20"/>
               <w:jc w:val="left"/>
             </w:pPr>
             <w:r>
               <w:rPr>
                 <w:b/>
                 <w:color w:val="FFFFFF"/>
+                <w:sz w:val="18"/>
               </w:rPr>
               <w:t xml:space="preserve">Threshold for action</w:t>
             </w:r>
@@ -5025,13 +6840,19 @@
       </w:tr>
       <w:tr>
         <w:tc>
-          <w:tcPr/>
-          <w:p>
-            <w:pPr>
-              <w:pStyle w:val="Compact"/>
-              <w:jc w:val="left"/>
-            </w:pPr>
-            <w:r>
+          <w:tcPr>
+            <w:noWrap/>
+          </w:tcPr>
+          <w:p>
+            <w:pPr>
+              <w:pStyle w:val="Compact"/>
+              <w:spacing w:before="20" w:after="20"/>
+              <w:jc w:val="left"/>
+            </w:pPr>
+            <w:r>
+              <w:rPr>
+                <w:sz w:val="18"/>
+              </w:rPr>
               <w:t xml:space="preserve">Journeys</w:t>
             </w:r>
           </w:p>
@@ -5041,38 +6862,54 @@
           <w:p>
             <w:pPr>
               <w:pStyle w:val="Compact"/>
-              <w:jc w:val="left"/>
-            </w:pPr>
-            <w:r>
-              <w:t xml:space="preserve">Touchpoints due / done / skipped / cancelled by journey and channel; skip reasons top 5</w:t>
-            </w:r>
-          </w:p>
-        </w:tc>
-        <w:tc>
-          <w:tcPr/>
-          <w:p>
-            <w:pPr>
-              <w:pStyle w:val="Compact"/>
+              <w:spacing w:before="20" w:after="20"/>
+              <w:jc w:val="left"/>
+            </w:pPr>
+            <w:r>
+              <w:rPr>
+                <w:sz w:val="18"/>
+              </w:rPr>
+              <w:t xml:space="preserve">Touchpoints due / done / skipped / deferred / cancelled by journey and channel; skip reasons top 5</w:t>
+            </w:r>
+          </w:p>
+        </w:tc>
+        <w:tc>
+          <w:tcPr/>
+          <w:p>
+            <w:pPr>
+              <w:pStyle w:val="Compact"/>
+              <w:spacing w:before="20" w:after="20"/>
               <w:jc w:val="left"/>
             </w:pPr>
             <w:r>
               <w:rPr>
                 <w:rStyle w:val="VerbatimChar"/>
+                <w:sz w:val="18"/>
               </w:rPr>
               <w:t xml:space="preserve">journey run complete</w:t>
             </w:r>
             <w:r>
-              <w:t xml:space="preserve"> </w:t>
-            </w:r>
-            <w:r>
+              <w:rPr>
+                <w:sz w:val="18"/>
+              </w:rPr>
+              <w:t xml:space="preserve"> </w:t>
+            </w:r>
+            <w:r>
+              <w:rPr>
+                <w:sz w:val="18"/>
+              </w:rPr>
               <w:t xml:space="preserve">log,</w:t>
             </w:r>
             <w:r>
+              <w:rPr>
+                <w:sz w:val="18"/>
+              </w:rPr>
               <w:t xml:space="preserve"> </w:t>
             </w:r>
             <w:r>
               <w:rPr>
                 <w:rStyle w:val="VerbatimChar"/>
+                <w:sz w:val="18"/>
               </w:rPr>
               <w:t xml:space="preserve">touchpoints</w:t>
             </w:r>
@@ -5083,9 +6920,13 @@
           <w:p>
             <w:pPr>
               <w:pStyle w:val="Compact"/>
-              <w:jc w:val="left"/>
-            </w:pPr>
-            <w:r>
+              <w:spacing w:before="20" w:after="20"/>
+              <w:jc w:val="left"/>
+            </w:pPr>
+            <w:r>
+              <w:rPr>
+                <w:sz w:val="18"/>
+              </w:rPr>
               <w:t xml:space="preserve">Skipped &gt; 30 % (other than consent) → RB-07</w:t>
             </w:r>
           </w:p>
@@ -5093,13 +6934,19 @@
       </w:tr>
       <w:tr>
         <w:tc>
-          <w:tcPr/>
-          <w:p>
-            <w:pPr>
-              <w:pStyle w:val="Compact"/>
-              <w:jc w:val="left"/>
-            </w:pPr>
-            <w:r>
+          <w:tcPr>
+            <w:noWrap/>
+          </w:tcPr>
+          <w:p>
+            <w:pPr>
+              <w:pStyle w:val="Compact"/>
+              <w:spacing w:before="20" w:after="20"/>
+              <w:jc w:val="left"/>
+            </w:pPr>
+            <w:r>
+              <w:rPr>
+                <w:sz w:val="18"/>
+              </w:rPr>
               <w:t xml:space="preserve">Messaging</w:t>
             </w:r>
           </w:p>
@@ -5109,25 +6956,39 @@
           <w:p>
             <w:pPr>
               <w:pStyle w:val="Compact"/>
-              <w:jc w:val="left"/>
-            </w:pPr>
-            <w:r>
+              <w:spacing w:before="20" w:after="20"/>
+              <w:jc w:val="left"/>
+            </w:pPr>
+            <w:r>
+              <w:rPr>
+                <w:sz w:val="18"/>
+              </w:rPr>
               <w:t xml:space="preserve">Sent / failed /</w:t>
             </w:r>
             <w:r>
+              <w:rPr>
+                <w:sz w:val="18"/>
+              </w:rPr>
               <w:t xml:space="preserve"> </w:t>
             </w:r>
             <w:r>
               <w:rPr>
                 <w:bCs/>
                 <w:b/>
+                <w:sz w:val="18"/>
               </w:rPr>
               <w:t xml:space="preserve">blocked</w:t>
             </w:r>
             <w:r>
-              <w:t xml:space="preserve"> </w:t>
-            </w:r>
-            <w:r>
+              <w:rPr>
+                <w:sz w:val="18"/>
+              </w:rPr>
+              <w:t xml:space="preserve"> </w:t>
+            </w:r>
+            <w:r>
+              <w:rPr>
+                <w:sz w:val="18"/>
+              </w:rPr>
               <w:t xml:space="preserve">by channel</w:t>
             </w:r>
           </w:p>
@@ -5137,11 +6998,13 @@
           <w:p>
             <w:pPr>
               <w:pStyle w:val="Compact"/>
+              <w:spacing w:before="20" w:after="20"/>
               <w:jc w:val="left"/>
             </w:pPr>
             <w:r>
               <w:rPr>
                 <w:rStyle w:val="VerbatimChar"/>
+                <w:sz w:val="18"/>
               </w:rPr>
               <w:t xml:space="preserve">messages_total</w:t>
             </w:r>
@@ -5152,9 +7015,13 @@
           <w:p>
             <w:pPr>
               <w:pStyle w:val="Compact"/>
-              <w:jc w:val="left"/>
-            </w:pPr>
-            <w:r>
+              <w:spacing w:before="20" w:after="20"/>
+              <w:jc w:val="left"/>
+            </w:pPr>
+            <w:r>
+              <w:rPr>
+                <w:sz w:val="18"/>
+              </w:rPr>
               <w:t xml:space="preserve">Blocked &gt; 0 → Compliance (ALR-30)</w:t>
             </w:r>
           </w:p>
@@ -5162,13 +7029,19 @@
       </w:tr>
       <w:tr>
         <w:tc>
-          <w:tcPr/>
-          <w:p>
-            <w:pPr>
-              <w:pStyle w:val="Compact"/>
-              <w:jc w:val="left"/>
-            </w:pPr>
-            <w:r>
+          <w:tcPr>
+            <w:noWrap/>
+          </w:tcPr>
+          <w:p>
+            <w:pPr>
+              <w:pStyle w:val="Compact"/>
+              <w:spacing w:before="20" w:after="20"/>
+              <w:jc w:val="left"/>
+            </w:pPr>
+            <w:r>
+              <w:rPr>
+                <w:sz w:val="18"/>
+              </w:rPr>
               <w:t xml:space="preserve">Voice</w:t>
             </w:r>
           </w:p>
@@ -5178,33 +7051,51 @@
           <w:p>
             <w:pPr>
               <w:pStyle w:val="Compact"/>
-              <w:jc w:val="left"/>
-            </w:pPr>
-            <w:r>
+              <w:spacing w:before="20" w:after="20"/>
+              <w:jc w:val="left"/>
+            </w:pPr>
+            <w:r>
+              <w:rPr>
+                <w:sz w:val="18"/>
+              </w:rPr>
               <w:t xml:space="preserve">Calls by outcome; plate-verification failure (</w:t>
             </w:r>
             <w:r>
               <w:rPr>
                 <w:rStyle w:val="VerbatimChar"/>
+                <w:sz w:val="18"/>
               </w:rPr>
               <w:t xml:space="preserve">plate_mismatch</w:t>
             </w:r>
             <w:r>
-              <w:t xml:space="preserve"> </w:t>
-            </w:r>
-            <w:r>
+              <w:rPr>
+                <w:sz w:val="18"/>
+              </w:rPr>
+              <w:t xml:space="preserve"> </w:t>
+            </w:r>
+            <w:r>
+              <w:rPr>
+                <w:sz w:val="18"/>
+              </w:rPr>
               <w:t xml:space="preserve">+</w:t>
             </w:r>
             <w:r>
+              <w:rPr>
+                <w:sz w:val="18"/>
+              </w:rPr>
               <w:t xml:space="preserve"> </w:t>
             </w:r>
             <w:r>
               <w:rPr>
                 <w:rStyle w:val="VerbatimChar"/>
+                <w:sz w:val="18"/>
               </w:rPr>
               <w:t xml:space="preserve">unverified</w:t>
             </w:r>
             <w:r>
+              <w:rPr>
+                <w:sz w:val="18"/>
+              </w:rPr>
               <w:t xml:space="preserve">) %; opt-out %</w:t>
             </w:r>
           </w:p>
@@ -5214,11 +7105,13 @@
           <w:p>
             <w:pPr>
               <w:pStyle w:val="Compact"/>
+              <w:spacing w:before="20" w:after="20"/>
               <w:jc w:val="left"/>
             </w:pPr>
             <w:r>
               <w:rPr>
                 <w:rStyle w:val="VerbatimChar"/>
+                <w:sz w:val="18"/>
               </w:rPr>
               <w:t xml:space="preserve">voice_calls_total</w:t>
             </w:r>
@@ -5229,23 +7122,33 @@
           <w:p>
             <w:pPr>
               <w:pStyle w:val="Compact"/>
-              <w:jc w:val="left"/>
-            </w:pPr>
-            <w:r>
-              <w:t xml:space="preserve">Verification failure &gt; 15 % (KI-25); opt-out &gt; 10 %</w:t>
+              <w:spacing w:before="20" w:after="20"/>
+              <w:jc w:val="left"/>
+            </w:pPr>
+            <w:r>
+              <w:rPr>
+                <w:sz w:val="18"/>
+              </w:rPr>
+              <w:t xml:space="preserve">Verification failure &gt; 15 % (ASR quality); opt-out &gt; 10 %</w:t>
             </w:r>
           </w:p>
         </w:tc>
       </w:tr>
       <w:tr>
         <w:tc>
-          <w:tcPr/>
-          <w:p>
-            <w:pPr>
-              <w:pStyle w:val="Compact"/>
-              <w:jc w:val="left"/>
-            </w:pPr>
-            <w:r>
+          <w:tcPr>
+            <w:noWrap/>
+          </w:tcPr>
+          <w:p>
+            <w:pPr>
+              <w:pStyle w:val="Compact"/>
+              <w:spacing w:before="20" w:after="20"/>
+              <w:jc w:val="left"/>
+            </w:pPr>
+            <w:r>
+              <w:rPr>
+                <w:sz w:val="18"/>
+              </w:rPr>
               <w:t xml:space="preserve">Telesales</w:t>
             </w:r>
           </w:p>
@@ -5255,9 +7158,13 @@
           <w:p>
             <w:pPr>
               <w:pStyle w:val="Compact"/>
-              <w:jc w:val="left"/>
-            </w:pPr>
-            <w:r>
+              <w:spacing w:before="20" w:after="20"/>
+              <w:jc w:val="left"/>
+            </w:pPr>
+            <w:r>
+              <w:rPr>
+                <w:sz w:val="18"/>
+              </w:rPr>
               <w:t xml:space="preserve">Handoffs created / claimed / won / lost; open &gt; 2 business hours</w:t>
             </w:r>
           </w:p>
@@ -5267,23 +7174,32 @@
           <w:p>
             <w:pPr>
               <w:pStyle w:val="Compact"/>
+              <w:spacing w:before="20" w:after="20"/>
               <w:jc w:val="left"/>
             </w:pPr>
             <w:r>
               <w:rPr>
                 <w:rStyle w:val="VerbatimChar"/>
+                <w:sz w:val="18"/>
               </w:rPr>
               <w:t xml:space="preserve">GET /api/handoffs</w:t>
             </w:r>
             <w:r>
+              <w:rPr>
+                <w:sz w:val="18"/>
+              </w:rPr>
               <w:t xml:space="preserve">,</w:t>
             </w:r>
             <w:r>
+              <w:rPr>
+                <w:sz w:val="18"/>
+              </w:rPr>
               <w:t xml:space="preserve"> </w:t>
             </w:r>
             <w:r>
               <w:rPr>
                 <w:rStyle w:val="VerbatimChar"/>
+                <w:sz w:val="18"/>
               </w:rPr>
               <w:t xml:space="preserve">tasco_db_handoffs_open_older_than_2h</w:t>
             </w:r>
@@ -5294,9 +7210,13 @@
           <w:p>
             <w:pPr>
               <w:pStyle w:val="Compact"/>
-              <w:jc w:val="left"/>
-            </w:pPr>
-            <w:r>
+              <w:spacing w:before="20" w:after="20"/>
+              <w:jc w:val="left"/>
+            </w:pPr>
+            <w:r>
+              <w:rPr>
+                <w:sz w:val="18"/>
+              </w:rPr>
               <w:t xml:space="preserve">&gt; 20 aged handoffs</w:t>
             </w:r>
           </w:p>
@@ -5308,9 +7228,13 @@
           <w:p>
             <w:pPr>
               <w:pStyle w:val="Compact"/>
-              <w:jc w:val="left"/>
-            </w:pPr>
-            <w:r>
+              <w:spacing w:before="20" w:after="20"/>
+              <w:jc w:val="left"/>
+            </w:pPr>
+            <w:r>
+              <w:rPr>
+                <w:sz w:val="18"/>
+              </w:rPr>
               <w:t xml:space="preserve">Sales funnel</w:t>
             </w:r>
           </w:p>
@@ -5320,9 +7244,13 @@
           <w:p>
             <w:pPr>
               <w:pStyle w:val="Compact"/>
-              <w:jc w:val="left"/>
-            </w:pPr>
-            <w:r>
+              <w:spacing w:before="20" w:after="20"/>
+              <w:jc w:val="left"/>
+            </w:pPr>
+            <w:r>
+              <w:rPr>
+                <w:sz w:val="18"/>
+              </w:rPr>
               <w:t xml:space="preserve">Quotes and orders by channel and journey; conversion; GWP; taps-to-certificate (VETC analytics)</w:t>
             </w:r>
           </w:p>
@@ -5332,27 +7260,39 @@
           <w:p>
             <w:pPr>
               <w:pStyle w:val="Compact"/>
+              <w:spacing w:before="20" w:after="20"/>
               <w:jc w:val="left"/>
             </w:pPr>
             <w:r>
               <w:rPr>
                 <w:rStyle w:val="VerbatimChar"/>
+                <w:sz w:val="18"/>
               </w:rPr>
               <w:t xml:space="preserve">quotes_total</w:t>
             </w:r>
             <w:r>
+              <w:rPr>
+                <w:sz w:val="18"/>
+              </w:rPr>
               <w:t xml:space="preserve">,</w:t>
             </w:r>
             <w:r>
+              <w:rPr>
+                <w:sz w:val="18"/>
+              </w:rPr>
               <w:t xml:space="preserve"> </w:t>
             </w:r>
             <w:r>
               <w:rPr>
                 <w:rStyle w:val="VerbatimChar"/>
+                <w:sz w:val="18"/>
               </w:rPr>
               <w:t xml:space="preserve">orders_completed_total</w:t>
             </w:r>
             <w:r>
+              <w:rPr>
+                <w:sz w:val="18"/>
+              </w:rPr>
               <w:t xml:space="preserve">, dashboard</w:t>
             </w:r>
           </w:p>
@@ -5362,9 +7302,13 @@
           <w:p>
             <w:pPr>
               <w:pStyle w:val="Compact"/>
-              <w:jc w:val="left"/>
-            </w:pPr>
-            <w:r>
+              <w:spacing w:before="20" w:after="20"/>
+              <w:jc w:val="left"/>
+            </w:pPr>
+            <w:r>
+              <w:rPr>
+                <w:sz w:val="18"/>
+              </w:rPr>
               <w:t xml:space="preserve">Conversion −50 % week-over-week</w:t>
             </w:r>
           </w:p>
@@ -5372,13 +7316,19 @@
       </w:tr>
       <w:tr>
         <w:tc>
-          <w:tcPr/>
-          <w:p>
-            <w:pPr>
-              <w:pStyle w:val="Compact"/>
-              <w:jc w:val="left"/>
-            </w:pPr>
-            <w:r>
+          <w:tcPr>
+            <w:noWrap/>
+          </w:tcPr>
+          <w:p>
+            <w:pPr>
+              <w:pStyle w:val="Compact"/>
+              <w:spacing w:before="20" w:after="20"/>
+              <w:jc w:val="left"/>
+            </w:pPr>
+            <w:r>
+              <w:rPr>
+                <w:sz w:val="18"/>
+              </w:rPr>
               <w:t xml:space="preserve">Integrity</w:t>
             </w:r>
           </w:p>
@@ -5388,33 +7338,70 @@
           <w:p>
             <w:pPr>
               <w:pStyle w:val="Compact"/>
+              <w:spacing w:before="20" w:after="20"/>
               <w:jc w:val="left"/>
             </w:pPr>
             <w:r>
               <w:rPr>
                 <w:rStyle w:val="VerbatimChar"/>
+                <w:sz w:val="18"/>
               </w:rPr>
               <w:t xml:space="preserve">issuance_failed_refunded</w:t>
             </w:r>
             <w:r>
-              <w:t xml:space="preserve"> </w:t>
-            </w:r>
-            <w:r>
-              <w:t xml:space="preserve">/</w:t>
-            </w:r>
-            <w:r>
+              <w:rPr>
+                <w:sz w:val="18"/>
+              </w:rPr>
+              <w:t xml:space="preserve">,</w:t>
+            </w:r>
+            <w:r>
+              <w:rPr>
+                <w:sz w:val="18"/>
+              </w:rPr>
               <w:t xml:space="preserve"> </w:t>
             </w:r>
             <w:r>
               <w:rPr>
                 <w:rStyle w:val="VerbatimChar"/>
+                <w:sz w:val="18"/>
+              </w:rPr>
+              <w:t xml:space="preserve">compensation_failed</w:t>
+            </w:r>
+            <w:r>
+              <w:rPr>
+                <w:sz w:val="18"/>
+              </w:rPr>
+              <w:t xml:space="preserve"> </w:t>
+            </w:r>
+            <w:r>
+              <w:rPr>
+                <w:sz w:val="18"/>
+              </w:rPr>
+              <w:t xml:space="preserve">and</w:t>
+            </w:r>
+            <w:r>
+              <w:rPr>
+                <w:sz w:val="18"/>
+              </w:rPr>
+              <w:t xml:space="preserve"> </w:t>
+            </w:r>
+            <w:r>
+              <w:rPr>
+                <w:rStyle w:val="VerbatimChar"/>
+                <w:sz w:val="18"/>
               </w:rPr>
               <w:t xml:space="preserve">payment_failed</w:t>
             </w:r>
             <w:r>
-              <w:t xml:space="preserve"> </w:t>
-            </w:r>
-            <w:r>
+              <w:rPr>
+                <w:sz w:val="18"/>
+              </w:rPr>
+              <w:t xml:space="preserve"> </w:t>
+            </w:r>
+            <w:r>
+              <w:rPr>
+                <w:sz w:val="18"/>
+              </w:rPr>
               <w:t xml:space="preserve">orders; reconciliation mismatches</w:t>
             </w:r>
           </w:p>
@@ -5424,23 +7411,51 @@
           <w:p>
             <w:pPr>
               <w:pStyle w:val="Compact"/>
+              <w:spacing w:before="20" w:after="20"/>
               <w:jc w:val="left"/>
             </w:pPr>
             <w:r>
               <w:rPr>
                 <w:rStyle w:val="VerbatimChar"/>
+                <w:sz w:val="18"/>
+              </w:rPr>
+              <w:t xml:space="preserve">orders_compensation_total</w:t>
+            </w:r>
+            <w:r>
+              <w:rPr>
+                <w:sz w:val="18"/>
+              </w:rPr>
+              <w:t xml:space="preserve">,</w:t>
+            </w:r>
+            <w:r>
+              <w:rPr>
+                <w:sz w:val="18"/>
+              </w:rPr>
+              <w:t xml:space="preserve"> </w:t>
+            </w:r>
+            <w:r>
+              <w:rPr>
+                <w:rStyle w:val="VerbatimChar"/>
+                <w:sz w:val="18"/>
               </w:rPr>
               <w:t xml:space="preserve">orders</w:t>
             </w:r>
             <w:r>
+              <w:rPr>
+                <w:sz w:val="18"/>
+              </w:rPr>
               <w:t xml:space="preserve">,</w:t>
             </w:r>
             <w:r>
+              <w:rPr>
+                <w:sz w:val="18"/>
+              </w:rPr>
               <w:t xml:space="preserve"> </w:t>
             </w:r>
             <w:r>
               <w:rPr>
                 <w:rStyle w:val="VerbatimChar"/>
+                <w:sz w:val="18"/>
               </w:rPr>
               <w:t xml:space="preserve">GET /api/ops/jobs</w:t>
             </w:r>
@@ -5451,23 +7466,52 @@
           <w:p>
             <w:pPr>
               <w:pStyle w:val="Compact"/>
-              <w:jc w:val="left"/>
-            </w:pPr>
-            <w:r>
-              <w:t xml:space="preserve">Any → RB-11</w:t>
+              <w:spacing w:before="20" w:after="20"/>
+              <w:jc w:val="left"/>
+            </w:pPr>
+            <w:r>
+              <w:rPr>
+                <w:sz w:val="18"/>
+              </w:rPr>
+              <w:t xml:space="preserve">Any → RB-11 (</w:t>
+            </w:r>
+            <w:r>
+              <w:rPr>
+                <w:rStyle w:val="VerbatimChar"/>
+                <w:sz w:val="18"/>
+              </w:rPr>
+              <w:t xml:space="preserve">compensation_failed</w:t>
+            </w:r>
+            <w:r>
+              <w:rPr>
+                <w:sz w:val="18"/>
+              </w:rPr>
+              <w:t xml:space="preserve"> </w:t>
+            </w:r>
+            <w:r>
+              <w:rPr>
+                <w:sz w:val="18"/>
+              </w:rPr>
+              <w:t xml:space="preserve">is Sev 1)</w:t>
             </w:r>
           </w:p>
         </w:tc>
       </w:tr>
       <w:tr>
         <w:tc>
-          <w:tcPr/>
-          <w:p>
-            <w:pPr>
-              <w:pStyle w:val="Compact"/>
-              <w:jc w:val="left"/>
-            </w:pPr>
-            <w:r>
+          <w:tcPr>
+            <w:noWrap/>
+          </w:tcPr>
+          <w:p>
+            <w:pPr>
+              <w:pStyle w:val="Compact"/>
+              <w:spacing w:before="20" w:after="20"/>
+              <w:jc w:val="left"/>
+            </w:pPr>
+            <w:r>
+              <w:rPr>
+                <w:sz w:val="18"/>
+              </w:rPr>
               <w:t xml:space="preserve">Data</w:t>
             </w:r>
           </w:p>
@@ -5477,9 +7521,13 @@
           <w:p>
             <w:pPr>
               <w:pStyle w:val="Compact"/>
-              <w:jc w:val="left"/>
-            </w:pPr>
-            <w:r>
+              <w:spacing w:before="20" w:after="20"/>
+              <w:jc w:val="left"/>
+            </w:pPr>
+            <w:r>
+              <w:rPr>
+                <w:sz w:val="18"/>
+              </w:rPr>
               <w:t xml:space="preserve">New DQ issues by type; customer-confirmed expiries</w:t>
             </w:r>
           </w:p>
@@ -5489,23 +7537,32 @@
           <w:p>
             <w:pPr>
               <w:pStyle w:val="Compact"/>
+              <w:spacing w:before="20" w:after="20"/>
               <w:jc w:val="left"/>
             </w:pPr>
             <w:r>
               <w:rPr>
                 <w:rStyle w:val="VerbatimChar"/>
+                <w:sz w:val="18"/>
               </w:rPr>
               <w:t xml:space="preserve">GET /api/dq/issues</w:t>
             </w:r>
             <w:r>
+              <w:rPr>
+                <w:sz w:val="18"/>
+              </w:rPr>
               <w:t xml:space="preserve">, audit</w:t>
             </w:r>
             <w:r>
+              <w:rPr>
+                <w:sz w:val="18"/>
+              </w:rPr>
               <w:t xml:space="preserve"> </w:t>
             </w:r>
             <w:r>
               <w:rPr>
                 <w:rStyle w:val="VerbatimChar"/>
+                <w:sz w:val="18"/>
               </w:rPr>
               <w:t xml:space="preserve">customer.expiry_declared</w:t>
             </w:r>
@@ -5516,9 +7573,13 @@
           <w:p>
             <w:pPr>
               <w:pStyle w:val="Compact"/>
-              <w:jc w:val="left"/>
-            </w:pPr>
-            <w:r>
+              <w:spacing w:before="20" w:after="20"/>
+              <w:jc w:val="left"/>
+            </w:pPr>
+            <w:r>
+              <w:rPr>
+                <w:sz w:val="18"/>
+              </w:rPr>
               <w:t xml:space="preserve">—</w:t>
             </w:r>
           </w:p>
@@ -5526,13 +7587,19 @@
       </w:tr>
       <w:tr>
         <w:tc>
-          <w:tcPr/>
-          <w:p>
-            <w:pPr>
-              <w:pStyle w:val="Compact"/>
-              <w:jc w:val="left"/>
-            </w:pPr>
-            <w:r>
+          <w:tcPr>
+            <w:noWrap/>
+          </w:tcPr>
+          <w:p>
+            <w:pPr>
+              <w:pStyle w:val="Compact"/>
+              <w:spacing w:before="20" w:after="20"/>
+              <w:jc w:val="left"/>
+            </w:pPr>
+            <w:r>
+              <w:rPr>
+                <w:sz w:val="18"/>
+              </w:rPr>
               <w:t xml:space="preserve">Reliability</w:t>
             </w:r>
           </w:p>
@@ -5542,9 +7609,13 @@
           <w:p>
             <w:pPr>
               <w:pStyle w:val="Compact"/>
-              <w:jc w:val="left"/>
-            </w:pPr>
-            <w:r>
+              <w:spacing w:before="20" w:after="20"/>
+              <w:jc w:val="left"/>
+            </w:pPr>
+            <w:r>
+              <w:rPr>
+                <w:sz w:val="18"/>
+              </w:rPr>
               <w:t xml:space="preserve">SLOs (availability, p95), incidents by severity, alerts fired, dead letters</w:t>
             </w:r>
           </w:p>
@@ -5554,9 +7625,13 @@
           <w:p>
             <w:pPr>
               <w:pStyle w:val="Compact"/>
-              <w:jc w:val="left"/>
-            </w:pPr>
-            <w:r>
+              <w:spacing w:before="20" w:after="20"/>
+              <w:jc w:val="left"/>
+            </w:pPr>
+            <w:r>
+              <w:rPr>
+                <w:sz w:val="18"/>
+              </w:rPr>
               <w:t xml:space="preserve">Dashboards D1–D3</w:t>
             </w:r>
           </w:p>
@@ -5566,9 +7641,13 @@
           <w:p>
             <w:pPr>
               <w:pStyle w:val="Compact"/>
-              <w:jc w:val="left"/>
-            </w:pPr>
-            <w:r>
+              <w:spacing w:before="20" w:after="20"/>
+              <w:jc w:val="left"/>
+            </w:pPr>
+            <w:r>
+              <w:rPr>
+                <w:sz w:val="18"/>
+              </w:rPr>
               <w:t xml:space="preserve">SLO burn &gt; 50 % of weekly budget</w:t>
             </w:r>
           </w:p>
@@ -5576,13 +7655,19 @@
       </w:tr>
       <w:tr>
         <w:tc>
-          <w:tcPr/>
-          <w:p>
-            <w:pPr>
-              <w:pStyle w:val="Compact"/>
-              <w:jc w:val="left"/>
-            </w:pPr>
-            <w:r>
+          <w:tcPr>
+            <w:noWrap/>
+          </w:tcPr>
+          <w:p>
+            <w:pPr>
+              <w:pStyle w:val="Compact"/>
+              <w:spacing w:before="20" w:after="20"/>
+              <w:jc w:val="left"/>
+            </w:pPr>
+            <w:r>
+              <w:rPr>
+                <w:sz w:val="18"/>
+              </w:rPr>
               <w:t xml:space="preserve">Compliance</w:t>
             </w:r>
           </w:p>
@@ -5592,9 +7677,13 @@
           <w:p>
             <w:pPr>
               <w:pStyle w:val="Compact"/>
-              <w:jc w:val="left"/>
-            </w:pPr>
-            <w:r>
+              <w:spacing w:before="20" w:after="20"/>
+              <w:jc w:val="left"/>
+            </w:pPr>
+            <w:r>
+              <w:rPr>
+                <w:sz w:val="18"/>
+              </w:rPr>
               <w:t xml:space="preserve">Contacts outside the window (SQL: must be 0), DNC contacts (0), complaints</w:t>
             </w:r>
           </w:p>
@@ -5604,9 +7693,13 @@
           <w:p>
             <w:pPr>
               <w:pStyle w:val="Compact"/>
-              <w:jc w:val="left"/>
-            </w:pPr>
-            <w:r>
+              <w:spacing w:before="20" w:after="20"/>
+              <w:jc w:val="left"/>
+            </w:pPr>
+            <w:r>
+              <w:rPr>
+                <w:sz w:val="18"/>
+              </w:rPr>
               <w:t xml:space="preserve">RB-07 query, CS</w:t>
             </w:r>
           </w:p>
@@ -5616,9 +7709,13 @@
           <w:p>
             <w:pPr>
               <w:pStyle w:val="Compact"/>
-              <w:jc w:val="left"/>
-            </w:pPr>
-            <w:r>
+              <w:spacing w:before="20" w:after="20"/>
+              <w:jc w:val="left"/>
+            </w:pPr>
+            <w:r>
+              <w:rPr>
+                <w:sz w:val="18"/>
+              </w:rPr>
               <w:t xml:space="preserve">Any → Sev 1</w:t>
             </w:r>
           </w:p>
@@ -5626,13 +7723,19 @@
       </w:tr>
       <w:tr>
         <w:tc>
-          <w:tcPr/>
-          <w:p>
-            <w:pPr>
-              <w:pStyle w:val="Compact"/>
-              <w:jc w:val="left"/>
-            </w:pPr>
-            <w:r>
+          <w:tcPr>
+            <w:noWrap/>
+          </w:tcPr>
+          <w:p>
+            <w:pPr>
+              <w:pStyle w:val="Compact"/>
+              <w:spacing w:before="20" w:after="20"/>
+              <w:jc w:val="left"/>
+            </w:pPr>
+            <w:r>
+              <w:rPr>
+                <w:sz w:val="18"/>
+              </w:rPr>
               <w:t xml:space="preserve">Support</w:t>
             </w:r>
           </w:p>
@@ -5642,9 +7745,13 @@
           <w:p>
             <w:pPr>
               <w:pStyle w:val="Compact"/>
-              <w:jc w:val="left"/>
-            </w:pPr>
-            <w:r>
+              <w:spacing w:before="20" w:after="20"/>
+              <w:jc w:val="left"/>
+            </w:pPr>
+            <w:r>
+              <w:rPr>
+                <w:sz w:val="18"/>
+              </w:rPr>
               <w:t xml:space="preserve">Tickets by tier and category; % resolved at L1/L2</w:t>
             </w:r>
           </w:p>
@@ -5654,9 +7761,13 @@
           <w:p>
             <w:pPr>
               <w:pStyle w:val="Compact"/>
-              <w:jc w:val="left"/>
-            </w:pPr>
-            <w:r>
+              <w:spacing w:before="20" w:after="20"/>
+              <w:jc w:val="left"/>
+            </w:pPr>
+            <w:r>
+              <w:rPr>
+                <w:sz w:val="18"/>
+              </w:rPr>
               <w:t xml:space="preserve">ITSM</w:t>
             </w:r>
           </w:p>
@@ -5666,9 +7777,13 @@
           <w:p>
             <w:pPr>
               <w:pStyle w:val="Compact"/>
-              <w:jc w:val="left"/>
-            </w:pPr>
-            <w:r>
+              <w:spacing w:before="20" w:after="20"/>
+              <w:jc w:val="left"/>
+            </w:pPr>
+            <w:r>
+              <w:rPr>
+                <w:sz w:val="18"/>
+              </w:rPr>
               <w:t xml:space="preserve">L3 share &gt; 30 % in week 3+</w:t>
             </w:r>
           </w:p>
@@ -5708,12 +7823,14 @@
           <w:p>
             <w:pPr>
               <w:pStyle w:val="Compact"/>
+              <w:spacing w:before="20" w:after="20"/>
               <w:jc w:val="left"/>
             </w:pPr>
             <w:r>
               <w:rPr>
                 <w:b/>
                 <w:color w:val="FFFFFF"/>
+                <w:sz w:val="18"/>
               </w:rPr>
               <w:t xml:space="preserve">#</w:t>
             </w:r>
@@ -5726,12 +7843,14 @@
           <w:p>
             <w:pPr>
               <w:pStyle w:val="Compact"/>
+              <w:spacing w:before="20" w:after="20"/>
               <w:jc w:val="left"/>
             </w:pPr>
             <w:r>
               <w:rPr>
                 <w:b/>
                 <w:color w:val="FFFFFF"/>
+                <w:sz w:val="18"/>
               </w:rPr>
               <w:t xml:space="preserve">Criterion</w:t>
             </w:r>
@@ -5740,13 +7859,19 @@
       </w:tr>
       <w:tr>
         <w:tc>
-          <w:tcPr/>
-          <w:p>
-            <w:pPr>
-              <w:pStyle w:val="Compact"/>
-              <w:jc w:val="left"/>
-            </w:pPr>
-            <w:r>
+          <w:tcPr>
+            <w:noWrap/>
+          </w:tcPr>
+          <w:p>
+            <w:pPr>
+              <w:pStyle w:val="Compact"/>
+              <w:spacing w:before="20" w:after="20"/>
+              <w:jc w:val="left"/>
+            </w:pPr>
+            <w:r>
+              <w:rPr>
+                <w:sz w:val="18"/>
+              </w:rPr>
               <w:t xml:space="preserve">H-1</w:t>
             </w:r>
           </w:p>
@@ -5756,9 +7881,13 @@
           <w:p>
             <w:pPr>
               <w:pStyle w:val="Compact"/>
-              <w:jc w:val="left"/>
-            </w:pPr>
-            <w:r>
+              <w:spacing w:before="20" w:after="20"/>
+              <w:jc w:val="left"/>
+            </w:pPr>
+            <w:r>
+              <w:rPr>
+                <w:sz w:val="18"/>
+              </w:rPr>
               <w:t xml:space="preserve">No Sev 1 for 14 consecutive days and no open Sev 2</w:t>
             </w:r>
           </w:p>
@@ -5766,13 +7895,19 @@
       </w:tr>
       <w:tr>
         <w:tc>
-          <w:tcPr/>
-          <w:p>
-            <w:pPr>
-              <w:pStyle w:val="Compact"/>
-              <w:jc w:val="left"/>
-            </w:pPr>
-            <w:r>
+          <w:tcPr>
+            <w:noWrap/>
+          </w:tcPr>
+          <w:p>
+            <w:pPr>
+              <w:pStyle w:val="Compact"/>
+              <w:spacing w:before="20" w:after="20"/>
+              <w:jc w:val="left"/>
+            </w:pPr>
+            <w:r>
+              <w:rPr>
+                <w:sz w:val="18"/>
+              </w:rPr>
               <w:t xml:space="preserve">H-2</w:t>
             </w:r>
           </w:p>
@@ -5782,9 +7917,13 @@
           <w:p>
             <w:pPr>
               <w:pStyle w:val="Compact"/>
-              <w:jc w:val="left"/>
-            </w:pPr>
-            <w:r>
+              <w:spacing w:before="20" w:after="20"/>
+              <w:jc w:val="left"/>
+            </w:pPr>
+            <w:r>
+              <w:rPr>
+                <w:sz w:val="18"/>
+              </w:rPr>
               <w:t xml:space="preserve">SLO-01 – SLO-04 met for the last 14 days</w:t>
             </w:r>
           </w:p>
@@ -5792,13 +7931,19 @@
       </w:tr>
       <w:tr>
         <w:tc>
-          <w:tcPr/>
-          <w:p>
-            <w:pPr>
-              <w:pStyle w:val="Compact"/>
-              <w:jc w:val="left"/>
-            </w:pPr>
-            <w:r>
+          <w:tcPr>
+            <w:noWrap/>
+          </w:tcPr>
+          <w:p>
+            <w:pPr>
+              <w:pStyle w:val="Compact"/>
+              <w:spacing w:before="20" w:after="20"/>
+              <w:jc w:val="left"/>
+            </w:pPr>
+            <w:r>
+              <w:rPr>
+                <w:sz w:val="18"/>
+              </w:rPr>
               <w:t xml:space="preserve">H-3</w:t>
             </w:r>
           </w:p>
@@ -5808,23 +7953,33 @@
           <w:p>
             <w:pPr>
               <w:pStyle w:val="Compact"/>
-              <w:jc w:val="left"/>
-            </w:pPr>
-            <w:r>
-              <w:t xml:space="preserve">Journeys complete inside the window daily for the last 10 business days (KI-05 fixed before W1)</w:t>
+              <w:spacing w:before="20" w:after="20"/>
+              <w:jc w:val="left"/>
+            </w:pPr>
+            <w:r>
+              <w:rPr>
+                <w:sz w:val="18"/>
+              </w:rPr>
+              <w:t xml:space="preserve">Journeys complete inside the window daily for the last 10 business days</w:t>
             </w:r>
           </w:p>
         </w:tc>
       </w:tr>
       <w:tr>
         <w:tc>
-          <w:tcPr/>
-          <w:p>
-            <w:pPr>
-              <w:pStyle w:val="Compact"/>
-              <w:jc w:val="left"/>
-            </w:pPr>
-            <w:r>
+          <w:tcPr>
+            <w:noWrap/>
+          </w:tcPr>
+          <w:p>
+            <w:pPr>
+              <w:pStyle w:val="Compact"/>
+              <w:spacing w:before="20" w:after="20"/>
+              <w:jc w:val="left"/>
+            </w:pPr>
+            <w:r>
+              <w:rPr>
+                <w:sz w:val="18"/>
+              </w:rPr>
               <w:t xml:space="preserve">H-4</w:t>
             </w:r>
           </w:p>
@@ -5834,9 +7989,13 @@
           <w:p>
             <w:pPr>
               <w:pStyle w:val="Compact"/>
-              <w:jc w:val="left"/>
-            </w:pPr>
-            <w:r>
+              <w:spacing w:before="20" w:after="20"/>
+              <w:jc w:val="left"/>
+            </w:pPr>
+            <w:r>
+              <w:rPr>
+                <w:sz w:val="18"/>
+              </w:rPr>
               <w:t xml:space="preserve">Reconciliation clean (0 unexplained mismatches) for 10 consecutive days</w:t>
             </w:r>
           </w:p>
@@ -5844,13 +8003,19 @@
       </w:tr>
       <w:tr>
         <w:tc>
-          <w:tcPr/>
-          <w:p>
-            <w:pPr>
-              <w:pStyle w:val="Compact"/>
-              <w:jc w:val="left"/>
-            </w:pPr>
-            <w:r>
+          <w:tcPr>
+            <w:noWrap/>
+          </w:tcPr>
+          <w:p>
+            <w:pPr>
+              <w:pStyle w:val="Compact"/>
+              <w:spacing w:before="20" w:after="20"/>
+              <w:jc w:val="left"/>
+            </w:pPr>
+            <w:r>
+              <w:rPr>
+                <w:sz w:val="18"/>
+              </w:rPr>
               <w:t xml:space="preserve">H-5</w:t>
             </w:r>
           </w:p>
@@ -5860,9 +8025,13 @@
           <w:p>
             <w:pPr>
               <w:pStyle w:val="Compact"/>
-              <w:jc w:val="left"/>
-            </w:pPr>
-            <w:r>
+              <w:spacing w:before="20" w:after="20"/>
+              <w:jc w:val="left"/>
+            </w:pPr>
+            <w:r>
+              <w:rPr>
+                <w:sz w:val="18"/>
+              </w:rPr>
               <w:t xml:space="preserve">L2 resolves ≥ 80 % of tickets without L3; runbooks and KEDB updated with every new incident type</w:t>
             </w:r>
           </w:p>
@@ -5870,13 +8039,19 @@
       </w:tr>
       <w:tr>
         <w:tc>
-          <w:tcPr/>
-          <w:p>
-            <w:pPr>
-              <w:pStyle w:val="Compact"/>
-              <w:jc w:val="left"/>
-            </w:pPr>
-            <w:r>
+          <w:tcPr>
+            <w:noWrap/>
+          </w:tcPr>
+          <w:p>
+            <w:pPr>
+              <w:pStyle w:val="Compact"/>
+              <w:spacing w:before="20" w:after="20"/>
+              <w:jc w:val="left"/>
+            </w:pPr>
+            <w:r>
+              <w:rPr>
+                <w:sz w:val="18"/>
+              </w:rPr>
               <w:t xml:space="preserve">H-6</w:t>
             </w:r>
           </w:p>
@@ -5886,9 +8061,13 @@
           <w:p>
             <w:pPr>
               <w:pStyle w:val="Compact"/>
-              <w:jc w:val="left"/>
-            </w:pPr>
-            <w:r>
+              <w:spacing w:before="20" w:after="20"/>
+              <w:jc w:val="left"/>
+            </w:pPr>
+            <w:r>
+              <w:rPr>
+                <w:sz w:val="18"/>
+              </w:rPr>
               <w:t xml:space="preserve">Alert noise: &lt; 5 non-actionable pages per week</w:t>
             </w:r>
           </w:p>
@@ -5896,13 +8075,19 @@
       </w:tr>
       <w:tr>
         <w:tc>
-          <w:tcPr/>
-          <w:p>
-            <w:pPr>
-              <w:pStyle w:val="Compact"/>
-              <w:jc w:val="left"/>
-            </w:pPr>
-            <w:r>
+          <w:tcPr>
+            <w:noWrap/>
+          </w:tcPr>
+          <w:p>
+            <w:pPr>
+              <w:pStyle w:val="Compact"/>
+              <w:spacing w:before="20" w:after="20"/>
+              <w:jc w:val="left"/>
+            </w:pPr>
+            <w:r>
+              <w:rPr>
+                <w:sz w:val="18"/>
+              </w:rPr>
               <w:t xml:space="preserve">H-7</w:t>
             </w:r>
           </w:p>
@@ -5912,9 +8097,13 @@
           <w:p>
             <w:pPr>
               <w:pStyle w:val="Compact"/>
-              <w:jc w:val="left"/>
-            </w:pPr>
-            <w:r>
+              <w:spacing w:before="20" w:after="20"/>
+              <w:jc w:val="left"/>
+            </w:pPr>
+            <w:r>
+              <w:rPr>
+                <w:sz w:val="18"/>
+              </w:rPr>
               <w:t xml:space="preserve">Open Sev 3 defects &lt; 10, each with a planned release</w:t>
             </w:r>
           </w:p>
@@ -5922,13 +8111,19 @@
       </w:tr>
       <w:tr>
         <w:tc>
-          <w:tcPr/>
-          <w:p>
-            <w:pPr>
-              <w:pStyle w:val="Compact"/>
-              <w:jc w:val="left"/>
-            </w:pPr>
-            <w:r>
+          <w:tcPr>
+            <w:noWrap/>
+          </w:tcPr>
+          <w:p>
+            <w:pPr>
+              <w:pStyle w:val="Compact"/>
+              <w:spacing w:before="20" w:after="20"/>
+              <w:jc w:val="left"/>
+            </w:pPr>
+            <w:r>
+              <w:rPr>
+                <w:sz w:val="18"/>
+              </w:rPr>
               <w:t xml:space="preserve">H-8</w:t>
             </w:r>
           </w:p>
@@ -5938,35 +8133,33 @@
           <w:p>
             <w:pPr>
               <w:pStyle w:val="Compact"/>
-              <w:jc w:val="left"/>
-            </w:pPr>
-            <w:r>
-              <w:t xml:space="preserve">KT sessions for this wave's features completed (see</w:t>
-            </w:r>
-            <w:r>
-              <w:t xml:space="preserve"> </w:t>
-            </w:r>
-            <w:r>
-              <w:rPr>
-                <w:rStyle w:val="VerbatimChar"/>
-              </w:rPr>
-              <w:t xml:space="preserve">docs/delivery/kt-plan.docx</w:t>
-            </w:r>
-            <w:r>
-              <w:t xml:space="preserve">)</w:t>
+              <w:spacing w:before="20" w:after="20"/>
+              <w:jc w:val="left"/>
+            </w:pPr>
+            <w:r>
+              <w:rPr>
+                <w:sz w:val="18"/>
+              </w:rPr>
+              <w:t xml:space="preserve">KT sessions for this wave's features completed (see the KT Plan, docs/delivery/kt-plan.pdf)</w:t>
             </w:r>
           </w:p>
         </w:tc>
       </w:tr>
       <w:tr>
         <w:tc>
-          <w:tcPr/>
-          <w:p>
-            <w:pPr>
-              <w:pStyle w:val="Compact"/>
-              <w:jc w:val="left"/>
-            </w:pPr>
-            <w:r>
+          <w:tcPr>
+            <w:noWrap/>
+          </w:tcPr>
+          <w:p>
+            <w:pPr>
+              <w:pStyle w:val="Compact"/>
+              <w:spacing w:before="20" w:after="20"/>
+              <w:jc w:val="left"/>
+            </w:pPr>
+            <w:r>
+              <w:rPr>
+                <w:sz w:val="18"/>
+              </w:rPr>
               <w:t xml:space="preserve">H-9</w:t>
             </w:r>
           </w:p>
@@ -5976,9 +8169,13 @@
           <w:p>
             <w:pPr>
               <w:pStyle w:val="Compact"/>
-              <w:jc w:val="left"/>
-            </w:pPr>
-            <w:r>
+              <w:spacing w:before="20" w:after="20"/>
+              <w:jc w:val="left"/>
+            </w:pPr>
+            <w:r>
+              <w:rPr>
+                <w:sz w:val="18"/>
+              </w:rPr>
               <w:t xml:space="preserve">Business Owner and TASCO IT Head sign the hypercare exit</w:t>
             </w:r>
           </w:p>
@@ -6003,7 +8200,7 @@
       <w:r>
         <w:drawing>
           <wp:inline>
-            <wp:extent cx="6119999" cy="600432"/>
+            <wp:extent cx="6119999" cy="702826"/>
             <wp:effectExtent b="0" l="0" r="0" t="0"/>
             <wp:docPr descr="" title="" id="41" name="Picture"/>
             <a:graphic>
@@ -6024,7 +8221,7 @@
                   <pic:spPr bwMode="auto">
                     <a:xfrm>
                       <a:off x="0" y="0"/>
-                      <a:ext cx="6119999" cy="600432"/>
+                      <a:ext cx="6119999" cy="702826"/>
                     </a:xfrm>
                     <a:prstGeom prst="rect">
                       <a:avLst/>
@@ -6066,12 +8263,14 @@
           <w:p>
             <w:pPr>
               <w:pStyle w:val="Compact"/>
+              <w:spacing w:before="20" w:after="20"/>
               <w:jc w:val="left"/>
             </w:pPr>
             <w:r>
               <w:rPr>
                 <w:b/>
                 <w:color w:val="FFFFFF"/>
+                <w:sz w:val="18"/>
               </w:rPr>
               <w:t xml:space="preserve">Item</w:t>
             </w:r>
@@ -6084,12 +8283,14 @@
           <w:p>
             <w:pPr>
               <w:pStyle w:val="Compact"/>
+              <w:spacing w:before="20" w:after="20"/>
               <w:jc w:val="left"/>
             </w:pPr>
             <w:r>
               <w:rPr>
                 <w:b/>
                 <w:color w:val="FFFFFF"/>
+                <w:sz w:val="18"/>
               </w:rPr>
               <w:t xml:space="preserve">Hand-over to BAU</w:t>
             </w:r>
@@ -6098,13 +8299,19 @@
       </w:tr>
       <w:tr>
         <w:tc>
-          <w:tcPr/>
-          <w:p>
-            <w:pPr>
-              <w:pStyle w:val="Compact"/>
-              <w:jc w:val="left"/>
-            </w:pPr>
-            <w:r>
+          <w:tcPr>
+            <w:noWrap/>
+          </w:tcPr>
+          <w:p>
+            <w:pPr>
+              <w:pStyle w:val="Compact"/>
+              <w:spacing w:before="20" w:after="20"/>
+              <w:jc w:val="left"/>
+            </w:pPr>
+            <w:r>
+              <w:rPr>
+                <w:sz w:val="18"/>
+              </w:rPr>
               <w:t xml:space="preserve">Support</w:t>
             </w:r>
           </w:p>
@@ -6114,9 +8321,13 @@
           <w:p>
             <w:pPr>
               <w:pStyle w:val="Compact"/>
-              <w:jc w:val="left"/>
-            </w:pPr>
-            <w:r>
+              <w:spacing w:before="20" w:after="20"/>
+              <w:jc w:val="left"/>
+            </w:pPr>
+            <w:r>
+              <w:rPr>
+                <w:sz w:val="18"/>
+              </w:rPr>
               <w:t xml:space="preserve">L2 rota fully TASCO; L3 via the AMS contract with the severity SLAs from the runbook</w:t>
             </w:r>
           </w:p>
@@ -6124,13 +8335,19 @@
       </w:tr>
       <w:tr>
         <w:tc>
-          <w:tcPr/>
-          <w:p>
-            <w:pPr>
-              <w:pStyle w:val="Compact"/>
-              <w:jc w:val="left"/>
-            </w:pPr>
-            <w:r>
+          <w:tcPr>
+            <w:noWrap/>
+          </w:tcPr>
+          <w:p>
+            <w:pPr>
+              <w:pStyle w:val="Compact"/>
+              <w:spacing w:before="20" w:after="20"/>
+              <w:jc w:val="left"/>
+            </w:pPr>
+            <w:r>
+              <w:rPr>
+                <w:sz w:val="18"/>
+              </w:rPr>
               <w:t xml:space="preserve">Monitoring</w:t>
             </w:r>
           </w:p>
@@ -6140,9 +8357,13 @@
           <w:p>
             <w:pPr>
               <w:pStyle w:val="Compact"/>
-              <w:jc w:val="left"/>
-            </w:pPr>
-            <w:r>
+              <w:spacing w:before="20" w:after="20"/>
+              <w:jc w:val="left"/>
+            </w:pPr>
+            <w:r>
+              <w:rPr>
+                <w:sz w:val="18"/>
+              </w:rPr>
               <w:t xml:space="preserve">Alert routing switched to TASCO on-call; dashboards owned by TASCO IT ops</w:t>
             </w:r>
           </w:p>
@@ -6150,13 +8371,19 @@
       </w:tr>
       <w:tr>
         <w:tc>
-          <w:tcPr/>
-          <w:p>
-            <w:pPr>
-              <w:pStyle w:val="Compact"/>
-              <w:jc w:val="left"/>
-            </w:pPr>
-            <w:r>
+          <w:tcPr>
+            <w:noWrap/>
+          </w:tcPr>
+          <w:p>
+            <w:pPr>
+              <w:pStyle w:val="Compact"/>
+              <w:spacing w:before="20" w:after="20"/>
+              <w:jc w:val="left"/>
+            </w:pPr>
+            <w:r>
+              <w:rPr>
+                <w:sz w:val="18"/>
+              </w:rPr>
               <w:t xml:space="preserve">Releases</w:t>
             </w:r>
           </w:p>
@@ -6166,9 +8393,13 @@
           <w:p>
             <w:pPr>
               <w:pStyle w:val="Compact"/>
-              <w:jc w:val="left"/>
-            </w:pPr>
-            <w:r>
+              <w:spacing w:before="20" w:after="20"/>
+              <w:jc w:val="left"/>
+            </w:pPr>
+            <w:r>
+              <w:rPr>
+                <w:sz w:val="18"/>
+              </w:rPr>
               <w:t xml:space="preserve">Monthly release train via CAB (</w:t>
             </w:r>
             <w:hyperlink r:id="rId23">
@@ -6176,10 +8407,13 @@
                 <w:rPr>
                   <w:rStyle w:val="Hyperlink"/>
                 </w:rPr>
-                <w:t xml:space="preserve">release management</w:t>
+                <w:t xml:space="preserve">Release and Change Management</w:t>
               </w:r>
             </w:hyperlink>
             <w:r>
+              <w:rPr>
+                <w:sz w:val="18"/>
+              </w:rPr>
               <w:t xml:space="preserve">); rule changes are a business-as-usual activity of TASCO rule authors and approvers</w:t>
             </w:r>
           </w:p>
@@ -6187,13 +8421,19 @@
       </w:tr>
       <w:tr>
         <w:tc>
-          <w:tcPr/>
-          <w:p>
-            <w:pPr>
-              <w:pStyle w:val="Compact"/>
-              <w:jc w:val="left"/>
-            </w:pPr>
-            <w:r>
+          <w:tcPr>
+            <w:noWrap/>
+          </w:tcPr>
+          <w:p>
+            <w:pPr>
+              <w:pStyle w:val="Compact"/>
+              <w:spacing w:before="20" w:after="20"/>
+              <w:jc w:val="left"/>
+            </w:pPr>
+            <w:r>
+              <w:rPr>
+                <w:sz w:val="18"/>
+              </w:rPr>
               <w:t xml:space="preserve">Knowledge</w:t>
             </w:r>
           </w:p>
@@ -6203,9 +8443,13 @@
           <w:p>
             <w:pPr>
               <w:pStyle w:val="Compact"/>
-              <w:jc w:val="left"/>
-            </w:pPr>
-            <w:r>
+              <w:spacing w:before="20" w:after="20"/>
+              <w:jc w:val="left"/>
+            </w:pPr>
+            <w:r>
+              <w:rPr>
+                <w:sz w:val="18"/>
+              </w:rPr>
               <w:t xml:space="preserve">KT plan completion; runbook, SOPs and readiness evidence archived; open known issues with owners</w:t>
             </w:r>
           </w:p>
@@ -6213,13 +8457,19 @@
       </w:tr>
       <w:tr>
         <w:tc>
-          <w:tcPr/>
-          <w:p>
-            <w:pPr>
-              <w:pStyle w:val="Compact"/>
-              <w:jc w:val="left"/>
-            </w:pPr>
-            <w:r>
+          <w:tcPr>
+            <w:noWrap/>
+          </w:tcPr>
+          <w:p>
+            <w:pPr>
+              <w:pStyle w:val="Compact"/>
+              <w:spacing w:before="20" w:after="20"/>
+              <w:jc w:val="left"/>
+            </w:pPr>
+            <w:r>
+              <w:rPr>
+                <w:sz w:val="18"/>
+              </w:rPr>
               <w:t xml:space="preserve">Governance</w:t>
             </w:r>
           </w:p>
@@ -6229,9 +8479,13 @@
           <w:p>
             <w:pPr>
               <w:pStyle w:val="Compact"/>
-              <w:jc w:val="left"/>
-            </w:pPr>
-            <w:r>
+              <w:spacing w:before="20" w:after="20"/>
+              <w:jc w:val="left"/>
+            </w:pPr>
+            <w:r>
+              <w:rPr>
+                <w:sz w:val="18"/>
+              </w:rPr>
               <w:t xml:space="preserve">Monthly service review (SLOs, incidents, capacity, KI burn-down); quarterly DR test reports; quarterly access review</w:t>
             </w:r>
           </w:p>
@@ -6262,7 +8516,7 @@
     </w:pPr>
     <w:r>
       <w:rPr>
-        <w:rFonts w:ascii="Arial" w:hAnsi="Arial"/>
+        <w:rFonts w:ascii="Calibri" w:hAnsi="Calibri"/>
         <w:sz w:val="16"/>
       </w:rPr>
       <w:t xml:space="preserve">Prepared by iorta TechNXT · Confidential · Page </w:t>
@@ -6307,7 +8561,7 @@
     </w:pPr>
     <w:r>
       <w:rPr>
-        <w:rFonts w:ascii="Arial" w:hAnsi="Arial"/>
+        <w:rFonts w:ascii="Calibri" w:hAnsi="Calibri"/>
         <w:color w:val="213368"/>
         <w:sz w:val="16"/>
       </w:rPr>
@@ -6538,9 +8792,9 @@
     <w:name w:val="Normal"/>
     <w:qFormat/>
     <w:rPr>
-      <w:rFonts w:ascii="Arial" w:cs="Arial" w:eastAsia="Arial" w:hAnsi="Arial"/>
+      <w:rFonts w:ascii="Calibri" w:cs="Calibri" w:eastAsia="Calibri" w:hAnsi="Calibri"/>
       <w:color w:val="121A33"/>
-      <w:sz w:val="21"/>
+      <w:sz w:val="22"/>
     </w:rPr>
   </w:style>
   <w:style w:styleId="BodyText" w:type="paragraph">
@@ -6552,9 +8806,9 @@
     </w:pPr>
     <w:qFormat/>
     <w:rPr>
-      <w:rFonts w:ascii="Arial" w:cs="Arial" w:eastAsia="Arial" w:hAnsi="Arial"/>
+      <w:rFonts w:ascii="Calibri" w:cs="Calibri" w:eastAsia="Calibri" w:hAnsi="Calibri"/>
       <w:color w:val="121A33"/>
-      <w:sz w:val="21"/>
+      <w:sz w:val="22"/>
     </w:rPr>
   </w:style>
   <w:style w:customStyle="1" w:styleId="FirstParagraph" w:type="paragraph">
@@ -6563,9 +8817,9 @@
     <w:next w:val="BodyText"/>
     <w:qFormat/>
     <w:rPr>
-      <w:rFonts w:ascii="Arial" w:cs="Arial" w:eastAsia="Arial" w:hAnsi="Arial"/>
+      <w:rFonts w:ascii="Calibri" w:cs="Calibri" w:eastAsia="Calibri" w:hAnsi="Calibri"/>
       <w:color w:val="121A33"/>
-      <w:sz w:val="21"/>
+      <w:sz w:val="22"/>
     </w:rPr>
   </w:style>
   <w:style w:customStyle="1" w:styleId="Compact" w:type="paragraph">
@@ -6576,9 +8830,9 @@
       <w:spacing w:after="36" w:before="36"/>
     </w:pPr>
     <w:rPr>
-      <w:rFonts w:ascii="Arial" w:cs="Arial" w:eastAsia="Arial" w:hAnsi="Arial"/>
+      <w:rFonts w:ascii="Calibri" w:cs="Calibri" w:eastAsia="Calibri" w:hAnsi="Calibri"/>
       <w:color w:val="121A33"/>
-      <w:sz w:val="21"/>
+      <w:sz w:val="22"/>
     </w:rPr>
   </w:style>
   <w:style w:styleId="Title" w:type="paragraph">
@@ -6593,11 +8847,11 @@
       <w:jc w:val="center"/>
     </w:pPr>
     <w:rPr>
-      <w:rFonts w:ascii="Arial" w:asciiTheme="majorHAnsi" w:cs="Arial" w:cstheme="majorBidi" w:eastAsia="Arial" w:eastAsiaTheme="majorEastAsia" w:hAnsi="Arial" w:hAnsiTheme="majorHAnsi"/>
+      <w:rFonts w:ascii="Calibri" w:asciiTheme="majorHAnsi" w:cs="Calibri" w:cstheme="majorBidi" w:eastAsia="Calibri" w:eastAsiaTheme="majorEastAsia" w:hAnsi="Calibri" w:hAnsiTheme="majorHAnsi"/>
       <w:b/>
       <w:bCs/>
       <w:color w:val="213368"/>
-      <w:sz w:val="48"/>
+      <w:sz w:val="52"/>
       <w:szCs w:val="36"/>
     </w:rPr>
   </w:style>
@@ -6613,7 +8867,7 @@
       <w:jc w:val="center"/>
     </w:pPr>
     <w:rPr>
-      <w:rFonts w:ascii="Arial" w:cs="Arial" w:eastAsia="Arial" w:hAnsi="Arial"/>
+      <w:rFonts w:ascii="Calibri" w:cs="Calibri" w:eastAsia="Calibri" w:hAnsi="Calibri"/>
       <w:b w:val="0"/>
       <w:color w:val="0B6B66"/>
       <w:sz w:val="26"/>
@@ -6882,9 +9136,9 @@
       <w:ind w:firstLine="0" w:left="480" w:right="480"/>
     </w:pPr>
     <w:rPr>
-      <w:rFonts w:ascii="Arial" w:cs="Arial" w:eastAsia="Arial" w:hAnsi="Arial"/>
+      <w:rFonts w:ascii="Calibri" w:cs="Calibri" w:eastAsia="Calibri" w:hAnsi="Calibri"/>
       <w:color w:val="121A33"/>
-      <w:sz w:val="21"/>
+      <w:sz w:val="22"/>
     </w:rPr>
   </w:style>
   <w:style w:styleId="FootnoteText" w:type="paragraph">
@@ -6907,7 +9161,7 @@
     <w:unhideWhenUsed/>
     <w:qFormat/>
     <w:rPr>
-      <w:rFonts w:ascii="Arial" w:cs="Arial" w:eastAsia="Arial" w:hAnsi="Arial"/>
+      <w:rFonts w:ascii="Calibri" w:cs="Calibri" w:eastAsia="Calibri" w:hAnsi="Calibri"/>
       <w:sz w:val="18"/>
     </w:rPr>
     <w:tblPr>
@@ -7003,7 +9257,8 @@
     <w:basedOn w:val="BodyTextChar"/>
     <w:rPr>
       <w:rFonts w:ascii="Consolas" w:cs="Consolas" w:eastAsia="Consolas" w:hAnsi="Consolas"/>
-      <w:sz w:val="17"/>
+      <w:color w:val="2A3A6E"/>
+      <w:sz w:val="18"/>
     </w:rPr>
   </w:style>
   <w:style w:customStyle="1" w:styleId="SectionNumber" w:type="character">
